--- a/assets/pieces/Сдохнуть в Кукляндии, версия без мата Пётр Вяткин 2020.docx
+++ b/assets/pieces/Сдохнуть в Кукляндии, версия без мата Пётр Вяткин 2020.docx
@@ -122,7 +122,6 @@
                 </w:rPr>
                 <w:t>.</w:t>
               </w:r>
-              <w:proofErr w:type="spellStart"/>
               <w:r>
                 <w:rPr>
                   <w:rStyle w:val="Hyperlink"/>
@@ -132,7 +131,6 @@
                 </w:rPr>
                 <w:t>ru</w:t>
               </w:r>
-              <w:proofErr w:type="spellEnd"/>
             </w:hyperlink>
           </w:p>
           <w:p>
@@ -196,7 +194,6 @@
               </w:rPr>
               <w:t xml:space="preserve">Сдохнуть в </w:t>
             </w:r>
-            <w:proofErr w:type="spellStart"/>
             <w:r>
               <w:rPr>
                 <w:rFonts w:ascii="Times New Roman" w:hAnsi="Times New Roman" w:cs="Times New Roman"/>
@@ -219,7 +216,6 @@
               </w:rPr>
               <w:t>укляндии</w:t>
             </w:r>
-            <w:proofErr w:type="spellEnd"/>
           </w:p>
           <w:p>
             <w:pPr>
@@ -243,7 +239,17 @@
                 <w:szCs w:val="36"/>
                 <w:lang w:val="ru-RU"/>
               </w:rPr>
-              <w:t>Матерная комедия для кукольного театра</w:t>
+              <w:t>Матерная комедия для театра</w:t>
+            </w:r>
+            <w:r>
+              <w:rPr>
+                <w:rFonts w:ascii="Times New Roman" w:hAnsi="Times New Roman" w:cs="Times New Roman"/>
+                <w:b w:val="0"/>
+                <w:sz w:val="36"/>
+                <w:szCs w:val="36"/>
+                <w:lang w:val="ru-RU"/>
+              </w:rPr>
+              <w:t xml:space="preserve"> кукол</w:t>
             </w:r>
           </w:p>
           <w:p>
@@ -317,7 +323,6 @@
                 <w:szCs w:val="24"/>
               </w:rPr>
             </w:pPr>
-            <w:proofErr w:type="spellStart"/>
             <w:r>
               <w:rPr>
                 <w:rFonts w:ascii="Times New Roman" w:hAnsi="Times New Roman" w:cs="Times New Roman"/>
@@ -326,7 +331,6 @@
               </w:rPr>
               <w:t>Москва</w:t>
             </w:r>
-            <w:proofErr w:type="spellEnd"/>
           </w:p>
           <w:p>
             <w:pPr>
@@ -561,7 +565,6 @@
           <w:shd w:val="clear" w:color="auto" w:fill="FFFFFF"/>
         </w:rPr>
       </w:pPr>
-      <w:proofErr w:type="spellStart"/>
       <w:r>
         <w:rPr>
           <w:rFonts w:ascii="Times New Roman" w:hAnsi="Times New Roman"/>
@@ -572,7 +575,6 @@
         </w:rPr>
         <w:t>Широкоушка</w:t>
       </w:r>
-      <w:proofErr w:type="spellEnd"/>
     </w:p>
     <w:p>
       <w:pPr>
@@ -1123,7 +1125,6 @@
           <w:shd w:val="clear" w:color="auto" w:fill="FFFFFF"/>
         </w:rPr>
       </w:pPr>
-      <w:proofErr w:type="spellStart"/>
       <w:r>
         <w:rPr>
           <w:rFonts w:ascii="Times New Roman" w:hAnsi="Times New Roman"/>
@@ -1134,7 +1135,6 @@
         </w:rPr>
         <w:t>Енотик</w:t>
       </w:r>
-      <w:proofErr w:type="spellEnd"/>
     </w:p>
     <w:p>
       <w:pPr>
@@ -1261,25 +1261,7 @@
           <w:sz w:val="24"/>
           <w:szCs w:val="24"/>
         </w:rPr>
-        <w:t xml:space="preserve"> Алехандро </w:t>
-      </w:r>
-      <w:proofErr w:type="spellStart"/>
-      <w:r>
-        <w:rPr>
-          <w:rFonts w:ascii="Times New Roman" w:hAnsi="Times New Roman"/>
-          <w:sz w:val="24"/>
-          <w:szCs w:val="24"/>
-        </w:rPr>
-        <w:t>Ходоровски</w:t>
-      </w:r>
-      <w:proofErr w:type="spellEnd"/>
-      <w:r>
-        <w:rPr>
-          <w:rFonts w:ascii="Times New Roman" w:hAnsi="Times New Roman"/>
-          <w:sz w:val="24"/>
-          <w:szCs w:val="24"/>
-        </w:rPr>
-        <w:t>.</w:t>
+        <w:t xml:space="preserve"> Алехандро Ходоровски.</w:t>
       </w:r>
     </w:p>
     <w:p>
@@ -1349,153 +1331,53 @@
           <w:sz w:val="24"/>
           <w:szCs w:val="24"/>
         </w:rPr>
-        <w:t xml:space="preserve"> </w:t>
-      </w:r>
-      <w:proofErr w:type="spellStart"/>
-      <w:r>
-        <w:rPr>
-          <w:rFonts w:ascii="Times New Roman" w:hAnsi="Times New Roman"/>
-          <w:sz w:val="24"/>
-          <w:szCs w:val="24"/>
-        </w:rPr>
-        <w:t>кукляндцы</w:t>
-      </w:r>
-      <w:proofErr w:type="spellEnd"/>
-      <w:r>
-        <w:rPr>
-          <w:rFonts w:ascii="Times New Roman" w:hAnsi="Times New Roman"/>
-          <w:sz w:val="24"/>
-          <w:szCs w:val="24"/>
-        </w:rPr>
-        <w:t xml:space="preserve"> и </w:t>
-      </w:r>
-      <w:proofErr w:type="spellStart"/>
-      <w:r>
-        <w:rPr>
-          <w:rFonts w:ascii="Times New Roman" w:hAnsi="Times New Roman"/>
-          <w:sz w:val="24"/>
-          <w:szCs w:val="24"/>
-        </w:rPr>
-        <w:t>некукляндцы</w:t>
-      </w:r>
-      <w:proofErr w:type="spellEnd"/>
-      <w:r>
-        <w:rPr>
-          <w:rFonts w:ascii="Times New Roman" w:hAnsi="Times New Roman"/>
-          <w:sz w:val="24"/>
-          <w:szCs w:val="24"/>
-        </w:rPr>
-        <w:t xml:space="preserve">. В чём разница? Помимо происхождения, разница в языке, он несколько отличен. Точнее сказать отлична "мелодика речи" </w:t>
-      </w:r>
-      <w:proofErr w:type="spellStart"/>
-      <w:r>
-        <w:rPr>
-          <w:rFonts w:ascii="Times New Roman" w:hAnsi="Times New Roman"/>
-          <w:sz w:val="24"/>
-          <w:szCs w:val="24"/>
-        </w:rPr>
-        <w:t>кукляндцев</w:t>
-      </w:r>
-      <w:proofErr w:type="spellEnd"/>
-      <w:r>
-        <w:rPr>
-          <w:rFonts w:ascii="Times New Roman" w:hAnsi="Times New Roman"/>
-          <w:sz w:val="24"/>
-          <w:szCs w:val="24"/>
-        </w:rPr>
-        <w:t xml:space="preserve">... Её ни с чем не спутаешь... Обычно с этим звучанием мы сталкиваемся в детских театрах, где взрослые люди играют детей, или животных. В реальной жизни дети и животные так не разговаривают. Ну, животные ладно, у них с этим, в общем и целом, есть ряд непреодолимых проблем, но, вот, что касаемо людей, то тут точно. Так нормальные дети не звучат. Так звучат их сюсюкающие родители. В плохом смысле этого слова. В худшем своём проявлении. Это вот и есть </w:t>
-      </w:r>
-      <w:proofErr w:type="spellStart"/>
-      <w:r>
-        <w:rPr>
-          <w:rFonts w:ascii="Times New Roman" w:hAnsi="Times New Roman"/>
-          <w:sz w:val="24"/>
-          <w:szCs w:val="24"/>
-        </w:rPr>
-        <w:t>кукляндский</w:t>
-      </w:r>
-      <w:proofErr w:type="spellEnd"/>
-      <w:r>
-        <w:rPr>
-          <w:rFonts w:ascii="Times New Roman" w:hAnsi="Times New Roman"/>
-          <w:sz w:val="24"/>
-          <w:szCs w:val="24"/>
-        </w:rPr>
-        <w:t xml:space="preserve"> язык.</w:t>
-      </w:r>
-    </w:p>
-    <w:p>
-      <w:pPr>
-        <w:pBdr>
-          <w:top w:val="nil"/>
-          <w:left w:val="nil"/>
-          <w:bottom w:val="nil"/>
-          <w:right w:val="nil"/>
-        </w:pBdr>
-        <w:rPr>
-          <w:rFonts w:ascii="Times New Roman" w:hAnsi="Times New Roman"/>
-          <w:sz w:val="24"/>
-          <w:szCs w:val="24"/>
-        </w:rPr>
-      </w:pPr>
-      <w:proofErr w:type="spellStart"/>
-      <w:r>
-        <w:rPr>
-          <w:rFonts w:ascii="Times New Roman" w:hAnsi="Times New Roman"/>
-          <w:sz w:val="24"/>
-          <w:szCs w:val="24"/>
-        </w:rPr>
-        <w:t>Некуклянцы</w:t>
-      </w:r>
-      <w:proofErr w:type="spellEnd"/>
-      <w:r>
-        <w:rPr>
-          <w:rFonts w:ascii="Times New Roman" w:hAnsi="Times New Roman"/>
-          <w:sz w:val="24"/>
-          <w:szCs w:val="24"/>
-        </w:rPr>
-        <w:t xml:space="preserve"> говорят нормально.</w:t>
-      </w:r>
-    </w:p>
-    <w:p>
-      <w:pPr>
-        <w:pBdr>
-          <w:top w:val="nil"/>
-          <w:left w:val="nil"/>
-          <w:bottom w:val="nil"/>
-          <w:right w:val="nil"/>
-        </w:pBdr>
-        <w:rPr>
-          <w:rFonts w:ascii="Times New Roman" w:hAnsi="Times New Roman"/>
-          <w:sz w:val="24"/>
-          <w:szCs w:val="24"/>
-        </w:rPr>
-      </w:pPr>
-      <w:r>
-        <w:rPr>
-          <w:rFonts w:ascii="Times New Roman" w:hAnsi="Times New Roman"/>
-          <w:sz w:val="24"/>
-          <w:szCs w:val="24"/>
-        </w:rPr>
-        <w:t xml:space="preserve">Итак, </w:t>
-      </w:r>
-      <w:proofErr w:type="spellStart"/>
-      <w:r>
-        <w:rPr>
-          <w:rFonts w:ascii="Times New Roman" w:hAnsi="Times New Roman"/>
-          <w:sz w:val="24"/>
-          <w:szCs w:val="24"/>
-        </w:rPr>
-        <w:t>Кукляндия</w:t>
-      </w:r>
-      <w:proofErr w:type="spellEnd"/>
-      <w:r>
-        <w:rPr>
-          <w:rFonts w:ascii="Times New Roman" w:hAnsi="Times New Roman"/>
-          <w:sz w:val="24"/>
-          <w:szCs w:val="24"/>
-        </w:rPr>
-        <w:t>.</w:t>
+        <w:t xml:space="preserve"> кукляндцы и некукляндцы. В чём разница? Помимо происхождения, разница в языке, он несколько отличен. Точнее сказать отлична "мелодика речи" кукляндцев... Её ни с чем не спутаешь... Обычно с этим звучанием мы сталкиваемся в детских театрах, где взрослые люди играют детей, или животных. В реальной жизни дети и животные так не разговаривают. Ну, животные ладно, у них с этим, в общем и целом, есть ряд непреодолимых проблем, но, вот, что касаемо людей, то тут точно. Так нормальные дети не звучат. Так звучат их сюсюкающие родители. В плохом смысле этого слова. В худшем своём проявлении. Это вот и есть кукляндский язык.</w:t>
+      </w:r>
+    </w:p>
+    <w:p>
+      <w:pPr>
+        <w:pBdr>
+          <w:top w:val="nil"/>
+          <w:left w:val="nil"/>
+          <w:bottom w:val="nil"/>
+          <w:right w:val="nil"/>
+        </w:pBdr>
+        <w:rPr>
+          <w:rFonts w:ascii="Times New Roman" w:hAnsi="Times New Roman"/>
+          <w:sz w:val="24"/>
+          <w:szCs w:val="24"/>
+        </w:rPr>
+      </w:pPr>
+      <w:r>
+        <w:rPr>
+          <w:rFonts w:ascii="Times New Roman" w:hAnsi="Times New Roman"/>
+          <w:sz w:val="24"/>
+          <w:szCs w:val="24"/>
+        </w:rPr>
+        <w:t>Некуклянцы говорят нормально.</w:t>
+      </w:r>
+    </w:p>
+    <w:p>
+      <w:pPr>
+        <w:pBdr>
+          <w:top w:val="nil"/>
+          <w:left w:val="nil"/>
+          <w:bottom w:val="nil"/>
+          <w:right w:val="nil"/>
+        </w:pBdr>
+        <w:rPr>
+          <w:rFonts w:ascii="Times New Roman" w:hAnsi="Times New Roman"/>
+          <w:sz w:val="24"/>
+          <w:szCs w:val="24"/>
+        </w:rPr>
+      </w:pPr>
+      <w:r>
+        <w:rPr>
+          <w:rFonts w:ascii="Times New Roman" w:hAnsi="Times New Roman"/>
+          <w:sz w:val="24"/>
+          <w:szCs w:val="24"/>
+        </w:rPr>
+        <w:t>Итак, Кукляндия.</w:t>
       </w:r>
     </w:p>
     <w:p>
@@ -1864,18 +1746,8 @@
           <w:sz w:val="24"/>
           <w:szCs w:val="24"/>
         </w:rPr>
-        <w:t xml:space="preserve">ЁЖИК. Хочешь я покажу тебе </w:t>
-      </w:r>
-      <w:proofErr w:type="spellStart"/>
-      <w:r>
-        <w:rPr>
-          <w:rFonts w:ascii="Times New Roman" w:hAnsi="Times New Roman"/>
-          <w:sz w:val="24"/>
-          <w:szCs w:val="24"/>
-        </w:rPr>
-        <w:t>Кукляндию</w:t>
-      </w:r>
-      <w:proofErr w:type="spellEnd"/>
+        <w:t>ЁЖИК. Хочешь я покажу тебе Кукляндию</w:t>
+      </w:r>
       <w:r>
         <w:rPr>
           <w:rFonts w:ascii="Times New Roman" w:hAnsi="Times New Roman"/>
@@ -2044,25 +1916,7 @@
           <w:sz w:val="24"/>
           <w:szCs w:val="24"/>
         </w:rPr>
-        <w:t xml:space="preserve">ЁЖИК. Ни... Ой, такое горе... А по дороге к мышке полёвке мы увидим моего лучшего друга! Оленёнка! Он тебе так обрадуется! Ты ему понравишься! Больше всего на свете мой друг оленёнок любит кушать с рук разных незнакомых зверят! Так он всем доверяет! Хи-хи-хи, ха-ха-ха! </w:t>
-      </w:r>
-      <w:proofErr w:type="spellStart"/>
-      <w:r>
-        <w:rPr>
-          <w:rFonts w:ascii="Times New Roman" w:hAnsi="Times New Roman"/>
-          <w:sz w:val="24"/>
-          <w:szCs w:val="24"/>
-        </w:rPr>
-        <w:t>Почапали</w:t>
-      </w:r>
-      <w:proofErr w:type="spellEnd"/>
-      <w:r>
-        <w:rPr>
-          <w:rFonts w:ascii="Times New Roman" w:hAnsi="Times New Roman"/>
-          <w:sz w:val="24"/>
-          <w:szCs w:val="24"/>
-        </w:rPr>
-        <w:t>!</w:t>
+        <w:t>ЁЖИК. Ни... Ой, такое горе... А по дороге к мышке полёвке мы увидим моего лучшего друга! Оленёнка! Он тебе так обрадуется! Ты ему понравишься! Больше всего на свете мой друг оленёнок любит кушать с рук разных незнакомых зверят! Так он всем доверяет! Хи-хи-хи, ха-ха-ха! Почапали!</w:t>
       </w:r>
     </w:p>
     <w:p>
@@ -2346,25 +2200,7 @@
           <w:sz w:val="24"/>
           <w:szCs w:val="24"/>
         </w:rPr>
-        <w:t xml:space="preserve">ЁЖИК. Оленёнку? Это был самый добрый, самый весёлый зверёк во всей </w:t>
-      </w:r>
-      <w:proofErr w:type="spellStart"/>
-      <w:r>
-        <w:rPr>
-          <w:rFonts w:ascii="Times New Roman" w:hAnsi="Times New Roman"/>
-          <w:sz w:val="24"/>
-          <w:szCs w:val="24"/>
-        </w:rPr>
-        <w:t>Кукляндии</w:t>
-      </w:r>
-      <w:proofErr w:type="spellEnd"/>
-      <w:r>
-        <w:rPr>
-          <w:rFonts w:ascii="Times New Roman" w:hAnsi="Times New Roman"/>
-          <w:sz w:val="24"/>
-          <w:szCs w:val="24"/>
-        </w:rPr>
-        <w:t>! Он любитель спеть песенку, рассказать добрую шутку... Никто не захотел бы его смерти... Разве что волк.</w:t>
+        <w:t>ЁЖИК. Оленёнку? Это был самый добрый, самый весёлый зверёк во всей Кукляндии! Он любитель спеть песенку, рассказать добрую шутку... Никто не захотел бы его смерти... Разве что волк.</w:t>
       </w:r>
     </w:p>
     <w:p>
@@ -2502,25 +2338,7 @@
           <w:sz w:val="24"/>
           <w:szCs w:val="24"/>
         </w:rPr>
-        <w:t xml:space="preserve">ЁЖИК. Пойдём покажу! Вон, видишь холм, а в нём несколько норок? Одна из них </w:t>
-      </w:r>
-      <w:proofErr w:type="spellStart"/>
-      <w:r>
-        <w:rPr>
-          <w:rFonts w:ascii="Times New Roman" w:hAnsi="Times New Roman"/>
-          <w:sz w:val="24"/>
-          <w:szCs w:val="24"/>
-        </w:rPr>
-        <w:t>мышкина</w:t>
-      </w:r>
-      <w:proofErr w:type="spellEnd"/>
-      <w:r>
-        <w:rPr>
-          <w:rFonts w:ascii="Times New Roman" w:hAnsi="Times New Roman"/>
-          <w:sz w:val="24"/>
-          <w:szCs w:val="24"/>
-        </w:rPr>
-        <w:t>! Ой, она такая добрая! Такая весёлая! Только, вот, умерла.</w:t>
+        <w:t>ЁЖИК. Пойдём покажу! Вон, видишь холм, а в нём несколько норок? Одна из них мышкина! Ой, она такая добрая! Такая весёлая! Только, вот, умерла.</w:t>
       </w:r>
     </w:p>
     <w:p>
@@ -2622,25 +2440,7 @@
           <w:sz w:val="24"/>
           <w:szCs w:val="24"/>
         </w:rPr>
-        <w:t xml:space="preserve">под мёда с краской внутри, ещё одна картонка для плаката с незаконченным слоганом "мы помним другую </w:t>
-      </w:r>
-      <w:proofErr w:type="spellStart"/>
-      <w:r>
-        <w:rPr>
-          <w:rFonts w:ascii="Times New Roman" w:hAnsi="Times New Roman"/>
-          <w:sz w:val="24"/>
-          <w:szCs w:val="24"/>
-        </w:rPr>
-        <w:t>побе</w:t>
-      </w:r>
-      <w:proofErr w:type="spellEnd"/>
-      <w:r>
-        <w:rPr>
-          <w:rFonts w:ascii="Times New Roman" w:hAnsi="Times New Roman"/>
-          <w:sz w:val="24"/>
-          <w:szCs w:val="24"/>
-        </w:rPr>
-        <w:t>...". Калан составил края прорванного им при входе плаката, и прочитал вслух слоган на плакате.</w:t>
+        <w:t>под мёда с краской внутри, ещё одна картонка для плаката с незаконченным слоганом "мы помним другую побе...". Калан составил края прорванного им при входе плаката, и прочитал вслух слоган на плакате.</w:t>
       </w:r>
     </w:p>
     <w:p>
@@ -2719,7 +2519,6 @@
         </w:rPr>
         <w:t xml:space="preserve">КАЛАН. Фу, </w:t>
       </w:r>
-      <w:proofErr w:type="spellStart"/>
       <w:r>
         <w:rPr>
           <w:rFonts w:ascii="Times New Roman" w:hAnsi="Times New Roman"/>
@@ -2728,7 +2527,6 @@
         </w:rPr>
         <w:t>сссука</w:t>
       </w:r>
-      <w:proofErr w:type="spellEnd"/>
       <w:r>
         <w:rPr>
           <w:rFonts w:ascii="Times New Roman" w:hAnsi="Times New Roman"/>
@@ -2865,25 +2663,7 @@
           <w:sz w:val="24"/>
           <w:szCs w:val="24"/>
         </w:rPr>
-        <w:t xml:space="preserve">МАЛЫШ ЦОКОР. Её соседи: я, потом ещё соня, подружка её лучшая, старый крот, он сейчас на работе, </w:t>
-      </w:r>
-      <w:proofErr w:type="spellStart"/>
-      <w:r>
-        <w:rPr>
-          <w:rFonts w:ascii="Times New Roman" w:hAnsi="Times New Roman"/>
-          <w:sz w:val="24"/>
-          <w:szCs w:val="24"/>
-        </w:rPr>
-        <w:t>крыска</w:t>
-      </w:r>
-      <w:proofErr w:type="spellEnd"/>
-      <w:r>
-        <w:rPr>
-          <w:rFonts w:ascii="Times New Roman" w:hAnsi="Times New Roman"/>
-          <w:sz w:val="24"/>
-          <w:szCs w:val="24"/>
-        </w:rPr>
-        <w:t>, первый её враг, и слепыш, ближе всех к ней живёт. И знаете что? Он всё знает...</w:t>
+        <w:t>МАЛЫШ ЦОКОР. Её соседи: я, потом ещё соня, подружка её лучшая, старый крот, он сейчас на работе, крыска, первый её враг, и слепыш, ближе всех к ней живёт. И знаете что? Он всё знает...</w:t>
       </w:r>
     </w:p>
     <w:p>
@@ -3060,25 +2840,7 @@
           <w:sz w:val="24"/>
           <w:szCs w:val="24"/>
         </w:rPr>
-        <w:t xml:space="preserve">КАЛАН. Что вы можете сказать про врага мышки полёвки, про </w:t>
-      </w:r>
-      <w:proofErr w:type="spellStart"/>
-      <w:r>
-        <w:rPr>
-          <w:rFonts w:ascii="Times New Roman" w:hAnsi="Times New Roman"/>
-          <w:sz w:val="24"/>
-          <w:szCs w:val="24"/>
-        </w:rPr>
-        <w:t>крыску</w:t>
-      </w:r>
-      <w:proofErr w:type="spellEnd"/>
-      <w:r>
-        <w:rPr>
-          <w:rFonts w:ascii="Times New Roman" w:hAnsi="Times New Roman"/>
-          <w:sz w:val="24"/>
-          <w:szCs w:val="24"/>
-        </w:rPr>
-        <w:t>?</w:t>
+        <w:t>КАЛАН. Что вы можете сказать про врага мышки полёвки, про крыску?</w:t>
       </w:r>
     </w:p>
     <w:p>
@@ -3163,25 +2925,7 @@
           <w:sz w:val="24"/>
           <w:szCs w:val="24"/>
         </w:rPr>
-        <w:t xml:space="preserve">МАЛЫШ ЦОКОР. Против кролика, мэра </w:t>
-      </w:r>
-      <w:proofErr w:type="spellStart"/>
-      <w:r>
-        <w:rPr>
-          <w:rFonts w:ascii="Times New Roman" w:hAnsi="Times New Roman"/>
-          <w:sz w:val="24"/>
-          <w:szCs w:val="24"/>
-        </w:rPr>
-        <w:t>Кукляндии</w:t>
-      </w:r>
-      <w:proofErr w:type="spellEnd"/>
-      <w:r>
-        <w:rPr>
-          <w:rFonts w:ascii="Times New Roman" w:hAnsi="Times New Roman"/>
-          <w:sz w:val="24"/>
-          <w:szCs w:val="24"/>
-        </w:rPr>
-        <w:t>. Вон там, кстати</w:t>
+        <w:t>МАЛЫШ ЦОКОР. Против кролика, мэра Кукляндии. Вон там, кстати</w:t>
       </w:r>
       <w:r>
         <w:rPr>
@@ -3197,25 +2941,7 @@
           <w:sz w:val="24"/>
           <w:szCs w:val="24"/>
         </w:rPr>
-        <w:t xml:space="preserve"> </w:t>
-      </w:r>
-      <w:proofErr w:type="spellStart"/>
-      <w:r>
-        <w:rPr>
-          <w:rFonts w:ascii="Times New Roman" w:hAnsi="Times New Roman"/>
-          <w:sz w:val="24"/>
-          <w:szCs w:val="24"/>
-        </w:rPr>
-        <w:t>крыскина</w:t>
-      </w:r>
-      <w:proofErr w:type="spellEnd"/>
-      <w:r>
-        <w:rPr>
-          <w:rFonts w:ascii="Times New Roman" w:hAnsi="Times New Roman"/>
-          <w:sz w:val="24"/>
-          <w:szCs w:val="24"/>
-        </w:rPr>
-        <w:t xml:space="preserve"> норка.</w:t>
+        <w:t xml:space="preserve"> крыскина норка.</w:t>
       </w:r>
     </w:p>
     <w:p>
@@ -3276,43 +3002,7 @@
           <w:sz w:val="24"/>
           <w:szCs w:val="24"/>
         </w:rPr>
-        <w:t xml:space="preserve">В норке </w:t>
-      </w:r>
-      <w:proofErr w:type="spellStart"/>
-      <w:r>
-        <w:rPr>
-          <w:rFonts w:ascii="Times New Roman" w:hAnsi="Times New Roman"/>
-          <w:sz w:val="24"/>
-          <w:szCs w:val="24"/>
-        </w:rPr>
-        <w:t>крыски</w:t>
-      </w:r>
-      <w:proofErr w:type="spellEnd"/>
-      <w:r>
-        <w:rPr>
-          <w:rFonts w:ascii="Times New Roman" w:hAnsi="Times New Roman"/>
-          <w:sz w:val="24"/>
-          <w:szCs w:val="24"/>
-        </w:rPr>
-        <w:t xml:space="preserve">. </w:t>
-      </w:r>
-      <w:proofErr w:type="spellStart"/>
-      <w:r>
-        <w:rPr>
-          <w:rFonts w:ascii="Times New Roman" w:hAnsi="Times New Roman"/>
-          <w:sz w:val="24"/>
-          <w:szCs w:val="24"/>
-        </w:rPr>
-        <w:t>Крыска</w:t>
-      </w:r>
-      <w:proofErr w:type="spellEnd"/>
-      <w:r>
-        <w:rPr>
-          <w:rFonts w:ascii="Times New Roman" w:hAnsi="Times New Roman"/>
-          <w:sz w:val="24"/>
-          <w:szCs w:val="24"/>
-        </w:rPr>
-        <w:t xml:space="preserve"> мёртвая висит в петле. Рядом с ней висит подушка на верёвочке. На полу одна койка, лежит табуретка и лужа кала из</w:t>
+        <w:t>В норке крыски. Крыска мёртвая висит в петле. Рядом с ней висит подушка на верёвочке. На полу одна койка, лежит табуретка и лужа кала из</w:t>
       </w:r>
       <w:r>
         <w:rPr>
@@ -3328,66 +3018,30 @@
           <w:sz w:val="24"/>
           <w:szCs w:val="24"/>
         </w:rPr>
-        <w:t xml:space="preserve">под </w:t>
-      </w:r>
-      <w:proofErr w:type="spellStart"/>
-      <w:r>
-        <w:rPr>
-          <w:rFonts w:ascii="Times New Roman" w:hAnsi="Times New Roman"/>
-          <w:sz w:val="24"/>
-          <w:szCs w:val="24"/>
-        </w:rPr>
-        <w:t>крыски</w:t>
-      </w:r>
-      <w:proofErr w:type="spellEnd"/>
-      <w:r>
-        <w:rPr>
-          <w:rFonts w:ascii="Times New Roman" w:hAnsi="Times New Roman"/>
-          <w:sz w:val="24"/>
-          <w:szCs w:val="24"/>
-        </w:rPr>
-        <w:t>. Под висящей подушкой тоже есть лужа кала, но другого цвета. На стене висит портрет мангуста. Калан подходит поближе к картине и читает название.</w:t>
-      </w:r>
-    </w:p>
-    <w:p>
-      <w:pPr>
-        <w:pBdr>
-          <w:top w:val="nil"/>
-          <w:left w:val="nil"/>
-          <w:bottom w:val="nil"/>
-          <w:right w:val="nil"/>
-        </w:pBdr>
-        <w:rPr>
-          <w:rFonts w:ascii="Times New Roman" w:hAnsi="Times New Roman"/>
-          <w:sz w:val="24"/>
-          <w:szCs w:val="24"/>
-        </w:rPr>
-      </w:pPr>
-      <w:r>
-        <w:rPr>
-          <w:rFonts w:ascii="Times New Roman" w:hAnsi="Times New Roman"/>
-          <w:sz w:val="24"/>
-          <w:szCs w:val="24"/>
-        </w:rPr>
-        <w:t xml:space="preserve">КАЛАН. Великий Рики Тики </w:t>
-      </w:r>
-      <w:proofErr w:type="spellStart"/>
-      <w:r>
-        <w:rPr>
-          <w:rFonts w:ascii="Times New Roman" w:hAnsi="Times New Roman"/>
-          <w:sz w:val="24"/>
-          <w:szCs w:val="24"/>
-        </w:rPr>
-        <w:t>Тави</w:t>
-      </w:r>
-      <w:proofErr w:type="spellEnd"/>
-      <w:r>
-        <w:rPr>
-          <w:rFonts w:ascii="Times New Roman" w:hAnsi="Times New Roman"/>
-          <w:sz w:val="24"/>
-          <w:szCs w:val="24"/>
-        </w:rPr>
-        <w:t>.</w:t>
+        <w:t>под крыски. Под висящей подушкой тоже есть лужа кала, но другого цвета. На стене висит портрет мангуста. Калан подходит поближе к картине и читает название.</w:t>
+      </w:r>
+    </w:p>
+    <w:p>
+      <w:pPr>
+        <w:pBdr>
+          <w:top w:val="nil"/>
+          <w:left w:val="nil"/>
+          <w:bottom w:val="nil"/>
+          <w:right w:val="nil"/>
+        </w:pBdr>
+        <w:rPr>
+          <w:rFonts w:ascii="Times New Roman" w:hAnsi="Times New Roman"/>
+          <w:sz w:val="24"/>
+          <w:szCs w:val="24"/>
+        </w:rPr>
+      </w:pPr>
+      <w:r>
+        <w:rPr>
+          <w:rFonts w:ascii="Times New Roman" w:hAnsi="Times New Roman"/>
+          <w:sz w:val="24"/>
+          <w:szCs w:val="24"/>
+        </w:rPr>
+        <w:t>КАЛАН. Великий Рики Тики Тави.</w:t>
       </w:r>
     </w:p>
     <w:p>
@@ -3449,16 +3103,7 @@
           <w:sz w:val="24"/>
           <w:szCs w:val="24"/>
         </w:rPr>
-        <w:t xml:space="preserve">КАЛАН. </w:t>
-      </w:r>
-      <w:proofErr w:type="spellStart"/>
-      <w:r>
-        <w:rPr>
-          <w:rFonts w:ascii="Times New Roman" w:hAnsi="Times New Roman"/>
-          <w:sz w:val="24"/>
-          <w:szCs w:val="24"/>
-        </w:rPr>
-        <w:t>Х</w:t>
+        <w:t>КАЛАН. Х</w:t>
       </w:r>
       <w:r>
         <w:rPr>
@@ -3474,16 +3119,7 @@
           <w:sz w:val="24"/>
           <w:szCs w:val="24"/>
         </w:rPr>
-        <w:t>се</w:t>
-      </w:r>
-      <w:proofErr w:type="spellEnd"/>
-      <w:r>
-        <w:rPr>
-          <w:rFonts w:ascii="Times New Roman" w:hAnsi="Times New Roman"/>
-          <w:sz w:val="24"/>
-          <w:szCs w:val="24"/>
-        </w:rPr>
-        <w:t>.</w:t>
+        <w:t>се.</w:t>
       </w:r>
     </w:p>
     <w:p>
@@ -3853,25 +3489,7 @@
           <w:sz w:val="24"/>
           <w:szCs w:val="24"/>
         </w:rPr>
-        <w:t xml:space="preserve">ВОЛК. Хорь, хорёк, и его банда мясоедов. Тут в </w:t>
-      </w:r>
-      <w:proofErr w:type="spellStart"/>
-      <w:r>
-        <w:rPr>
-          <w:rFonts w:ascii="Times New Roman" w:hAnsi="Times New Roman"/>
-          <w:sz w:val="24"/>
-          <w:szCs w:val="24"/>
-        </w:rPr>
-        <w:t>Кукляндии</w:t>
-      </w:r>
-      <w:proofErr w:type="spellEnd"/>
-      <w:r>
-        <w:rPr>
-          <w:rFonts w:ascii="Times New Roman" w:hAnsi="Times New Roman"/>
-          <w:sz w:val="24"/>
-          <w:szCs w:val="24"/>
-        </w:rPr>
-        <w:t xml:space="preserve"> они изгои, маргиналы. Шайка хорька... Ой</w:t>
+        <w:t>ВОЛК. Хорь, хорёк, и его банда мясоедов. Тут в Кукляндии они изгои, маргиналы. Шайка хорька... Ой</w:t>
       </w:r>
       <w:r>
         <w:rPr>
@@ -3943,7 +3561,6 @@
         </w:rPr>
         <w:t xml:space="preserve">, чёт скрутило, </w:t>
       </w:r>
-      <w:proofErr w:type="spellStart"/>
       <w:r>
         <w:rPr>
           <w:rFonts w:ascii="Times New Roman" w:hAnsi="Times New Roman"/>
@@ -3958,16 +3575,7 @@
           <w:sz w:val="24"/>
           <w:szCs w:val="24"/>
         </w:rPr>
-        <w:t>здец</w:t>
-      </w:r>
-      <w:proofErr w:type="spellEnd"/>
-      <w:r>
-        <w:rPr>
-          <w:rFonts w:ascii="Times New Roman" w:hAnsi="Times New Roman"/>
-          <w:sz w:val="24"/>
-          <w:szCs w:val="24"/>
-        </w:rPr>
-        <w:t>...</w:t>
+        <w:t>здец...</w:t>
       </w:r>
     </w:p>
     <w:p>
@@ -4643,45 +4251,8 @@
           <w:sz w:val="24"/>
           <w:szCs w:val="24"/>
         </w:rPr>
-        <w:t xml:space="preserve">КРОЛИК. Величайшая психологическая травма всей </w:t>
-      </w:r>
-      <w:proofErr w:type="spellStart"/>
-      <w:r>
-        <w:rPr>
-          <w:rFonts w:ascii="Times New Roman" w:hAnsi="Times New Roman"/>
-          <w:sz w:val="24"/>
-          <w:szCs w:val="24"/>
-        </w:rPr>
-        <w:t>Кукляндии</w:t>
-      </w:r>
-      <w:proofErr w:type="spellEnd"/>
-      <w:r>
-        <w:rPr>
-          <w:rFonts w:ascii="Times New Roman" w:hAnsi="Times New Roman"/>
-          <w:sz w:val="24"/>
-          <w:szCs w:val="24"/>
-        </w:rPr>
-        <w:t xml:space="preserve">. Нет такого </w:t>
-      </w:r>
-      <w:proofErr w:type="spellStart"/>
-      <w:r>
-        <w:rPr>
-          <w:rFonts w:ascii="Times New Roman" w:hAnsi="Times New Roman"/>
-          <w:sz w:val="24"/>
-          <w:szCs w:val="24"/>
-        </w:rPr>
-        <w:t>кукляндца</w:t>
-      </w:r>
-      <w:proofErr w:type="spellEnd"/>
-      <w:r>
-        <w:rPr>
-          <w:rFonts w:ascii="Times New Roman" w:hAnsi="Times New Roman"/>
-          <w:sz w:val="24"/>
-          <w:szCs w:val="24"/>
-        </w:rPr>
-        <w:t xml:space="preserve">, которого не коснулась бы та трагедия... Сказочная страна напала без объявления войны. Многие были уведены в рабство, многие были убиты... Много лет продолжалась непримиримая борьба </w:t>
-      </w:r>
-      <w:proofErr w:type="spellStart"/>
+        <w:t xml:space="preserve">КРОЛИК. Величайшая психологическая травма всей Кукляндии. Нет такого кукляндца, которого не коснулась бы та трагедия... Сказочная страна напала без объявления войны. Многие были уведены в рабство, многие были убиты... Много лет продолжалась непримиримая борьба </w:t>
+      </w:r>
       <w:r>
         <w:rPr>
           <w:rFonts w:ascii="Times New Roman" w:hAnsi="Times New Roman"/>
@@ -4696,16 +4267,7 @@
           <w:sz w:val="24"/>
           <w:szCs w:val="24"/>
         </w:rPr>
-        <w:t>укляндии</w:t>
-      </w:r>
-      <w:proofErr w:type="spellEnd"/>
-      <w:r>
-        <w:rPr>
-          <w:rFonts w:ascii="Times New Roman" w:hAnsi="Times New Roman"/>
-          <w:sz w:val="24"/>
-          <w:szCs w:val="24"/>
-        </w:rPr>
-        <w:t xml:space="preserve"> и три девятого рейха, и 29 мая мы оттеснили захватчиков.</w:t>
+        <w:t>укляндии и три девятого рейха, и 29 мая мы оттеснили захватчиков.</w:t>
       </w:r>
     </w:p>
     <w:p>
@@ -4760,25 +4322,7 @@
           <w:szCs w:val="24"/>
         </w:rPr>
         <w:lastRenderedPageBreak/>
-        <w:t xml:space="preserve">героям! 29-го мая мы будем чествовать наших предков и с </w:t>
-      </w:r>
-      <w:proofErr w:type="spellStart"/>
-      <w:r>
-        <w:rPr>
-          <w:rFonts w:ascii="Times New Roman" w:hAnsi="Times New Roman"/>
-          <w:sz w:val="24"/>
-          <w:szCs w:val="24"/>
-        </w:rPr>
-        <w:t>кукляндской</w:t>
-      </w:r>
-      <w:proofErr w:type="spellEnd"/>
-      <w:r>
-        <w:rPr>
-          <w:rFonts w:ascii="Times New Roman" w:hAnsi="Times New Roman"/>
-          <w:sz w:val="24"/>
-          <w:szCs w:val="24"/>
-        </w:rPr>
-        <w:t xml:space="preserve"> стороны, и с сказочной. Мы чествуем всех ветеранов, и те и другие патриоты, любили свою страну. Это красивый компромисс, на который, видимо не все могут пойти.</w:t>
+        <w:t>героям! 29-го мая мы будем чествовать наших предков и с кукляндской стороны, и с сказочной. Мы чествуем всех ветеранов, и те и другие патриоты, любили свою страну. Это красивый компромисс, на который, видимо не все могут пойти.</w:t>
       </w:r>
     </w:p>
     <w:p>
@@ -4847,25 +4391,7 @@
           <w:sz w:val="24"/>
           <w:szCs w:val="24"/>
         </w:rPr>
-        <w:t xml:space="preserve">КРОЛИК. Есть один. Это самый наш недобропорядочный </w:t>
-      </w:r>
-      <w:proofErr w:type="spellStart"/>
-      <w:r>
-        <w:rPr>
-          <w:rFonts w:ascii="Times New Roman" w:hAnsi="Times New Roman"/>
-          <w:sz w:val="24"/>
-          <w:szCs w:val="24"/>
-        </w:rPr>
-        <w:t>кукляндец</w:t>
-      </w:r>
-      <w:proofErr w:type="spellEnd"/>
-      <w:r>
-        <w:rPr>
-          <w:rFonts w:ascii="Times New Roman" w:hAnsi="Times New Roman"/>
-          <w:sz w:val="24"/>
-          <w:szCs w:val="24"/>
-        </w:rPr>
-        <w:t>. Живёт на отшибе. Потомок кота в сапогах.</w:t>
+        <w:t>КРОЛИК. Есть один. Это самый наш недобропорядочный кукляндец. Живёт на отшибе. Потомок кота в сапогах.</w:t>
       </w:r>
     </w:p>
     <w:p>
@@ -4911,25 +4437,7 @@
           <w:sz w:val="24"/>
           <w:szCs w:val="24"/>
         </w:rPr>
-        <w:t xml:space="preserve">КРОЛИК. </w:t>
-      </w:r>
-      <w:proofErr w:type="spellStart"/>
-      <w:r>
-        <w:rPr>
-          <w:rFonts w:ascii="Times New Roman" w:hAnsi="Times New Roman"/>
-          <w:sz w:val="24"/>
-          <w:szCs w:val="24"/>
-        </w:rPr>
-        <w:t>Кукляндца</w:t>
-      </w:r>
-      <w:proofErr w:type="spellEnd"/>
-      <w:r>
-        <w:rPr>
-          <w:rFonts w:ascii="Times New Roman" w:hAnsi="Times New Roman"/>
-          <w:sz w:val="24"/>
-          <w:szCs w:val="24"/>
-        </w:rPr>
-        <w:t xml:space="preserve"> перебе</w:t>
+        <w:t>КРОЛИК. Кукляндца перебе</w:t>
       </w:r>
       <w:r>
         <w:rPr>
@@ -4945,16 +4453,7 @@
           <w:sz w:val="24"/>
           <w:szCs w:val="24"/>
         </w:rPr>
-        <w:t xml:space="preserve">чика, но, как я говорил, сейчас это уже не важно... И, Калан! Будь осторожен. Он не говорит </w:t>
-      </w:r>
-      <w:proofErr w:type="spellStart"/>
-      <w:r>
-        <w:rPr>
-          <w:rFonts w:ascii="Times New Roman" w:hAnsi="Times New Roman"/>
-          <w:sz w:val="24"/>
-          <w:szCs w:val="24"/>
-        </w:rPr>
-        <w:t>по</w:t>
+        <w:t>чика, но, как я говорил, сейчас это уже не важно... И, Калан! Будь осторожен. Он не говорит по</w:t>
       </w:r>
       <w:r>
         <w:rPr>
@@ -4970,9 +4469,339 @@
           <w:sz w:val="24"/>
           <w:szCs w:val="24"/>
         </w:rPr>
-        <w:t>кукляндски</w:t>
-      </w:r>
-      <w:proofErr w:type="spellEnd"/>
+        <w:t>кукляндски.</w:t>
+      </w:r>
+    </w:p>
+    <w:p>
+      <w:pPr>
+        <w:pBdr>
+          <w:top w:val="nil"/>
+          <w:left w:val="nil"/>
+          <w:bottom w:val="nil"/>
+          <w:right w:val="nil"/>
+        </w:pBdr>
+        <w:rPr>
+          <w:rFonts w:ascii="Times New Roman" w:hAnsi="Times New Roman"/>
+          <w:sz w:val="24"/>
+          <w:szCs w:val="24"/>
+        </w:rPr>
+      </w:pPr>
+    </w:p>
+    <w:p>
+      <w:pPr>
+        <w:pBdr>
+          <w:top w:val="nil"/>
+          <w:left w:val="nil"/>
+          <w:bottom w:val="nil"/>
+          <w:right w:val="nil"/>
+        </w:pBdr>
+        <w:rPr>
+          <w:rFonts w:ascii="Times New Roman" w:hAnsi="Times New Roman"/>
+          <w:sz w:val="24"/>
+          <w:szCs w:val="24"/>
+        </w:rPr>
+      </w:pPr>
+      <w:r>
+        <w:rPr>
+          <w:rFonts w:ascii="Times New Roman" w:hAnsi="Times New Roman"/>
+          <w:sz w:val="24"/>
+          <w:szCs w:val="24"/>
+        </w:rPr>
+        <w:t>Картина 8.</w:t>
+      </w:r>
+    </w:p>
+    <w:p>
+      <w:pPr>
+        <w:pBdr>
+          <w:top w:val="nil"/>
+          <w:left w:val="nil"/>
+          <w:bottom w:val="nil"/>
+          <w:right w:val="nil"/>
+        </w:pBdr>
+        <w:rPr>
+          <w:rFonts w:ascii="Times New Roman" w:hAnsi="Times New Roman"/>
+          <w:sz w:val="24"/>
+          <w:szCs w:val="24"/>
+        </w:rPr>
+      </w:pPr>
+      <w:r>
+        <w:rPr>
+          <w:rFonts w:ascii="Times New Roman" w:hAnsi="Times New Roman"/>
+          <w:sz w:val="24"/>
+          <w:szCs w:val="24"/>
+        </w:rPr>
+        <w:t>В глухом лесу на сухих опилках спиной к калану сидит манул.</w:t>
+      </w:r>
+    </w:p>
+    <w:p>
+      <w:pPr>
+        <w:pBdr>
+          <w:top w:val="nil"/>
+          <w:left w:val="nil"/>
+          <w:bottom w:val="nil"/>
+          <w:right w:val="nil"/>
+        </w:pBdr>
+        <w:rPr>
+          <w:rFonts w:ascii="Times New Roman" w:hAnsi="Times New Roman"/>
+          <w:sz w:val="24"/>
+          <w:szCs w:val="24"/>
+        </w:rPr>
+      </w:pPr>
+      <w:r>
+        <w:rPr>
+          <w:rFonts w:ascii="Times New Roman" w:hAnsi="Times New Roman"/>
+          <w:sz w:val="24"/>
+          <w:szCs w:val="24"/>
+        </w:rPr>
+        <w:t>КАЛАН. Манул? Могу я задать вам пару вопросов?</w:t>
+      </w:r>
+    </w:p>
+    <w:p>
+      <w:pPr>
+        <w:pBdr>
+          <w:top w:val="nil"/>
+          <w:left w:val="nil"/>
+          <w:bottom w:val="nil"/>
+          <w:right w:val="nil"/>
+        </w:pBdr>
+        <w:rPr>
+          <w:rFonts w:ascii="Times New Roman" w:hAnsi="Times New Roman"/>
+          <w:sz w:val="24"/>
+          <w:szCs w:val="24"/>
+        </w:rPr>
+      </w:pPr>
+      <w:r>
+        <w:rPr>
+          <w:rFonts w:ascii="Times New Roman" w:hAnsi="Times New Roman"/>
+          <w:sz w:val="24"/>
+          <w:szCs w:val="24"/>
+        </w:rPr>
+        <w:t>Манул медленно повернулся к калану.</w:t>
+      </w:r>
+    </w:p>
+    <w:p>
+      <w:pPr>
+        <w:pBdr>
+          <w:top w:val="nil"/>
+          <w:left w:val="nil"/>
+          <w:bottom w:val="nil"/>
+          <w:right w:val="nil"/>
+        </w:pBdr>
+        <w:rPr>
+          <w:rFonts w:ascii="Times New Roman" w:hAnsi="Times New Roman"/>
+          <w:sz w:val="24"/>
+          <w:szCs w:val="24"/>
+        </w:rPr>
+      </w:pPr>
+      <w:r>
+        <w:rPr>
+          <w:rFonts w:ascii="Times New Roman" w:hAnsi="Times New Roman"/>
+          <w:sz w:val="24"/>
+          <w:szCs w:val="24"/>
+        </w:rPr>
+        <w:t>Пауза.</w:t>
+      </w:r>
+    </w:p>
+    <w:p>
+      <w:pPr>
+        <w:pBdr>
+          <w:top w:val="nil"/>
+          <w:left w:val="nil"/>
+          <w:bottom w:val="nil"/>
+          <w:right w:val="nil"/>
+        </w:pBdr>
+        <w:rPr>
+          <w:rFonts w:ascii="Times New Roman" w:hAnsi="Times New Roman"/>
+          <w:sz w:val="24"/>
+          <w:szCs w:val="24"/>
+        </w:rPr>
+      </w:pPr>
+      <w:r>
+        <w:rPr>
+          <w:rFonts w:ascii="Times New Roman" w:hAnsi="Times New Roman"/>
+          <w:sz w:val="24"/>
+          <w:szCs w:val="24"/>
+        </w:rPr>
+        <w:t xml:space="preserve">МАНУЛ. Чё, </w:t>
+      </w:r>
+      <w:r>
+        <w:rPr>
+          <w:rFonts w:ascii="Times New Roman" w:hAnsi="Times New Roman"/>
+          <w:sz w:val="24"/>
+          <w:szCs w:val="24"/>
+        </w:rPr>
+        <w:t>сука</w:t>
+      </w:r>
+      <w:r>
+        <w:rPr>
+          <w:rFonts w:ascii="Times New Roman" w:hAnsi="Times New Roman"/>
+          <w:sz w:val="24"/>
+          <w:szCs w:val="24"/>
+        </w:rPr>
+        <w:t>?</w:t>
+      </w:r>
+    </w:p>
+    <w:p>
+      <w:pPr>
+        <w:pBdr>
+          <w:top w:val="nil"/>
+          <w:left w:val="nil"/>
+          <w:bottom w:val="nil"/>
+          <w:right w:val="nil"/>
+        </w:pBdr>
+        <w:rPr>
+          <w:rFonts w:ascii="Times New Roman" w:hAnsi="Times New Roman"/>
+          <w:sz w:val="24"/>
+          <w:szCs w:val="24"/>
+        </w:rPr>
+      </w:pPr>
+      <w:r>
+        <w:rPr>
+          <w:rFonts w:ascii="Times New Roman" w:hAnsi="Times New Roman"/>
+          <w:sz w:val="24"/>
+          <w:szCs w:val="24"/>
+        </w:rPr>
+        <w:t>Пауза.</w:t>
+      </w:r>
+    </w:p>
+    <w:p>
+      <w:pPr>
+        <w:pBdr>
+          <w:top w:val="nil"/>
+          <w:left w:val="nil"/>
+          <w:bottom w:val="nil"/>
+          <w:right w:val="nil"/>
+        </w:pBdr>
+        <w:rPr>
+          <w:rFonts w:ascii="Times New Roman" w:hAnsi="Times New Roman"/>
+          <w:sz w:val="24"/>
+          <w:szCs w:val="24"/>
+        </w:rPr>
+      </w:pPr>
+      <w:r>
+        <w:rPr>
+          <w:rFonts w:ascii="Times New Roman" w:hAnsi="Times New Roman"/>
+          <w:sz w:val="24"/>
+          <w:szCs w:val="24"/>
+        </w:rPr>
+        <w:t>КАЛАН. Ух,</w:t>
+      </w:r>
+      <w:r>
+        <w:rPr>
+          <w:rFonts w:ascii="Times New Roman" w:hAnsi="Times New Roman"/>
+          <w:sz w:val="24"/>
+          <w:szCs w:val="24"/>
+        </w:rPr>
+        <w:t xml:space="preserve"> </w:t>
+      </w:r>
+      <w:r>
+        <w:rPr>
+          <w:rFonts w:ascii="Times New Roman" w:hAnsi="Times New Roman"/>
+          <w:sz w:val="24"/>
+          <w:szCs w:val="24"/>
+        </w:rPr>
+        <w:t>ты.</w:t>
+      </w:r>
+    </w:p>
+    <w:p>
+      <w:pPr>
+        <w:pBdr>
+          <w:top w:val="nil"/>
+          <w:left w:val="nil"/>
+          <w:bottom w:val="nil"/>
+          <w:right w:val="nil"/>
+        </w:pBdr>
+        <w:rPr>
+          <w:rFonts w:ascii="Times New Roman" w:hAnsi="Times New Roman"/>
+          <w:sz w:val="24"/>
+          <w:szCs w:val="24"/>
+        </w:rPr>
+      </w:pPr>
+      <w:r>
+        <w:rPr>
+          <w:rFonts w:ascii="Times New Roman" w:hAnsi="Times New Roman"/>
+          <w:sz w:val="24"/>
+          <w:szCs w:val="24"/>
+        </w:rPr>
+        <w:t>МАНУЛ. Хуюхты.</w:t>
+      </w:r>
+    </w:p>
+    <w:p>
+      <w:pPr>
+        <w:pBdr>
+          <w:top w:val="nil"/>
+          <w:left w:val="nil"/>
+          <w:bottom w:val="nil"/>
+          <w:right w:val="nil"/>
+        </w:pBdr>
+        <w:rPr>
+          <w:rFonts w:ascii="Times New Roman" w:hAnsi="Times New Roman"/>
+          <w:sz w:val="24"/>
+          <w:szCs w:val="24"/>
+        </w:rPr>
+      </w:pPr>
+      <w:r>
+        <w:rPr>
+          <w:rFonts w:ascii="Times New Roman" w:hAnsi="Times New Roman"/>
+          <w:sz w:val="24"/>
+          <w:szCs w:val="24"/>
+        </w:rPr>
+        <w:t>Пауза.</w:t>
+      </w:r>
+    </w:p>
+    <w:p>
+      <w:pPr>
+        <w:pBdr>
+          <w:top w:val="nil"/>
+          <w:left w:val="nil"/>
+          <w:bottom w:val="nil"/>
+          <w:right w:val="nil"/>
+        </w:pBdr>
+        <w:rPr>
+          <w:rFonts w:ascii="Times New Roman" w:hAnsi="Times New Roman"/>
+          <w:sz w:val="24"/>
+          <w:szCs w:val="24"/>
+        </w:rPr>
+      </w:pPr>
+      <w:r>
+        <w:rPr>
+          <w:rFonts w:ascii="Times New Roman" w:hAnsi="Times New Roman"/>
+          <w:sz w:val="24"/>
+          <w:szCs w:val="24"/>
+        </w:rPr>
+        <w:t>КАЛАН. Я следователь Калан, расследую дело об убийстве мышки полёвки.</w:t>
+      </w:r>
+    </w:p>
+    <w:p>
+      <w:pPr>
+        <w:pBdr>
+          <w:top w:val="nil"/>
+          <w:left w:val="nil"/>
+          <w:bottom w:val="nil"/>
+          <w:right w:val="nil"/>
+        </w:pBdr>
+        <w:rPr>
+          <w:rFonts w:ascii="Times New Roman" w:hAnsi="Times New Roman"/>
+          <w:sz w:val="24"/>
+          <w:szCs w:val="24"/>
+        </w:rPr>
+      </w:pPr>
+      <w:r>
+        <w:rPr>
+          <w:rFonts w:ascii="Times New Roman" w:hAnsi="Times New Roman"/>
+          <w:sz w:val="24"/>
+          <w:szCs w:val="24"/>
+        </w:rPr>
+        <w:t xml:space="preserve">МАНУЛ. </w:t>
+      </w:r>
+      <w:r>
+        <w:rPr>
+          <w:rFonts w:ascii="Times New Roman" w:hAnsi="Times New Roman"/>
+          <w:sz w:val="24"/>
+          <w:szCs w:val="24"/>
+        </w:rPr>
+        <w:t>Сука</w:t>
+      </w:r>
       <w:r>
         <w:rPr>
           <w:rFonts w:ascii="Times New Roman" w:hAnsi="Times New Roman"/>
@@ -4996,113 +4825,6 @@
           <w:szCs w:val="24"/>
         </w:rPr>
       </w:pPr>
-    </w:p>
-    <w:p>
-      <w:pPr>
-        <w:pBdr>
-          <w:top w:val="nil"/>
-          <w:left w:val="nil"/>
-          <w:bottom w:val="nil"/>
-          <w:right w:val="nil"/>
-        </w:pBdr>
-        <w:rPr>
-          <w:rFonts w:ascii="Times New Roman" w:hAnsi="Times New Roman"/>
-          <w:sz w:val="24"/>
-          <w:szCs w:val="24"/>
-        </w:rPr>
-      </w:pPr>
-      <w:r>
-        <w:rPr>
-          <w:rFonts w:ascii="Times New Roman" w:hAnsi="Times New Roman"/>
-          <w:sz w:val="24"/>
-          <w:szCs w:val="24"/>
-        </w:rPr>
-        <w:t>Картина 8.</w:t>
-      </w:r>
-    </w:p>
-    <w:p>
-      <w:pPr>
-        <w:pBdr>
-          <w:top w:val="nil"/>
-          <w:left w:val="nil"/>
-          <w:bottom w:val="nil"/>
-          <w:right w:val="nil"/>
-        </w:pBdr>
-        <w:rPr>
-          <w:rFonts w:ascii="Times New Roman" w:hAnsi="Times New Roman"/>
-          <w:sz w:val="24"/>
-          <w:szCs w:val="24"/>
-        </w:rPr>
-      </w:pPr>
-      <w:r>
-        <w:rPr>
-          <w:rFonts w:ascii="Times New Roman" w:hAnsi="Times New Roman"/>
-          <w:sz w:val="24"/>
-          <w:szCs w:val="24"/>
-        </w:rPr>
-        <w:t>В глухом лесу на сухих опилках спиной к калану сидит манул.</w:t>
-      </w:r>
-    </w:p>
-    <w:p>
-      <w:pPr>
-        <w:pBdr>
-          <w:top w:val="nil"/>
-          <w:left w:val="nil"/>
-          <w:bottom w:val="nil"/>
-          <w:right w:val="nil"/>
-        </w:pBdr>
-        <w:rPr>
-          <w:rFonts w:ascii="Times New Roman" w:hAnsi="Times New Roman"/>
-          <w:sz w:val="24"/>
-          <w:szCs w:val="24"/>
-        </w:rPr>
-      </w:pPr>
-      <w:r>
-        <w:rPr>
-          <w:rFonts w:ascii="Times New Roman" w:hAnsi="Times New Roman"/>
-          <w:sz w:val="24"/>
-          <w:szCs w:val="24"/>
-        </w:rPr>
-        <w:t>КАЛАН. Манул? Могу я задать вам пару вопросов?</w:t>
-      </w:r>
-    </w:p>
-    <w:p>
-      <w:pPr>
-        <w:pBdr>
-          <w:top w:val="nil"/>
-          <w:left w:val="nil"/>
-          <w:bottom w:val="nil"/>
-          <w:right w:val="nil"/>
-        </w:pBdr>
-        <w:rPr>
-          <w:rFonts w:ascii="Times New Roman" w:hAnsi="Times New Roman"/>
-          <w:sz w:val="24"/>
-          <w:szCs w:val="24"/>
-        </w:rPr>
-      </w:pPr>
-      <w:r>
-        <w:rPr>
-          <w:rFonts w:ascii="Times New Roman" w:hAnsi="Times New Roman"/>
-          <w:sz w:val="24"/>
-          <w:szCs w:val="24"/>
-        </w:rPr>
-        <w:t>Манул медленно повернулся к калану.</w:t>
-      </w:r>
-    </w:p>
-    <w:p>
-      <w:pPr>
-        <w:pBdr>
-          <w:top w:val="nil"/>
-          <w:left w:val="nil"/>
-          <w:bottom w:val="nil"/>
-          <w:right w:val="nil"/>
-        </w:pBdr>
-        <w:rPr>
-          <w:rFonts w:ascii="Times New Roman" w:hAnsi="Times New Roman"/>
-          <w:sz w:val="24"/>
-          <w:szCs w:val="24"/>
-        </w:rPr>
-      </w:pPr>
       <w:r>
         <w:rPr>
           <w:rFonts w:ascii="Times New Roman" w:hAnsi="Times New Roman"/>
@@ -5132,23 +4854,46 @@
           <w:sz w:val="24"/>
           <w:szCs w:val="24"/>
         </w:rPr>
-        <w:t xml:space="preserve">МАНУЛ. Чё, </w:t>
-      </w:r>
-      <w:r>
-        <w:rPr>
-          <w:rFonts w:ascii="Times New Roman" w:hAnsi="Times New Roman"/>
-          <w:sz w:val="24"/>
-          <w:szCs w:val="24"/>
-        </w:rPr>
-        <w:t>сука</w:t>
-      </w:r>
-      <w:r>
-        <w:rPr>
-          <w:rFonts w:ascii="Times New Roman" w:hAnsi="Times New Roman"/>
-          <w:sz w:val="24"/>
-          <w:szCs w:val="24"/>
-        </w:rPr>
-        <w:t>?</w:t>
+        <w:t>КАЛАН. Что?</w:t>
+      </w:r>
+    </w:p>
+    <w:p>
+      <w:pPr>
+        <w:pBdr>
+          <w:top w:val="nil"/>
+          <w:left w:val="nil"/>
+          <w:bottom w:val="nil"/>
+          <w:right w:val="nil"/>
+        </w:pBdr>
+        <w:rPr>
+          <w:rFonts w:ascii="Times New Roman" w:hAnsi="Times New Roman"/>
+          <w:sz w:val="24"/>
+          <w:szCs w:val="24"/>
+        </w:rPr>
+      </w:pPr>
+      <w:r>
+        <w:rPr>
+          <w:rFonts w:ascii="Times New Roman" w:hAnsi="Times New Roman"/>
+          <w:sz w:val="24"/>
+          <w:szCs w:val="24"/>
+        </w:rPr>
+        <w:t>МАНУЛ. Уйди нах</w:t>
+      </w:r>
+      <w:r>
+        <w:rPr>
+          <w:rFonts w:ascii="Times New Roman" w:hAnsi="Times New Roman"/>
+          <w:sz w:val="24"/>
+          <w:szCs w:val="24"/>
+        </w:rPr>
+        <w:t>ер</w:t>
+      </w:r>
+      <w:r>
+        <w:rPr>
+          <w:rFonts w:ascii="Times New Roman" w:hAnsi="Times New Roman"/>
+          <w:sz w:val="24"/>
+          <w:szCs w:val="24"/>
+        </w:rPr>
+        <w:t>, а?</w:t>
       </w:r>
     </w:p>
     <w:p>
@@ -5194,308 +4939,7 @@
           <w:sz w:val="24"/>
           <w:szCs w:val="24"/>
         </w:rPr>
-        <w:t>КАЛАН. Ух,</w:t>
-      </w:r>
-      <w:r>
-        <w:rPr>
-          <w:rFonts w:ascii="Times New Roman" w:hAnsi="Times New Roman"/>
-          <w:sz w:val="24"/>
-          <w:szCs w:val="24"/>
-        </w:rPr>
-        <w:t xml:space="preserve"> </w:t>
-      </w:r>
-      <w:r>
-        <w:rPr>
-          <w:rFonts w:ascii="Times New Roman" w:hAnsi="Times New Roman"/>
-          <w:sz w:val="24"/>
-          <w:szCs w:val="24"/>
-        </w:rPr>
-        <w:t>ты.</w:t>
-      </w:r>
-    </w:p>
-    <w:p>
-      <w:pPr>
-        <w:pBdr>
-          <w:top w:val="nil"/>
-          <w:left w:val="nil"/>
-          <w:bottom w:val="nil"/>
-          <w:right w:val="nil"/>
-        </w:pBdr>
-        <w:rPr>
-          <w:rFonts w:ascii="Times New Roman" w:hAnsi="Times New Roman"/>
-          <w:sz w:val="24"/>
-          <w:szCs w:val="24"/>
-        </w:rPr>
-      </w:pPr>
-      <w:r>
-        <w:rPr>
-          <w:rFonts w:ascii="Times New Roman" w:hAnsi="Times New Roman"/>
-          <w:sz w:val="24"/>
-          <w:szCs w:val="24"/>
-        </w:rPr>
-        <w:t xml:space="preserve">МАНУЛ. </w:t>
-      </w:r>
-      <w:proofErr w:type="spellStart"/>
-      <w:r>
-        <w:rPr>
-          <w:rFonts w:ascii="Times New Roman" w:hAnsi="Times New Roman"/>
-          <w:sz w:val="24"/>
-          <w:szCs w:val="24"/>
-        </w:rPr>
-        <w:t>Хуюхты</w:t>
-      </w:r>
-      <w:proofErr w:type="spellEnd"/>
-      <w:r>
-        <w:rPr>
-          <w:rFonts w:ascii="Times New Roman" w:hAnsi="Times New Roman"/>
-          <w:sz w:val="24"/>
-          <w:szCs w:val="24"/>
-        </w:rPr>
-        <w:t>.</w:t>
-      </w:r>
-    </w:p>
-    <w:p>
-      <w:pPr>
-        <w:pBdr>
-          <w:top w:val="nil"/>
-          <w:left w:val="nil"/>
-          <w:bottom w:val="nil"/>
-          <w:right w:val="nil"/>
-        </w:pBdr>
-        <w:rPr>
-          <w:rFonts w:ascii="Times New Roman" w:hAnsi="Times New Roman"/>
-          <w:sz w:val="24"/>
-          <w:szCs w:val="24"/>
-        </w:rPr>
-      </w:pPr>
-      <w:r>
-        <w:rPr>
-          <w:rFonts w:ascii="Times New Roman" w:hAnsi="Times New Roman"/>
-          <w:sz w:val="24"/>
-          <w:szCs w:val="24"/>
-        </w:rPr>
-        <w:t>Пауза.</w:t>
-      </w:r>
-    </w:p>
-    <w:p>
-      <w:pPr>
-        <w:pBdr>
-          <w:top w:val="nil"/>
-          <w:left w:val="nil"/>
-          <w:bottom w:val="nil"/>
-          <w:right w:val="nil"/>
-        </w:pBdr>
-        <w:rPr>
-          <w:rFonts w:ascii="Times New Roman" w:hAnsi="Times New Roman"/>
-          <w:sz w:val="24"/>
-          <w:szCs w:val="24"/>
-        </w:rPr>
-      </w:pPr>
-      <w:r>
-        <w:rPr>
-          <w:rFonts w:ascii="Times New Roman" w:hAnsi="Times New Roman"/>
-          <w:sz w:val="24"/>
-          <w:szCs w:val="24"/>
-        </w:rPr>
-        <w:t>КАЛАН. Я следователь Калан, расследую дело об убийстве мышки полёвки.</w:t>
-      </w:r>
-    </w:p>
-    <w:p>
-      <w:pPr>
-        <w:pBdr>
-          <w:top w:val="nil"/>
-          <w:left w:val="nil"/>
-          <w:bottom w:val="nil"/>
-          <w:right w:val="nil"/>
-        </w:pBdr>
-        <w:rPr>
-          <w:rFonts w:ascii="Times New Roman" w:hAnsi="Times New Roman"/>
-          <w:sz w:val="24"/>
-          <w:szCs w:val="24"/>
-        </w:rPr>
-      </w:pPr>
-      <w:r>
-        <w:rPr>
-          <w:rFonts w:ascii="Times New Roman" w:hAnsi="Times New Roman"/>
-          <w:sz w:val="24"/>
-          <w:szCs w:val="24"/>
-        </w:rPr>
-        <w:t xml:space="preserve">МАНУЛ. </w:t>
-      </w:r>
-      <w:r>
-        <w:rPr>
-          <w:rFonts w:ascii="Times New Roman" w:hAnsi="Times New Roman"/>
-          <w:sz w:val="24"/>
-          <w:szCs w:val="24"/>
-        </w:rPr>
-        <w:t>Сука</w:t>
-      </w:r>
-      <w:r>
-        <w:rPr>
-          <w:rFonts w:ascii="Times New Roman" w:hAnsi="Times New Roman"/>
-          <w:sz w:val="24"/>
-          <w:szCs w:val="24"/>
-        </w:rPr>
-        <w:t>.</w:t>
-      </w:r>
-    </w:p>
-    <w:p>
-      <w:pPr>
-        <w:pBdr>
-          <w:top w:val="nil"/>
-          <w:left w:val="nil"/>
-          <w:bottom w:val="nil"/>
-          <w:right w:val="nil"/>
-        </w:pBdr>
-        <w:rPr>
-          <w:rFonts w:ascii="Times New Roman" w:hAnsi="Times New Roman"/>
-          <w:sz w:val="24"/>
-          <w:szCs w:val="24"/>
-        </w:rPr>
-      </w:pPr>
-      <w:r>
-        <w:rPr>
-          <w:rFonts w:ascii="Times New Roman" w:hAnsi="Times New Roman"/>
-          <w:sz w:val="24"/>
-          <w:szCs w:val="24"/>
-        </w:rPr>
-        <w:t>Пауза.</w:t>
-      </w:r>
-    </w:p>
-    <w:p>
-      <w:pPr>
-        <w:pBdr>
-          <w:top w:val="nil"/>
-          <w:left w:val="nil"/>
-          <w:bottom w:val="nil"/>
-          <w:right w:val="nil"/>
-        </w:pBdr>
-        <w:rPr>
-          <w:rFonts w:ascii="Times New Roman" w:hAnsi="Times New Roman"/>
-          <w:sz w:val="24"/>
-          <w:szCs w:val="24"/>
-        </w:rPr>
-      </w:pPr>
-      <w:r>
-        <w:rPr>
-          <w:rFonts w:ascii="Times New Roman" w:hAnsi="Times New Roman"/>
-          <w:sz w:val="24"/>
-          <w:szCs w:val="24"/>
-        </w:rPr>
-        <w:t>КАЛАН. Что?</w:t>
-      </w:r>
-    </w:p>
-    <w:p>
-      <w:pPr>
-        <w:pBdr>
-          <w:top w:val="nil"/>
-          <w:left w:val="nil"/>
-          <w:bottom w:val="nil"/>
-          <w:right w:val="nil"/>
-        </w:pBdr>
-        <w:rPr>
-          <w:rFonts w:ascii="Times New Roman" w:hAnsi="Times New Roman"/>
-          <w:sz w:val="24"/>
-          <w:szCs w:val="24"/>
-        </w:rPr>
-      </w:pPr>
-      <w:r>
-        <w:rPr>
-          <w:rFonts w:ascii="Times New Roman" w:hAnsi="Times New Roman"/>
-          <w:sz w:val="24"/>
-          <w:szCs w:val="24"/>
-        </w:rPr>
-        <w:t xml:space="preserve">МАНУЛ. Уйди </w:t>
-      </w:r>
-      <w:proofErr w:type="spellStart"/>
-      <w:r>
-        <w:rPr>
-          <w:rFonts w:ascii="Times New Roman" w:hAnsi="Times New Roman"/>
-          <w:sz w:val="24"/>
-          <w:szCs w:val="24"/>
-        </w:rPr>
-        <w:t>нах</w:t>
-      </w:r>
-      <w:r>
-        <w:rPr>
-          <w:rFonts w:ascii="Times New Roman" w:hAnsi="Times New Roman"/>
-          <w:sz w:val="24"/>
-          <w:szCs w:val="24"/>
-        </w:rPr>
-        <w:t>ер</w:t>
-      </w:r>
-      <w:proofErr w:type="spellEnd"/>
-      <w:r>
-        <w:rPr>
-          <w:rFonts w:ascii="Times New Roman" w:hAnsi="Times New Roman"/>
-          <w:sz w:val="24"/>
-          <w:szCs w:val="24"/>
-        </w:rPr>
-        <w:t>, а?</w:t>
-      </w:r>
-    </w:p>
-    <w:p>
-      <w:pPr>
-        <w:pBdr>
-          <w:top w:val="nil"/>
-          <w:left w:val="nil"/>
-          <w:bottom w:val="nil"/>
-          <w:right w:val="nil"/>
-        </w:pBdr>
-        <w:rPr>
-          <w:rFonts w:ascii="Times New Roman" w:hAnsi="Times New Roman"/>
-          <w:sz w:val="24"/>
-          <w:szCs w:val="24"/>
-        </w:rPr>
-      </w:pPr>
-      <w:r>
-        <w:rPr>
-          <w:rFonts w:ascii="Times New Roman" w:hAnsi="Times New Roman"/>
-          <w:sz w:val="24"/>
-          <w:szCs w:val="24"/>
-        </w:rPr>
-        <w:t>Пауза.</w:t>
-      </w:r>
-    </w:p>
-    <w:p>
-      <w:pPr>
-        <w:pBdr>
-          <w:top w:val="nil"/>
-          <w:left w:val="nil"/>
-          <w:bottom w:val="nil"/>
-          <w:right w:val="nil"/>
-        </w:pBdr>
-        <w:rPr>
-          <w:rFonts w:ascii="Times New Roman" w:hAnsi="Times New Roman"/>
-          <w:sz w:val="24"/>
-          <w:szCs w:val="24"/>
-        </w:rPr>
-      </w:pPr>
-      <w:r>
-        <w:rPr>
-          <w:rFonts w:ascii="Times New Roman" w:hAnsi="Times New Roman"/>
-          <w:sz w:val="24"/>
-          <w:szCs w:val="24"/>
-        </w:rPr>
-        <w:t xml:space="preserve">КАЛАН. Я правильно понимаю, вы не </w:t>
-      </w:r>
-      <w:proofErr w:type="spellStart"/>
-      <w:r>
-        <w:rPr>
-          <w:rFonts w:ascii="Times New Roman" w:hAnsi="Times New Roman"/>
-          <w:sz w:val="24"/>
-          <w:szCs w:val="24"/>
-        </w:rPr>
-        <w:t>кукляндец</w:t>
-      </w:r>
-      <w:proofErr w:type="spellEnd"/>
-      <w:r>
-        <w:rPr>
-          <w:rFonts w:ascii="Times New Roman" w:hAnsi="Times New Roman"/>
-          <w:sz w:val="24"/>
-          <w:szCs w:val="24"/>
-        </w:rPr>
-        <w:t>?</w:t>
+        <w:t>КАЛАН. Я правильно понимаю, вы не кукляндец?</w:t>
       </w:r>
     </w:p>
     <w:p>
@@ -5582,7 +5026,6 @@
         </w:rPr>
         <w:t xml:space="preserve">МАНУЛ. Нет, мудак, я тебя предупреждаю. Лучше </w:t>
       </w:r>
-      <w:proofErr w:type="spellStart"/>
       <w:r>
         <w:rPr>
           <w:rFonts w:ascii="Times New Roman" w:hAnsi="Times New Roman"/>
@@ -5591,7 +5034,6 @@
         </w:rPr>
         <w:t>сдрисни</w:t>
       </w:r>
-      <w:proofErr w:type="spellEnd"/>
       <w:r>
         <w:rPr>
           <w:rFonts w:ascii="Times New Roman" w:hAnsi="Times New Roman"/>
@@ -6193,97 +5635,994 @@
           <w:sz w:val="24"/>
           <w:szCs w:val="24"/>
         </w:rPr>
+        <w:t>КАЛАН. Крыска?</w:t>
+      </w:r>
+    </w:p>
+    <w:p>
+      <w:pPr>
+        <w:pBdr>
+          <w:top w:val="nil"/>
+          <w:left w:val="nil"/>
+          <w:bottom w:val="nil"/>
+          <w:right w:val="nil"/>
+        </w:pBdr>
+        <w:rPr>
+          <w:rFonts w:ascii="Times New Roman" w:hAnsi="Times New Roman"/>
+          <w:sz w:val="24"/>
+          <w:szCs w:val="24"/>
+        </w:rPr>
+      </w:pPr>
+      <w:r>
+        <w:rPr>
+          <w:rFonts w:ascii="Times New Roman" w:hAnsi="Times New Roman"/>
+          <w:sz w:val="24"/>
+          <w:szCs w:val="24"/>
+        </w:rPr>
+        <w:t>МАНУЛ. Вместе с подружкой</w:t>
+      </w:r>
+      <w:r>
+        <w:rPr>
+          <w:rFonts w:ascii="Times New Roman" w:hAnsi="Times New Roman"/>
+          <w:sz w:val="24"/>
+          <w:szCs w:val="24"/>
+        </w:rPr>
+        <w:t>-</w:t>
+      </w:r>
+      <w:r>
+        <w:rPr>
+          <w:rFonts w:ascii="Times New Roman" w:hAnsi="Times New Roman"/>
+          <w:sz w:val="24"/>
+          <w:szCs w:val="24"/>
+        </w:rPr>
+        <w:t>широкоушкой оголтелая боевик-провокатор.</w:t>
+      </w:r>
+    </w:p>
+    <w:p>
+      <w:pPr>
+        <w:pBdr>
+          <w:top w:val="nil"/>
+          <w:left w:val="nil"/>
+          <w:bottom w:val="nil"/>
+          <w:right w:val="nil"/>
+        </w:pBdr>
+        <w:rPr>
+          <w:rFonts w:ascii="Times New Roman" w:hAnsi="Times New Roman"/>
+          <w:sz w:val="24"/>
+          <w:szCs w:val="24"/>
+        </w:rPr>
+      </w:pPr>
+      <w:r>
+        <w:rPr>
+          <w:rFonts w:ascii="Times New Roman" w:hAnsi="Times New Roman"/>
+          <w:sz w:val="24"/>
+          <w:szCs w:val="24"/>
+        </w:rPr>
+        <w:t>КАЛАН. Провокатор-ка. Ты не очень в феминитивы?</w:t>
+      </w:r>
+    </w:p>
+    <w:p>
+      <w:pPr>
+        <w:pBdr>
+          <w:top w:val="nil"/>
+          <w:left w:val="nil"/>
+          <w:bottom w:val="nil"/>
+          <w:right w:val="nil"/>
+        </w:pBdr>
+        <w:rPr>
+          <w:rFonts w:ascii="Times New Roman" w:hAnsi="Times New Roman"/>
+          <w:sz w:val="24"/>
+          <w:szCs w:val="24"/>
+        </w:rPr>
+      </w:pPr>
+      <w:r>
+        <w:rPr>
+          <w:rFonts w:ascii="Times New Roman" w:hAnsi="Times New Roman"/>
+          <w:sz w:val="24"/>
+          <w:szCs w:val="24"/>
+        </w:rPr>
+        <w:t xml:space="preserve">МАНУЛ. </w:t>
+      </w:r>
+      <w:r>
+        <w:rPr>
+          <w:rFonts w:ascii="Times New Roman" w:hAnsi="Times New Roman"/>
+          <w:sz w:val="24"/>
+          <w:szCs w:val="24"/>
+        </w:rPr>
+        <w:t>Насрать</w:t>
+      </w:r>
+      <w:r>
+        <w:rPr>
+          <w:rFonts w:ascii="Times New Roman" w:hAnsi="Times New Roman"/>
+          <w:sz w:val="24"/>
+          <w:szCs w:val="24"/>
+        </w:rPr>
+        <w:t>.</w:t>
+      </w:r>
+    </w:p>
+    <w:p>
+      <w:pPr>
+        <w:pBdr>
+          <w:top w:val="nil"/>
+          <w:left w:val="nil"/>
+          <w:bottom w:val="nil"/>
+          <w:right w:val="nil"/>
+        </w:pBdr>
+        <w:rPr>
+          <w:rFonts w:ascii="Times New Roman" w:hAnsi="Times New Roman"/>
+          <w:sz w:val="24"/>
+          <w:szCs w:val="24"/>
+        </w:rPr>
+      </w:pPr>
+      <w:r>
+        <w:rPr>
+          <w:rFonts w:ascii="Times New Roman" w:hAnsi="Times New Roman"/>
+          <w:sz w:val="24"/>
+          <w:szCs w:val="24"/>
+        </w:rPr>
         <w:t xml:space="preserve">КАЛАН. </w:t>
       </w:r>
-      <w:proofErr w:type="spellStart"/>
-      <w:r>
-        <w:rPr>
-          <w:rFonts w:ascii="Times New Roman" w:hAnsi="Times New Roman"/>
-          <w:sz w:val="24"/>
-          <w:szCs w:val="24"/>
-        </w:rPr>
-        <w:t>Крыска</w:t>
-      </w:r>
-      <w:proofErr w:type="spellEnd"/>
-      <w:r>
-        <w:rPr>
-          <w:rFonts w:ascii="Times New Roman" w:hAnsi="Times New Roman"/>
-          <w:sz w:val="24"/>
-          <w:szCs w:val="24"/>
-        </w:rPr>
-        <w:t>?</w:t>
-      </w:r>
-    </w:p>
-    <w:p>
-      <w:pPr>
-        <w:pBdr>
-          <w:top w:val="nil"/>
-          <w:left w:val="nil"/>
-          <w:bottom w:val="nil"/>
-          <w:right w:val="nil"/>
-        </w:pBdr>
-        <w:rPr>
-          <w:rFonts w:ascii="Times New Roman" w:hAnsi="Times New Roman"/>
-          <w:sz w:val="24"/>
-          <w:szCs w:val="24"/>
-        </w:rPr>
-      </w:pPr>
-      <w:r>
-        <w:rPr>
-          <w:rFonts w:ascii="Times New Roman" w:hAnsi="Times New Roman"/>
-          <w:sz w:val="24"/>
-          <w:szCs w:val="24"/>
-        </w:rPr>
-        <w:t>МАНУЛ. Вместе с подружкой</w:t>
-      </w:r>
-      <w:r>
-        <w:rPr>
-          <w:rFonts w:ascii="Times New Roman" w:hAnsi="Times New Roman"/>
-          <w:sz w:val="24"/>
-          <w:szCs w:val="24"/>
-        </w:rPr>
-        <w:t>-</w:t>
-      </w:r>
-      <w:proofErr w:type="spellStart"/>
-      <w:r>
-        <w:rPr>
-          <w:rFonts w:ascii="Times New Roman" w:hAnsi="Times New Roman"/>
-          <w:sz w:val="24"/>
-          <w:szCs w:val="24"/>
-        </w:rPr>
-        <w:t>широкоушкой</w:t>
-      </w:r>
-      <w:proofErr w:type="spellEnd"/>
-      <w:r>
-        <w:rPr>
-          <w:rFonts w:ascii="Times New Roman" w:hAnsi="Times New Roman"/>
-          <w:sz w:val="24"/>
-          <w:szCs w:val="24"/>
-        </w:rPr>
-        <w:t xml:space="preserve"> оголтелая боевик-провокатор.</w:t>
-      </w:r>
-    </w:p>
-    <w:p>
-      <w:pPr>
-        <w:pBdr>
-          <w:top w:val="nil"/>
-          <w:left w:val="nil"/>
-          <w:bottom w:val="nil"/>
-          <w:right w:val="nil"/>
-        </w:pBdr>
-        <w:rPr>
-          <w:rFonts w:ascii="Times New Roman" w:hAnsi="Times New Roman"/>
-          <w:sz w:val="24"/>
-          <w:szCs w:val="24"/>
-        </w:rPr>
-      </w:pPr>
-      <w:r>
-        <w:rPr>
-          <w:rFonts w:ascii="Times New Roman" w:hAnsi="Times New Roman"/>
-          <w:sz w:val="24"/>
-          <w:szCs w:val="24"/>
-        </w:rPr>
-        <w:t>КАЛАН. Провокатор-ка. Ты не очень в феминитивы?</w:t>
+      <w:r>
+        <w:rPr>
+          <w:rFonts w:ascii="Times New Roman" w:hAnsi="Times New Roman"/>
+          <w:sz w:val="24"/>
+          <w:szCs w:val="24"/>
+        </w:rPr>
+        <w:t>Насрать</w:t>
+      </w:r>
+      <w:r>
+        <w:rPr>
+          <w:rFonts w:ascii="Times New Roman" w:hAnsi="Times New Roman"/>
+          <w:sz w:val="24"/>
+          <w:szCs w:val="24"/>
+        </w:rPr>
+        <w:t>. Слепыш?</w:t>
+      </w:r>
+    </w:p>
+    <w:p>
+      <w:pPr>
+        <w:pBdr>
+          <w:top w:val="nil"/>
+          <w:left w:val="nil"/>
+          <w:bottom w:val="nil"/>
+          <w:right w:val="nil"/>
+        </w:pBdr>
+        <w:rPr>
+          <w:rFonts w:ascii="Times New Roman" w:hAnsi="Times New Roman"/>
+          <w:sz w:val="24"/>
+          <w:szCs w:val="24"/>
+        </w:rPr>
+      </w:pPr>
+      <w:r>
+        <w:rPr>
+          <w:rFonts w:ascii="Times New Roman" w:hAnsi="Times New Roman"/>
+          <w:sz w:val="24"/>
+          <w:szCs w:val="24"/>
+        </w:rPr>
+        <w:t>МАНУЛ.  Затойчи - слепой самурай, настоящий слухач, будь уверен, он слышал даже как ты яйца чесал. Много знает.</w:t>
+      </w:r>
+    </w:p>
+    <w:p>
+      <w:pPr>
+        <w:pBdr>
+          <w:top w:val="nil"/>
+          <w:left w:val="nil"/>
+          <w:bottom w:val="nil"/>
+          <w:right w:val="nil"/>
+        </w:pBdr>
+        <w:rPr>
+          <w:rFonts w:ascii="Times New Roman" w:hAnsi="Times New Roman"/>
+          <w:sz w:val="24"/>
+          <w:szCs w:val="24"/>
+        </w:rPr>
+      </w:pPr>
+      <w:r>
+        <w:rPr>
+          <w:rFonts w:ascii="Times New Roman" w:hAnsi="Times New Roman"/>
+          <w:sz w:val="24"/>
+          <w:szCs w:val="24"/>
+        </w:rPr>
+        <w:t>КАЛАН. Соня?</w:t>
+      </w:r>
+    </w:p>
+    <w:p>
+      <w:pPr>
+        <w:pBdr>
+          <w:top w:val="nil"/>
+          <w:left w:val="nil"/>
+          <w:bottom w:val="nil"/>
+          <w:right w:val="nil"/>
+        </w:pBdr>
+        <w:rPr>
+          <w:rFonts w:ascii="Times New Roman" w:hAnsi="Times New Roman"/>
+          <w:sz w:val="24"/>
+          <w:szCs w:val="24"/>
+        </w:rPr>
+      </w:pPr>
+      <w:r>
+        <w:rPr>
+          <w:rFonts w:ascii="Times New Roman" w:hAnsi="Times New Roman"/>
+          <w:sz w:val="24"/>
+          <w:szCs w:val="24"/>
+        </w:rPr>
+        <w:t>МАНУЛ. Целка.</w:t>
+      </w:r>
+    </w:p>
+    <w:p>
+      <w:pPr>
+        <w:pBdr>
+          <w:top w:val="nil"/>
+          <w:left w:val="nil"/>
+          <w:bottom w:val="nil"/>
+          <w:right w:val="nil"/>
+        </w:pBdr>
+        <w:rPr>
+          <w:rFonts w:ascii="Times New Roman" w:hAnsi="Times New Roman"/>
+          <w:sz w:val="24"/>
+          <w:szCs w:val="24"/>
+        </w:rPr>
+      </w:pPr>
+      <w:r>
+        <w:rPr>
+          <w:rFonts w:ascii="Times New Roman" w:hAnsi="Times New Roman"/>
+          <w:sz w:val="24"/>
+          <w:szCs w:val="24"/>
+        </w:rPr>
+        <w:t>КАЛАН. Мышка полёвка?</w:t>
+      </w:r>
+    </w:p>
+    <w:p>
+      <w:pPr>
+        <w:pBdr>
+          <w:top w:val="nil"/>
+          <w:left w:val="nil"/>
+          <w:bottom w:val="nil"/>
+          <w:right w:val="nil"/>
+        </w:pBdr>
+        <w:rPr>
+          <w:rFonts w:ascii="Times New Roman" w:hAnsi="Times New Roman"/>
+          <w:sz w:val="24"/>
+          <w:szCs w:val="24"/>
+        </w:rPr>
+      </w:pPr>
+      <w:r>
+        <w:rPr>
+          <w:rFonts w:ascii="Times New Roman" w:hAnsi="Times New Roman"/>
+          <w:sz w:val="24"/>
+          <w:szCs w:val="24"/>
+        </w:rPr>
+        <w:t>МАНУЛ. За всё хорошее против всего плохого - тупая з</w:t>
+      </w:r>
+      <w:r>
+        <w:rPr>
+          <w:rFonts w:ascii="Times New Roman" w:hAnsi="Times New Roman"/>
+          <w:sz w:val="24"/>
+          <w:szCs w:val="24"/>
+        </w:rPr>
+        <w:t>вез</w:t>
+      </w:r>
+      <w:r>
+        <w:rPr>
+          <w:rFonts w:ascii="Times New Roman" w:hAnsi="Times New Roman"/>
+          <w:sz w:val="24"/>
+          <w:szCs w:val="24"/>
+        </w:rPr>
+        <w:t>да.</w:t>
+      </w:r>
+    </w:p>
+    <w:p>
+      <w:pPr>
+        <w:pBdr>
+          <w:top w:val="nil"/>
+          <w:left w:val="nil"/>
+          <w:bottom w:val="nil"/>
+          <w:right w:val="nil"/>
+        </w:pBdr>
+        <w:rPr>
+          <w:rFonts w:ascii="Times New Roman" w:hAnsi="Times New Roman"/>
+          <w:sz w:val="24"/>
+          <w:szCs w:val="24"/>
+        </w:rPr>
+      </w:pPr>
+      <w:r>
+        <w:rPr>
+          <w:rFonts w:ascii="Times New Roman" w:hAnsi="Times New Roman"/>
+          <w:sz w:val="24"/>
+          <w:szCs w:val="24"/>
+        </w:rPr>
+        <w:t>КАЛАН. Оленёнок?</w:t>
+      </w:r>
+    </w:p>
+    <w:p>
+      <w:pPr>
+        <w:pBdr>
+          <w:top w:val="nil"/>
+          <w:left w:val="nil"/>
+          <w:bottom w:val="nil"/>
+          <w:right w:val="nil"/>
+        </w:pBdr>
+        <w:rPr>
+          <w:rFonts w:ascii="Times New Roman" w:hAnsi="Times New Roman"/>
+          <w:sz w:val="24"/>
+          <w:szCs w:val="24"/>
+        </w:rPr>
+      </w:pPr>
+      <w:r>
+        <w:rPr>
+          <w:rFonts w:ascii="Times New Roman" w:hAnsi="Times New Roman"/>
+          <w:sz w:val="24"/>
+          <w:szCs w:val="24"/>
+        </w:rPr>
+        <w:t>МАНУЛ. Жадный жирный ублюдок.</w:t>
+      </w:r>
+    </w:p>
+    <w:p>
+      <w:pPr>
+        <w:pBdr>
+          <w:top w:val="nil"/>
+          <w:left w:val="nil"/>
+          <w:bottom w:val="nil"/>
+          <w:right w:val="nil"/>
+        </w:pBdr>
+        <w:rPr>
+          <w:rFonts w:ascii="Times New Roman" w:hAnsi="Times New Roman"/>
+          <w:sz w:val="24"/>
+          <w:szCs w:val="24"/>
+        </w:rPr>
+      </w:pPr>
+      <w:r>
+        <w:rPr>
+          <w:rFonts w:ascii="Times New Roman" w:hAnsi="Times New Roman"/>
+          <w:sz w:val="24"/>
+          <w:szCs w:val="24"/>
+        </w:rPr>
+        <w:t>КАЛАН. Волк?</w:t>
+      </w:r>
+    </w:p>
+    <w:p>
+      <w:pPr>
+        <w:pBdr>
+          <w:top w:val="nil"/>
+          <w:left w:val="nil"/>
+          <w:bottom w:val="nil"/>
+          <w:right w:val="nil"/>
+        </w:pBdr>
+        <w:rPr>
+          <w:rFonts w:ascii="Times New Roman" w:hAnsi="Times New Roman"/>
+          <w:sz w:val="24"/>
+          <w:szCs w:val="24"/>
+        </w:rPr>
+      </w:pPr>
+      <w:r>
+        <w:rPr>
+          <w:rFonts w:ascii="Times New Roman" w:hAnsi="Times New Roman"/>
+          <w:sz w:val="24"/>
+          <w:szCs w:val="24"/>
+        </w:rPr>
+        <w:t>МАНУЛ. Кали-юга головного мозга.</w:t>
+      </w:r>
+    </w:p>
+    <w:p>
+      <w:pPr>
+        <w:pBdr>
+          <w:top w:val="nil"/>
+          <w:left w:val="nil"/>
+          <w:bottom w:val="nil"/>
+          <w:right w:val="nil"/>
+        </w:pBdr>
+        <w:rPr>
+          <w:rFonts w:ascii="Times New Roman" w:hAnsi="Times New Roman"/>
+          <w:sz w:val="24"/>
+          <w:szCs w:val="24"/>
+        </w:rPr>
+      </w:pPr>
+      <w:r>
+        <w:rPr>
+          <w:rFonts w:ascii="Times New Roman" w:hAnsi="Times New Roman"/>
+          <w:sz w:val="24"/>
+          <w:szCs w:val="24"/>
+        </w:rPr>
+        <w:t>КАЛАН. Кролик?</w:t>
+      </w:r>
+    </w:p>
+    <w:p>
+      <w:pPr>
+        <w:pBdr>
+          <w:top w:val="nil"/>
+          <w:left w:val="nil"/>
+          <w:bottom w:val="nil"/>
+          <w:right w:val="nil"/>
+        </w:pBdr>
+        <w:rPr>
+          <w:rFonts w:ascii="Times New Roman" w:hAnsi="Times New Roman"/>
+          <w:sz w:val="24"/>
+          <w:szCs w:val="24"/>
+        </w:rPr>
+      </w:pPr>
+      <w:r>
+        <w:rPr>
+          <w:rFonts w:ascii="Times New Roman" w:hAnsi="Times New Roman"/>
+          <w:sz w:val="24"/>
+          <w:szCs w:val="24"/>
+        </w:rPr>
+        <w:t>МАНУЛ. Наркоборыга, гомосексуалист, плоскоземелец и антипрививочник.</w:t>
+      </w:r>
+    </w:p>
+    <w:p>
+      <w:pPr>
+        <w:pBdr>
+          <w:top w:val="nil"/>
+          <w:left w:val="nil"/>
+          <w:bottom w:val="nil"/>
+          <w:right w:val="nil"/>
+        </w:pBdr>
+        <w:rPr>
+          <w:rFonts w:ascii="Times New Roman" w:hAnsi="Times New Roman"/>
+          <w:sz w:val="24"/>
+          <w:szCs w:val="24"/>
+        </w:rPr>
+      </w:pPr>
+      <w:r>
+        <w:rPr>
+          <w:rFonts w:ascii="Times New Roman" w:hAnsi="Times New Roman"/>
+          <w:sz w:val="24"/>
+          <w:szCs w:val="24"/>
+        </w:rPr>
+        <w:t>Пауза.</w:t>
+      </w:r>
+    </w:p>
+    <w:p>
+      <w:pPr>
+        <w:pBdr>
+          <w:top w:val="nil"/>
+          <w:left w:val="nil"/>
+          <w:bottom w:val="nil"/>
+          <w:right w:val="nil"/>
+        </w:pBdr>
+        <w:rPr>
+          <w:rFonts w:ascii="Times New Roman" w:hAnsi="Times New Roman"/>
+          <w:sz w:val="24"/>
+          <w:szCs w:val="24"/>
+        </w:rPr>
+      </w:pPr>
+      <w:r>
+        <w:rPr>
+          <w:rFonts w:ascii="Times New Roman" w:hAnsi="Times New Roman"/>
+          <w:sz w:val="24"/>
+          <w:szCs w:val="24"/>
+        </w:rPr>
+        <w:t>КАЛАН. Банда хорька?</w:t>
+      </w:r>
+    </w:p>
+    <w:p>
+      <w:pPr>
+        <w:pBdr>
+          <w:top w:val="nil"/>
+          <w:left w:val="nil"/>
+          <w:bottom w:val="nil"/>
+          <w:right w:val="nil"/>
+        </w:pBdr>
+        <w:rPr>
+          <w:rFonts w:ascii="Times New Roman" w:hAnsi="Times New Roman"/>
+          <w:sz w:val="24"/>
+          <w:szCs w:val="24"/>
+        </w:rPr>
+      </w:pPr>
+      <w:r>
+        <w:rPr>
+          <w:rFonts w:ascii="Times New Roman" w:hAnsi="Times New Roman"/>
+          <w:sz w:val="24"/>
+          <w:szCs w:val="24"/>
+        </w:rPr>
+        <w:t>МАНУЛ. Отличные ребята. Пойдём покажу?</w:t>
+      </w:r>
+    </w:p>
+    <w:p>
+      <w:pPr>
+        <w:pBdr>
+          <w:top w:val="nil"/>
+          <w:left w:val="nil"/>
+          <w:bottom w:val="nil"/>
+          <w:right w:val="nil"/>
+        </w:pBdr>
+        <w:rPr>
+          <w:rFonts w:ascii="Times New Roman" w:hAnsi="Times New Roman"/>
+          <w:sz w:val="24"/>
+          <w:szCs w:val="24"/>
+        </w:rPr>
+      </w:pPr>
+      <w:r>
+        <w:rPr>
+          <w:rFonts w:ascii="Times New Roman" w:hAnsi="Times New Roman"/>
+          <w:sz w:val="24"/>
+          <w:szCs w:val="24"/>
+        </w:rPr>
+        <w:t>КАЛАН. Веди.</w:t>
+      </w:r>
+    </w:p>
+    <w:p>
+      <w:pPr>
+        <w:pBdr>
+          <w:top w:val="nil"/>
+          <w:left w:val="nil"/>
+          <w:bottom w:val="nil"/>
+          <w:right w:val="nil"/>
+        </w:pBdr>
+        <w:rPr>
+          <w:rFonts w:ascii="Times New Roman" w:hAnsi="Times New Roman"/>
+          <w:sz w:val="24"/>
+          <w:szCs w:val="24"/>
+        </w:rPr>
+      </w:pPr>
+      <w:r>
+        <w:rPr>
+          <w:rFonts w:ascii="Times New Roman" w:hAnsi="Times New Roman"/>
+          <w:sz w:val="24"/>
+          <w:szCs w:val="24"/>
+        </w:rPr>
+        <w:t>Встали с бревна.</w:t>
+      </w:r>
+    </w:p>
+    <w:p>
+      <w:pPr>
+        <w:pBdr>
+          <w:top w:val="nil"/>
+          <w:left w:val="nil"/>
+          <w:bottom w:val="nil"/>
+          <w:right w:val="nil"/>
+        </w:pBdr>
+        <w:rPr>
+          <w:rFonts w:ascii="Times New Roman" w:hAnsi="Times New Roman"/>
+          <w:sz w:val="24"/>
+          <w:szCs w:val="24"/>
+        </w:rPr>
+      </w:pPr>
+      <w:r>
+        <w:rPr>
+          <w:rFonts w:ascii="Times New Roman" w:hAnsi="Times New Roman"/>
+          <w:sz w:val="24"/>
+          <w:szCs w:val="24"/>
+        </w:rPr>
+        <w:t>КАЛАН. Ты живёшь на отшибе, откуда ты всех знаешь?</w:t>
+      </w:r>
+    </w:p>
+    <w:p>
+      <w:pPr>
+        <w:pBdr>
+          <w:top w:val="nil"/>
+          <w:left w:val="nil"/>
+          <w:bottom w:val="nil"/>
+          <w:right w:val="nil"/>
+        </w:pBdr>
+        <w:rPr>
+          <w:rFonts w:ascii="Times New Roman" w:hAnsi="Times New Roman"/>
+          <w:sz w:val="24"/>
+          <w:szCs w:val="24"/>
+        </w:rPr>
+      </w:pPr>
+      <w:r>
+        <w:rPr>
+          <w:rFonts w:ascii="Times New Roman" w:hAnsi="Times New Roman"/>
+          <w:sz w:val="24"/>
+          <w:szCs w:val="24"/>
+        </w:rPr>
+        <w:t>МАНУЛ. Жить в обществе и быть свободным от общества нельзя.</w:t>
+      </w:r>
+    </w:p>
+    <w:p>
+      <w:pPr>
+        <w:pBdr>
+          <w:top w:val="nil"/>
+          <w:left w:val="nil"/>
+          <w:bottom w:val="nil"/>
+          <w:right w:val="nil"/>
+        </w:pBdr>
+        <w:rPr>
+          <w:rFonts w:ascii="Times New Roman" w:hAnsi="Times New Roman"/>
+          <w:sz w:val="24"/>
+          <w:szCs w:val="24"/>
+        </w:rPr>
+      </w:pPr>
+    </w:p>
+    <w:p>
+      <w:pPr>
+        <w:pBdr>
+          <w:top w:val="nil"/>
+          <w:left w:val="nil"/>
+          <w:bottom w:val="nil"/>
+          <w:right w:val="nil"/>
+        </w:pBdr>
+        <w:rPr>
+          <w:rFonts w:ascii="Times New Roman" w:hAnsi="Times New Roman"/>
+          <w:sz w:val="24"/>
+          <w:szCs w:val="24"/>
+        </w:rPr>
+      </w:pPr>
+      <w:r>
+        <w:rPr>
+          <w:rFonts w:ascii="Times New Roman" w:hAnsi="Times New Roman"/>
+          <w:sz w:val="24"/>
+          <w:szCs w:val="24"/>
+        </w:rPr>
+        <w:t>Картина 10.</w:t>
+      </w:r>
+    </w:p>
+    <w:p>
+      <w:pPr>
+        <w:pBdr>
+          <w:top w:val="nil"/>
+          <w:left w:val="nil"/>
+          <w:bottom w:val="nil"/>
+          <w:right w:val="nil"/>
+        </w:pBdr>
+        <w:rPr>
+          <w:rFonts w:ascii="Times New Roman" w:hAnsi="Times New Roman"/>
+          <w:sz w:val="24"/>
+          <w:szCs w:val="24"/>
+        </w:rPr>
+      </w:pPr>
+      <w:r>
+        <w:rPr>
+          <w:rFonts w:ascii="Times New Roman" w:hAnsi="Times New Roman"/>
+          <w:sz w:val="24"/>
+          <w:szCs w:val="24"/>
+        </w:rPr>
+        <w:t>Вход в пещеру банды хорька. Калан прячется за пнём. Манул общается с широкоушкой.</w:t>
+      </w:r>
+    </w:p>
+    <w:p>
+      <w:pPr>
+        <w:pBdr>
+          <w:top w:val="nil"/>
+          <w:left w:val="nil"/>
+          <w:bottom w:val="nil"/>
+          <w:right w:val="nil"/>
+        </w:pBdr>
+        <w:rPr>
+          <w:rFonts w:ascii="Times New Roman" w:hAnsi="Times New Roman"/>
+          <w:sz w:val="24"/>
+          <w:szCs w:val="24"/>
+        </w:rPr>
+      </w:pPr>
+      <w:r>
+        <w:rPr>
+          <w:rFonts w:ascii="Times New Roman" w:hAnsi="Times New Roman"/>
+          <w:sz w:val="24"/>
+          <w:szCs w:val="24"/>
+        </w:rPr>
+        <w:t>МАНУЛ. Где хорь?</w:t>
+      </w:r>
+    </w:p>
+    <w:p>
+      <w:pPr>
+        <w:pBdr>
+          <w:top w:val="nil"/>
+          <w:left w:val="nil"/>
+          <w:bottom w:val="nil"/>
+          <w:right w:val="nil"/>
+        </w:pBdr>
+        <w:rPr>
+          <w:rFonts w:ascii="Times New Roman" w:hAnsi="Times New Roman"/>
+          <w:sz w:val="24"/>
+          <w:szCs w:val="24"/>
+        </w:rPr>
+      </w:pPr>
+      <w:r>
+        <w:rPr>
+          <w:rFonts w:ascii="Times New Roman" w:hAnsi="Times New Roman"/>
+          <w:sz w:val="24"/>
+          <w:szCs w:val="24"/>
+        </w:rPr>
+        <w:t>ШИРОКОУШКА. Помер хорь... Сегодня утром встал, навернул салат кобб, поссал кровью и сдох... Теперь я главная.</w:t>
+      </w:r>
+    </w:p>
+    <w:p>
+      <w:pPr>
+        <w:pBdr>
+          <w:top w:val="nil"/>
+          <w:left w:val="nil"/>
+          <w:bottom w:val="nil"/>
+          <w:right w:val="nil"/>
+        </w:pBdr>
+        <w:rPr>
+          <w:rFonts w:ascii="Times New Roman" w:hAnsi="Times New Roman"/>
+          <w:sz w:val="24"/>
+          <w:szCs w:val="24"/>
+        </w:rPr>
+      </w:pPr>
+      <w:r>
+        <w:rPr>
+          <w:rFonts w:ascii="Times New Roman" w:hAnsi="Times New Roman"/>
+          <w:sz w:val="24"/>
+          <w:szCs w:val="24"/>
+        </w:rPr>
+        <w:t>МАНУЛ. А, ок. Вы убили оленёнка?</w:t>
+      </w:r>
+    </w:p>
+    <w:p>
+      <w:pPr>
+        <w:pBdr>
+          <w:top w:val="nil"/>
+          <w:left w:val="nil"/>
+          <w:bottom w:val="nil"/>
+          <w:right w:val="nil"/>
+        </w:pBdr>
+        <w:rPr>
+          <w:rFonts w:ascii="Times New Roman" w:hAnsi="Times New Roman"/>
+          <w:sz w:val="24"/>
+          <w:szCs w:val="24"/>
+        </w:rPr>
+      </w:pPr>
+      <w:r>
+        <w:rPr>
+          <w:rFonts w:ascii="Times New Roman" w:hAnsi="Times New Roman"/>
+          <w:sz w:val="24"/>
+          <w:szCs w:val="24"/>
+        </w:rPr>
+        <w:t>ШИРОКОУШКА. Ласка, барсук, сюда!</w:t>
+      </w:r>
+    </w:p>
+    <w:p>
+      <w:pPr>
+        <w:pBdr>
+          <w:top w:val="nil"/>
+          <w:left w:val="nil"/>
+          <w:bottom w:val="nil"/>
+          <w:right w:val="nil"/>
+        </w:pBdr>
+        <w:rPr>
+          <w:rFonts w:ascii="Times New Roman" w:hAnsi="Times New Roman"/>
+          <w:sz w:val="24"/>
+          <w:szCs w:val="24"/>
+        </w:rPr>
+      </w:pPr>
+      <w:r>
+        <w:rPr>
+          <w:rFonts w:ascii="Times New Roman" w:hAnsi="Times New Roman"/>
+          <w:sz w:val="24"/>
+          <w:szCs w:val="24"/>
+        </w:rPr>
+        <w:t>Из пещеры вышли ласка и барсук. У обоих в руках по дубинке.</w:t>
+      </w:r>
+    </w:p>
+    <w:p>
+      <w:pPr>
+        <w:pBdr>
+          <w:top w:val="nil"/>
+          <w:left w:val="nil"/>
+          <w:bottom w:val="nil"/>
+          <w:right w:val="nil"/>
+        </w:pBdr>
+        <w:rPr>
+          <w:rFonts w:ascii="Times New Roman" w:hAnsi="Times New Roman"/>
+          <w:sz w:val="24"/>
+          <w:szCs w:val="24"/>
+        </w:rPr>
+      </w:pPr>
+      <w:r>
+        <w:rPr>
+          <w:rFonts w:ascii="Times New Roman" w:hAnsi="Times New Roman"/>
+          <w:sz w:val="24"/>
+          <w:szCs w:val="24"/>
+        </w:rPr>
+        <w:t>ШИРОКОУШКА. Сдать нас решил, сука?!</w:t>
+      </w:r>
+    </w:p>
+    <w:p>
+      <w:pPr>
+        <w:pBdr>
+          <w:top w:val="nil"/>
+          <w:left w:val="nil"/>
+          <w:bottom w:val="nil"/>
+          <w:right w:val="nil"/>
+        </w:pBdr>
+        <w:rPr>
+          <w:rFonts w:ascii="Times New Roman" w:hAnsi="Times New Roman"/>
+          <w:sz w:val="24"/>
+          <w:szCs w:val="24"/>
+        </w:rPr>
+      </w:pPr>
+      <w:r>
+        <w:rPr>
+          <w:rFonts w:ascii="Times New Roman" w:hAnsi="Times New Roman"/>
+          <w:sz w:val="24"/>
+          <w:szCs w:val="24"/>
+        </w:rPr>
+        <w:t>Широкоушка внезапно подлетает к пеньку, за которым прячется калан.</w:t>
+      </w:r>
+    </w:p>
+    <w:p>
+      <w:pPr>
+        <w:pBdr>
+          <w:top w:val="nil"/>
+          <w:left w:val="nil"/>
+          <w:bottom w:val="nil"/>
+          <w:right w:val="nil"/>
+        </w:pBdr>
+        <w:rPr>
+          <w:rFonts w:ascii="Times New Roman" w:hAnsi="Times New Roman"/>
+          <w:sz w:val="24"/>
+          <w:szCs w:val="24"/>
+        </w:rPr>
+      </w:pPr>
+      <w:r>
+        <w:rPr>
+          <w:rFonts w:ascii="Times New Roman" w:hAnsi="Times New Roman"/>
+          <w:sz w:val="24"/>
+          <w:szCs w:val="24"/>
+        </w:rPr>
+        <w:t xml:space="preserve">ШИРОКОУШКА. Ты чё за </w:t>
+      </w:r>
+      <w:r>
+        <w:rPr>
+          <w:rFonts w:ascii="Times New Roman" w:hAnsi="Times New Roman"/>
+          <w:sz w:val="24"/>
+          <w:szCs w:val="24"/>
+        </w:rPr>
+        <w:t>хер</w:t>
+      </w:r>
+      <w:r>
+        <w:rPr>
+          <w:rFonts w:ascii="Times New Roman" w:hAnsi="Times New Roman"/>
+          <w:sz w:val="24"/>
+          <w:szCs w:val="24"/>
+        </w:rPr>
+        <w:t>?!</w:t>
+      </w:r>
+    </w:p>
+    <w:p>
+      <w:pPr>
+        <w:pBdr>
+          <w:top w:val="nil"/>
+          <w:left w:val="nil"/>
+          <w:bottom w:val="nil"/>
+          <w:right w:val="nil"/>
+        </w:pBdr>
+        <w:rPr>
+          <w:rFonts w:ascii="Times New Roman" w:hAnsi="Times New Roman"/>
+          <w:sz w:val="24"/>
+          <w:szCs w:val="24"/>
+        </w:rPr>
+      </w:pPr>
+      <w:r>
+        <w:rPr>
+          <w:rFonts w:ascii="Times New Roman" w:hAnsi="Times New Roman"/>
+          <w:sz w:val="24"/>
+          <w:szCs w:val="24"/>
+        </w:rPr>
+        <w:t>КАЛАН. Я так, чисто поболтать.</w:t>
+      </w:r>
+    </w:p>
+    <w:p>
+      <w:pPr>
+        <w:pBdr>
+          <w:top w:val="nil"/>
+          <w:left w:val="nil"/>
+          <w:bottom w:val="nil"/>
+          <w:right w:val="nil"/>
+        </w:pBdr>
+        <w:rPr>
+          <w:rFonts w:ascii="Times New Roman" w:hAnsi="Times New Roman"/>
+          <w:sz w:val="24"/>
+          <w:szCs w:val="24"/>
+        </w:rPr>
+      </w:pPr>
+      <w:r>
+        <w:rPr>
+          <w:rFonts w:ascii="Times New Roman" w:hAnsi="Times New Roman"/>
+          <w:sz w:val="24"/>
+          <w:szCs w:val="24"/>
+        </w:rPr>
+        <w:t>ШИРОКОУШКА. Хватайте п</w:t>
+      </w:r>
+      <w:r>
+        <w:rPr>
+          <w:rFonts w:ascii="Times New Roman" w:hAnsi="Times New Roman"/>
+          <w:sz w:val="24"/>
+          <w:szCs w:val="24"/>
+        </w:rPr>
+        <w:t>е</w:t>
+      </w:r>
+      <w:r>
+        <w:rPr>
+          <w:rFonts w:ascii="Times New Roman" w:hAnsi="Times New Roman"/>
+          <w:sz w:val="24"/>
+          <w:szCs w:val="24"/>
+        </w:rPr>
+        <w:t>д</w:t>
+      </w:r>
+      <w:r>
+        <w:rPr>
+          <w:rFonts w:ascii="Times New Roman" w:hAnsi="Times New Roman"/>
+          <w:sz w:val="24"/>
+          <w:szCs w:val="24"/>
+        </w:rPr>
+        <w:t>е</w:t>
+      </w:r>
+      <w:r>
+        <w:rPr>
+          <w:rFonts w:ascii="Times New Roman" w:hAnsi="Times New Roman"/>
+          <w:sz w:val="24"/>
+          <w:szCs w:val="24"/>
+        </w:rPr>
+        <w:t>р</w:t>
+      </w:r>
+      <w:r>
+        <w:rPr>
+          <w:rFonts w:ascii="Times New Roman" w:hAnsi="Times New Roman"/>
+          <w:sz w:val="24"/>
+          <w:szCs w:val="24"/>
+        </w:rPr>
+        <w:t>аст</w:t>
+      </w:r>
+      <w:r>
+        <w:rPr>
+          <w:rFonts w:ascii="Times New Roman" w:hAnsi="Times New Roman"/>
+          <w:sz w:val="24"/>
+          <w:szCs w:val="24"/>
+        </w:rPr>
+        <w:t xml:space="preserve">ов! Рвите им яйца! Это черти кролика, я его маму рот </w:t>
+      </w:r>
+      <w:r>
+        <w:rPr>
+          <w:rFonts w:ascii="Times New Roman" w:hAnsi="Times New Roman"/>
+          <w:sz w:val="24"/>
+          <w:szCs w:val="24"/>
+        </w:rPr>
+        <w:t>насру</w:t>
+      </w:r>
+      <w:r>
+        <w:rPr>
+          <w:rFonts w:ascii="Times New Roman" w:hAnsi="Times New Roman"/>
+          <w:sz w:val="24"/>
+          <w:szCs w:val="24"/>
+        </w:rPr>
+        <w:t>!</w:t>
+      </w:r>
+    </w:p>
+    <w:p>
+      <w:pPr>
+        <w:pBdr>
+          <w:top w:val="nil"/>
+          <w:left w:val="nil"/>
+          <w:bottom w:val="nil"/>
+          <w:right w:val="nil"/>
+        </w:pBdr>
+        <w:rPr>
+          <w:rFonts w:ascii="Times New Roman" w:hAnsi="Times New Roman"/>
+          <w:sz w:val="24"/>
+          <w:szCs w:val="24"/>
+        </w:rPr>
+      </w:pPr>
+      <w:r>
+        <w:rPr>
+          <w:rFonts w:ascii="Times New Roman" w:hAnsi="Times New Roman"/>
+          <w:sz w:val="24"/>
+          <w:szCs w:val="24"/>
+        </w:rPr>
+        <w:t>Ласка прыгнула на манула. Барсук бежит к калану. Широкоушка летит в пещеру.</w:t>
+      </w:r>
+    </w:p>
+    <w:p>
+      <w:pPr>
+        <w:pBdr>
+          <w:top w:val="nil"/>
+          <w:left w:val="nil"/>
+          <w:bottom w:val="nil"/>
+          <w:right w:val="nil"/>
+        </w:pBdr>
+        <w:rPr>
+          <w:rFonts w:ascii="Times New Roman" w:hAnsi="Times New Roman"/>
+          <w:sz w:val="24"/>
+          <w:szCs w:val="24"/>
+        </w:rPr>
+      </w:pPr>
+      <w:r>
+        <w:rPr>
+          <w:rFonts w:ascii="Times New Roman" w:hAnsi="Times New Roman"/>
+          <w:sz w:val="24"/>
+          <w:szCs w:val="24"/>
+        </w:rPr>
+        <w:t>ЛАСКА. Дай я тебя приласкаю!</w:t>
       </w:r>
     </w:p>
     <w:p>
@@ -6314,15 +6653,116 @@
           <w:sz w:val="24"/>
           <w:szCs w:val="24"/>
         </w:rPr>
-        <w:t>Насрать</w:t>
-      </w:r>
-      <w:r>
-        <w:rPr>
-          <w:rFonts w:ascii="Times New Roman" w:hAnsi="Times New Roman"/>
-          <w:sz w:val="24"/>
-          <w:szCs w:val="24"/>
-        </w:rPr>
-        <w:t>.</w:t>
+        <w:t>Хер</w:t>
+      </w:r>
+      <w:r>
+        <w:rPr>
+          <w:rFonts w:ascii="Times New Roman" w:hAnsi="Times New Roman"/>
+          <w:sz w:val="24"/>
+          <w:szCs w:val="24"/>
+        </w:rPr>
+        <w:t xml:space="preserve"> тебе, ласка!</w:t>
+      </w:r>
+    </w:p>
+    <w:p>
+      <w:pPr>
+        <w:pBdr>
+          <w:top w:val="nil"/>
+          <w:left w:val="nil"/>
+          <w:bottom w:val="nil"/>
+          <w:right w:val="nil"/>
+        </w:pBdr>
+        <w:rPr>
+          <w:rFonts w:ascii="Times New Roman" w:hAnsi="Times New Roman"/>
+          <w:sz w:val="24"/>
+          <w:szCs w:val="24"/>
+        </w:rPr>
+      </w:pPr>
+      <w:r>
+        <w:rPr>
+          <w:rFonts w:ascii="Times New Roman" w:hAnsi="Times New Roman"/>
+          <w:sz w:val="24"/>
+          <w:szCs w:val="24"/>
+        </w:rPr>
+        <w:t>И свернул этой бешеной твари шею.</w:t>
+      </w:r>
+    </w:p>
+    <w:p>
+      <w:pPr>
+        <w:pBdr>
+          <w:top w:val="nil"/>
+          <w:left w:val="nil"/>
+          <w:bottom w:val="nil"/>
+          <w:right w:val="nil"/>
+        </w:pBdr>
+        <w:rPr>
+          <w:rFonts w:ascii="Times New Roman" w:hAnsi="Times New Roman"/>
+          <w:sz w:val="24"/>
+          <w:szCs w:val="24"/>
+        </w:rPr>
+      </w:pPr>
+      <w:r>
+        <w:rPr>
+          <w:rFonts w:ascii="Times New Roman" w:hAnsi="Times New Roman"/>
+          <w:sz w:val="24"/>
+          <w:szCs w:val="24"/>
+        </w:rPr>
+        <w:t>Барсук размахнулся дубинкой</w:t>
+      </w:r>
+      <w:r>
+        <w:rPr>
+          <w:rFonts w:ascii="Times New Roman" w:hAnsi="Times New Roman"/>
+          <w:sz w:val="24"/>
+          <w:szCs w:val="24"/>
+        </w:rPr>
+        <w:t>,</w:t>
+      </w:r>
+      <w:r>
+        <w:rPr>
+          <w:rFonts w:ascii="Times New Roman" w:hAnsi="Times New Roman"/>
+          <w:sz w:val="24"/>
+          <w:szCs w:val="24"/>
+        </w:rPr>
+        <w:t xml:space="preserve"> но калан поднырнул под его руку, и вывел барсука на болевой.</w:t>
+      </w:r>
+    </w:p>
+    <w:p>
+      <w:pPr>
+        <w:pBdr>
+          <w:top w:val="nil"/>
+          <w:left w:val="nil"/>
+          <w:bottom w:val="nil"/>
+          <w:right w:val="nil"/>
+        </w:pBdr>
+        <w:rPr>
+          <w:rFonts w:ascii="Times New Roman" w:hAnsi="Times New Roman"/>
+          <w:sz w:val="24"/>
+          <w:szCs w:val="24"/>
+        </w:rPr>
+      </w:pPr>
+      <w:r>
+        <w:rPr>
+          <w:rFonts w:ascii="Times New Roman" w:hAnsi="Times New Roman"/>
+          <w:sz w:val="24"/>
+          <w:szCs w:val="24"/>
+        </w:rPr>
+        <w:t xml:space="preserve">БАРСУК. </w:t>
+      </w:r>
+      <w:r>
+        <w:rPr>
+          <w:rFonts w:ascii="Times New Roman" w:hAnsi="Times New Roman"/>
+          <w:sz w:val="24"/>
+          <w:szCs w:val="24"/>
+        </w:rPr>
+        <w:t>Блиииин</w:t>
+      </w:r>
+      <w:r>
+        <w:rPr>
+          <w:rFonts w:ascii="Times New Roman" w:hAnsi="Times New Roman"/>
+          <w:sz w:val="24"/>
+          <w:szCs w:val="24"/>
+        </w:rPr>
+        <w:t>, больно.</w:t>
       </w:r>
     </w:p>
     <w:p>
@@ -6353,1188 +6793,6 @@
           <w:sz w:val="24"/>
           <w:szCs w:val="24"/>
         </w:rPr>
-        <w:t>Насрать</w:t>
-      </w:r>
-      <w:r>
-        <w:rPr>
-          <w:rFonts w:ascii="Times New Roman" w:hAnsi="Times New Roman"/>
-          <w:sz w:val="24"/>
-          <w:szCs w:val="24"/>
-        </w:rPr>
-        <w:t>. Слепыш?</w:t>
-      </w:r>
-    </w:p>
-    <w:p>
-      <w:pPr>
-        <w:pBdr>
-          <w:top w:val="nil"/>
-          <w:left w:val="nil"/>
-          <w:bottom w:val="nil"/>
-          <w:right w:val="nil"/>
-        </w:pBdr>
-        <w:rPr>
-          <w:rFonts w:ascii="Times New Roman" w:hAnsi="Times New Roman"/>
-          <w:sz w:val="24"/>
-          <w:szCs w:val="24"/>
-        </w:rPr>
-      </w:pPr>
-      <w:r>
-        <w:rPr>
-          <w:rFonts w:ascii="Times New Roman" w:hAnsi="Times New Roman"/>
-          <w:sz w:val="24"/>
-          <w:szCs w:val="24"/>
-        </w:rPr>
-        <w:t xml:space="preserve">МАНУЛ.  </w:t>
-      </w:r>
-      <w:proofErr w:type="spellStart"/>
-      <w:r>
-        <w:rPr>
-          <w:rFonts w:ascii="Times New Roman" w:hAnsi="Times New Roman"/>
-          <w:sz w:val="24"/>
-          <w:szCs w:val="24"/>
-        </w:rPr>
-        <w:t>Затойчи</w:t>
-      </w:r>
-      <w:proofErr w:type="spellEnd"/>
-      <w:r>
-        <w:rPr>
-          <w:rFonts w:ascii="Times New Roman" w:hAnsi="Times New Roman"/>
-          <w:sz w:val="24"/>
-          <w:szCs w:val="24"/>
-        </w:rPr>
-        <w:t xml:space="preserve"> - слепой самурай, настоящий слухач, будь уверен, он слышал даже как ты яйца чесал. Много знает.</w:t>
-      </w:r>
-    </w:p>
-    <w:p>
-      <w:pPr>
-        <w:pBdr>
-          <w:top w:val="nil"/>
-          <w:left w:val="nil"/>
-          <w:bottom w:val="nil"/>
-          <w:right w:val="nil"/>
-        </w:pBdr>
-        <w:rPr>
-          <w:rFonts w:ascii="Times New Roman" w:hAnsi="Times New Roman"/>
-          <w:sz w:val="24"/>
-          <w:szCs w:val="24"/>
-        </w:rPr>
-      </w:pPr>
-      <w:r>
-        <w:rPr>
-          <w:rFonts w:ascii="Times New Roman" w:hAnsi="Times New Roman"/>
-          <w:sz w:val="24"/>
-          <w:szCs w:val="24"/>
-        </w:rPr>
-        <w:t>КАЛАН. Соня?</w:t>
-      </w:r>
-    </w:p>
-    <w:p>
-      <w:pPr>
-        <w:pBdr>
-          <w:top w:val="nil"/>
-          <w:left w:val="nil"/>
-          <w:bottom w:val="nil"/>
-          <w:right w:val="nil"/>
-        </w:pBdr>
-        <w:rPr>
-          <w:rFonts w:ascii="Times New Roman" w:hAnsi="Times New Roman"/>
-          <w:sz w:val="24"/>
-          <w:szCs w:val="24"/>
-        </w:rPr>
-      </w:pPr>
-      <w:r>
-        <w:rPr>
-          <w:rFonts w:ascii="Times New Roman" w:hAnsi="Times New Roman"/>
-          <w:sz w:val="24"/>
-          <w:szCs w:val="24"/>
-        </w:rPr>
-        <w:t>МАНУЛ. Целка.</w:t>
-      </w:r>
-    </w:p>
-    <w:p>
-      <w:pPr>
-        <w:pBdr>
-          <w:top w:val="nil"/>
-          <w:left w:val="nil"/>
-          <w:bottom w:val="nil"/>
-          <w:right w:val="nil"/>
-        </w:pBdr>
-        <w:rPr>
-          <w:rFonts w:ascii="Times New Roman" w:hAnsi="Times New Roman"/>
-          <w:sz w:val="24"/>
-          <w:szCs w:val="24"/>
-        </w:rPr>
-      </w:pPr>
-      <w:r>
-        <w:rPr>
-          <w:rFonts w:ascii="Times New Roman" w:hAnsi="Times New Roman"/>
-          <w:sz w:val="24"/>
-          <w:szCs w:val="24"/>
-        </w:rPr>
-        <w:t>КАЛАН. Мышка полёвка?</w:t>
-      </w:r>
-    </w:p>
-    <w:p>
-      <w:pPr>
-        <w:pBdr>
-          <w:top w:val="nil"/>
-          <w:left w:val="nil"/>
-          <w:bottom w:val="nil"/>
-          <w:right w:val="nil"/>
-        </w:pBdr>
-        <w:rPr>
-          <w:rFonts w:ascii="Times New Roman" w:hAnsi="Times New Roman"/>
-          <w:sz w:val="24"/>
-          <w:szCs w:val="24"/>
-        </w:rPr>
-      </w:pPr>
-      <w:r>
-        <w:rPr>
-          <w:rFonts w:ascii="Times New Roman" w:hAnsi="Times New Roman"/>
-          <w:sz w:val="24"/>
-          <w:szCs w:val="24"/>
-        </w:rPr>
-        <w:t>МАНУЛ. За всё хорошее против всего плохого - тупая з</w:t>
-      </w:r>
-      <w:r>
-        <w:rPr>
-          <w:rFonts w:ascii="Times New Roman" w:hAnsi="Times New Roman"/>
-          <w:sz w:val="24"/>
-          <w:szCs w:val="24"/>
-        </w:rPr>
-        <w:t>вез</w:t>
-      </w:r>
-      <w:r>
-        <w:rPr>
-          <w:rFonts w:ascii="Times New Roman" w:hAnsi="Times New Roman"/>
-          <w:sz w:val="24"/>
-          <w:szCs w:val="24"/>
-        </w:rPr>
-        <w:t>да.</w:t>
-      </w:r>
-    </w:p>
-    <w:p>
-      <w:pPr>
-        <w:pBdr>
-          <w:top w:val="nil"/>
-          <w:left w:val="nil"/>
-          <w:bottom w:val="nil"/>
-          <w:right w:val="nil"/>
-        </w:pBdr>
-        <w:rPr>
-          <w:rFonts w:ascii="Times New Roman" w:hAnsi="Times New Roman"/>
-          <w:sz w:val="24"/>
-          <w:szCs w:val="24"/>
-        </w:rPr>
-      </w:pPr>
-      <w:r>
-        <w:rPr>
-          <w:rFonts w:ascii="Times New Roman" w:hAnsi="Times New Roman"/>
-          <w:sz w:val="24"/>
-          <w:szCs w:val="24"/>
-        </w:rPr>
-        <w:t>КАЛАН. Оленёнок?</w:t>
-      </w:r>
-    </w:p>
-    <w:p>
-      <w:pPr>
-        <w:pBdr>
-          <w:top w:val="nil"/>
-          <w:left w:val="nil"/>
-          <w:bottom w:val="nil"/>
-          <w:right w:val="nil"/>
-        </w:pBdr>
-        <w:rPr>
-          <w:rFonts w:ascii="Times New Roman" w:hAnsi="Times New Roman"/>
-          <w:sz w:val="24"/>
-          <w:szCs w:val="24"/>
-        </w:rPr>
-      </w:pPr>
-      <w:r>
-        <w:rPr>
-          <w:rFonts w:ascii="Times New Roman" w:hAnsi="Times New Roman"/>
-          <w:sz w:val="24"/>
-          <w:szCs w:val="24"/>
-        </w:rPr>
-        <w:t>МАНУЛ. Жадный жирный ублюдок.</w:t>
-      </w:r>
-    </w:p>
-    <w:p>
-      <w:pPr>
-        <w:pBdr>
-          <w:top w:val="nil"/>
-          <w:left w:val="nil"/>
-          <w:bottom w:val="nil"/>
-          <w:right w:val="nil"/>
-        </w:pBdr>
-        <w:rPr>
-          <w:rFonts w:ascii="Times New Roman" w:hAnsi="Times New Roman"/>
-          <w:sz w:val="24"/>
-          <w:szCs w:val="24"/>
-        </w:rPr>
-      </w:pPr>
-      <w:r>
-        <w:rPr>
-          <w:rFonts w:ascii="Times New Roman" w:hAnsi="Times New Roman"/>
-          <w:sz w:val="24"/>
-          <w:szCs w:val="24"/>
-        </w:rPr>
-        <w:t>КАЛАН. Волк?</w:t>
-      </w:r>
-    </w:p>
-    <w:p>
-      <w:pPr>
-        <w:pBdr>
-          <w:top w:val="nil"/>
-          <w:left w:val="nil"/>
-          <w:bottom w:val="nil"/>
-          <w:right w:val="nil"/>
-        </w:pBdr>
-        <w:rPr>
-          <w:rFonts w:ascii="Times New Roman" w:hAnsi="Times New Roman"/>
-          <w:sz w:val="24"/>
-          <w:szCs w:val="24"/>
-        </w:rPr>
-      </w:pPr>
-      <w:r>
-        <w:rPr>
-          <w:rFonts w:ascii="Times New Roman" w:hAnsi="Times New Roman"/>
-          <w:sz w:val="24"/>
-          <w:szCs w:val="24"/>
-        </w:rPr>
-        <w:t>МАНУЛ. Кали-юга головного мозга.</w:t>
-      </w:r>
-    </w:p>
-    <w:p>
-      <w:pPr>
-        <w:pBdr>
-          <w:top w:val="nil"/>
-          <w:left w:val="nil"/>
-          <w:bottom w:val="nil"/>
-          <w:right w:val="nil"/>
-        </w:pBdr>
-        <w:rPr>
-          <w:rFonts w:ascii="Times New Roman" w:hAnsi="Times New Roman"/>
-          <w:sz w:val="24"/>
-          <w:szCs w:val="24"/>
-        </w:rPr>
-      </w:pPr>
-      <w:r>
-        <w:rPr>
-          <w:rFonts w:ascii="Times New Roman" w:hAnsi="Times New Roman"/>
-          <w:sz w:val="24"/>
-          <w:szCs w:val="24"/>
-        </w:rPr>
-        <w:t>КАЛАН. Кролик?</w:t>
-      </w:r>
-    </w:p>
-    <w:p>
-      <w:pPr>
-        <w:pBdr>
-          <w:top w:val="nil"/>
-          <w:left w:val="nil"/>
-          <w:bottom w:val="nil"/>
-          <w:right w:val="nil"/>
-        </w:pBdr>
-        <w:rPr>
-          <w:rFonts w:ascii="Times New Roman" w:hAnsi="Times New Roman"/>
-          <w:sz w:val="24"/>
-          <w:szCs w:val="24"/>
-        </w:rPr>
-      </w:pPr>
-      <w:r>
-        <w:rPr>
-          <w:rFonts w:ascii="Times New Roman" w:hAnsi="Times New Roman"/>
-          <w:sz w:val="24"/>
-          <w:szCs w:val="24"/>
-        </w:rPr>
-        <w:t xml:space="preserve">МАНУЛ. </w:t>
-      </w:r>
-      <w:proofErr w:type="spellStart"/>
-      <w:r>
-        <w:rPr>
-          <w:rFonts w:ascii="Times New Roman" w:hAnsi="Times New Roman"/>
-          <w:sz w:val="24"/>
-          <w:szCs w:val="24"/>
-        </w:rPr>
-        <w:t>Наркоборыга</w:t>
-      </w:r>
-      <w:proofErr w:type="spellEnd"/>
-      <w:r>
-        <w:rPr>
-          <w:rFonts w:ascii="Times New Roman" w:hAnsi="Times New Roman"/>
-          <w:sz w:val="24"/>
-          <w:szCs w:val="24"/>
-        </w:rPr>
-        <w:t xml:space="preserve">, гомосексуалист, </w:t>
-      </w:r>
-      <w:proofErr w:type="spellStart"/>
-      <w:r>
-        <w:rPr>
-          <w:rFonts w:ascii="Times New Roman" w:hAnsi="Times New Roman"/>
-          <w:sz w:val="24"/>
-          <w:szCs w:val="24"/>
-        </w:rPr>
-        <w:t>плоскоземелец</w:t>
-      </w:r>
-      <w:proofErr w:type="spellEnd"/>
-      <w:r>
-        <w:rPr>
-          <w:rFonts w:ascii="Times New Roman" w:hAnsi="Times New Roman"/>
-          <w:sz w:val="24"/>
-          <w:szCs w:val="24"/>
-        </w:rPr>
-        <w:t xml:space="preserve"> и </w:t>
-      </w:r>
-      <w:proofErr w:type="spellStart"/>
-      <w:r>
-        <w:rPr>
-          <w:rFonts w:ascii="Times New Roman" w:hAnsi="Times New Roman"/>
-          <w:sz w:val="24"/>
-          <w:szCs w:val="24"/>
-        </w:rPr>
-        <w:t>антипрививочник</w:t>
-      </w:r>
-      <w:proofErr w:type="spellEnd"/>
-      <w:r>
-        <w:rPr>
-          <w:rFonts w:ascii="Times New Roman" w:hAnsi="Times New Roman"/>
-          <w:sz w:val="24"/>
-          <w:szCs w:val="24"/>
-        </w:rPr>
-        <w:t>.</w:t>
-      </w:r>
-    </w:p>
-    <w:p>
-      <w:pPr>
-        <w:pBdr>
-          <w:top w:val="nil"/>
-          <w:left w:val="nil"/>
-          <w:bottom w:val="nil"/>
-          <w:right w:val="nil"/>
-        </w:pBdr>
-        <w:rPr>
-          <w:rFonts w:ascii="Times New Roman" w:hAnsi="Times New Roman"/>
-          <w:sz w:val="24"/>
-          <w:szCs w:val="24"/>
-        </w:rPr>
-      </w:pPr>
-      <w:r>
-        <w:rPr>
-          <w:rFonts w:ascii="Times New Roman" w:hAnsi="Times New Roman"/>
-          <w:sz w:val="24"/>
-          <w:szCs w:val="24"/>
-        </w:rPr>
-        <w:t>Пауза.</w:t>
-      </w:r>
-    </w:p>
-    <w:p>
-      <w:pPr>
-        <w:pBdr>
-          <w:top w:val="nil"/>
-          <w:left w:val="nil"/>
-          <w:bottom w:val="nil"/>
-          <w:right w:val="nil"/>
-        </w:pBdr>
-        <w:rPr>
-          <w:rFonts w:ascii="Times New Roman" w:hAnsi="Times New Roman"/>
-          <w:sz w:val="24"/>
-          <w:szCs w:val="24"/>
-        </w:rPr>
-      </w:pPr>
-      <w:r>
-        <w:rPr>
-          <w:rFonts w:ascii="Times New Roman" w:hAnsi="Times New Roman"/>
-          <w:sz w:val="24"/>
-          <w:szCs w:val="24"/>
-        </w:rPr>
-        <w:t>КАЛАН. Банда хорька?</w:t>
-      </w:r>
-    </w:p>
-    <w:p>
-      <w:pPr>
-        <w:pBdr>
-          <w:top w:val="nil"/>
-          <w:left w:val="nil"/>
-          <w:bottom w:val="nil"/>
-          <w:right w:val="nil"/>
-        </w:pBdr>
-        <w:rPr>
-          <w:rFonts w:ascii="Times New Roman" w:hAnsi="Times New Roman"/>
-          <w:sz w:val="24"/>
-          <w:szCs w:val="24"/>
-        </w:rPr>
-      </w:pPr>
-      <w:r>
-        <w:rPr>
-          <w:rFonts w:ascii="Times New Roman" w:hAnsi="Times New Roman"/>
-          <w:sz w:val="24"/>
-          <w:szCs w:val="24"/>
-        </w:rPr>
-        <w:t>МАНУЛ. Отличные ребята. Пойдём покажу?</w:t>
-      </w:r>
-    </w:p>
-    <w:p>
-      <w:pPr>
-        <w:pBdr>
-          <w:top w:val="nil"/>
-          <w:left w:val="nil"/>
-          <w:bottom w:val="nil"/>
-          <w:right w:val="nil"/>
-        </w:pBdr>
-        <w:rPr>
-          <w:rFonts w:ascii="Times New Roman" w:hAnsi="Times New Roman"/>
-          <w:sz w:val="24"/>
-          <w:szCs w:val="24"/>
-        </w:rPr>
-      </w:pPr>
-      <w:r>
-        <w:rPr>
-          <w:rFonts w:ascii="Times New Roman" w:hAnsi="Times New Roman"/>
-          <w:sz w:val="24"/>
-          <w:szCs w:val="24"/>
-        </w:rPr>
-        <w:t>КАЛАН. Веди.</w:t>
-      </w:r>
-    </w:p>
-    <w:p>
-      <w:pPr>
-        <w:pBdr>
-          <w:top w:val="nil"/>
-          <w:left w:val="nil"/>
-          <w:bottom w:val="nil"/>
-          <w:right w:val="nil"/>
-        </w:pBdr>
-        <w:rPr>
-          <w:rFonts w:ascii="Times New Roman" w:hAnsi="Times New Roman"/>
-          <w:sz w:val="24"/>
-          <w:szCs w:val="24"/>
-        </w:rPr>
-      </w:pPr>
-      <w:r>
-        <w:rPr>
-          <w:rFonts w:ascii="Times New Roman" w:hAnsi="Times New Roman"/>
-          <w:sz w:val="24"/>
-          <w:szCs w:val="24"/>
-        </w:rPr>
-        <w:t>Встали с бревна.</w:t>
-      </w:r>
-    </w:p>
-    <w:p>
-      <w:pPr>
-        <w:pBdr>
-          <w:top w:val="nil"/>
-          <w:left w:val="nil"/>
-          <w:bottom w:val="nil"/>
-          <w:right w:val="nil"/>
-        </w:pBdr>
-        <w:rPr>
-          <w:rFonts w:ascii="Times New Roman" w:hAnsi="Times New Roman"/>
-          <w:sz w:val="24"/>
-          <w:szCs w:val="24"/>
-        </w:rPr>
-      </w:pPr>
-      <w:r>
-        <w:rPr>
-          <w:rFonts w:ascii="Times New Roman" w:hAnsi="Times New Roman"/>
-          <w:sz w:val="24"/>
-          <w:szCs w:val="24"/>
-        </w:rPr>
-        <w:t>КАЛАН. Ты живёшь на отшибе, откуда ты всех знаешь?</w:t>
-      </w:r>
-    </w:p>
-    <w:p>
-      <w:pPr>
-        <w:pBdr>
-          <w:top w:val="nil"/>
-          <w:left w:val="nil"/>
-          <w:bottom w:val="nil"/>
-          <w:right w:val="nil"/>
-        </w:pBdr>
-        <w:rPr>
-          <w:rFonts w:ascii="Times New Roman" w:hAnsi="Times New Roman"/>
-          <w:sz w:val="24"/>
-          <w:szCs w:val="24"/>
-        </w:rPr>
-      </w:pPr>
-      <w:r>
-        <w:rPr>
-          <w:rFonts w:ascii="Times New Roman" w:hAnsi="Times New Roman"/>
-          <w:sz w:val="24"/>
-          <w:szCs w:val="24"/>
-        </w:rPr>
-        <w:t>МАНУЛ. Жить в обществе и быть свободным от общества нельзя.</w:t>
-      </w:r>
-    </w:p>
-    <w:p>
-      <w:pPr>
-        <w:pBdr>
-          <w:top w:val="nil"/>
-          <w:left w:val="nil"/>
-          <w:bottom w:val="nil"/>
-          <w:right w:val="nil"/>
-        </w:pBdr>
-        <w:rPr>
-          <w:rFonts w:ascii="Times New Roman" w:hAnsi="Times New Roman"/>
-          <w:sz w:val="24"/>
-          <w:szCs w:val="24"/>
-        </w:rPr>
-      </w:pPr>
-    </w:p>
-    <w:p>
-      <w:pPr>
-        <w:pBdr>
-          <w:top w:val="nil"/>
-          <w:left w:val="nil"/>
-          <w:bottom w:val="nil"/>
-          <w:right w:val="nil"/>
-        </w:pBdr>
-        <w:rPr>
-          <w:rFonts w:ascii="Times New Roman" w:hAnsi="Times New Roman"/>
-          <w:sz w:val="24"/>
-          <w:szCs w:val="24"/>
-        </w:rPr>
-      </w:pPr>
-      <w:r>
-        <w:rPr>
-          <w:rFonts w:ascii="Times New Roman" w:hAnsi="Times New Roman"/>
-          <w:sz w:val="24"/>
-          <w:szCs w:val="24"/>
-        </w:rPr>
-        <w:t>Картина 10.</w:t>
-      </w:r>
-    </w:p>
-    <w:p>
-      <w:pPr>
-        <w:pBdr>
-          <w:top w:val="nil"/>
-          <w:left w:val="nil"/>
-          <w:bottom w:val="nil"/>
-          <w:right w:val="nil"/>
-        </w:pBdr>
-        <w:rPr>
-          <w:rFonts w:ascii="Times New Roman" w:hAnsi="Times New Roman"/>
-          <w:sz w:val="24"/>
-          <w:szCs w:val="24"/>
-        </w:rPr>
-      </w:pPr>
-      <w:r>
-        <w:rPr>
-          <w:rFonts w:ascii="Times New Roman" w:hAnsi="Times New Roman"/>
-          <w:sz w:val="24"/>
-          <w:szCs w:val="24"/>
-        </w:rPr>
-        <w:t xml:space="preserve">Вход в пещеру банды хорька. Калан прячется за пнём. Манул общается с </w:t>
-      </w:r>
-      <w:proofErr w:type="spellStart"/>
-      <w:r>
-        <w:rPr>
-          <w:rFonts w:ascii="Times New Roman" w:hAnsi="Times New Roman"/>
-          <w:sz w:val="24"/>
-          <w:szCs w:val="24"/>
-        </w:rPr>
-        <w:t>широкоушкой</w:t>
-      </w:r>
-      <w:proofErr w:type="spellEnd"/>
-      <w:r>
-        <w:rPr>
-          <w:rFonts w:ascii="Times New Roman" w:hAnsi="Times New Roman"/>
-          <w:sz w:val="24"/>
-          <w:szCs w:val="24"/>
-        </w:rPr>
-        <w:t>.</w:t>
-      </w:r>
-    </w:p>
-    <w:p>
-      <w:pPr>
-        <w:pBdr>
-          <w:top w:val="nil"/>
-          <w:left w:val="nil"/>
-          <w:bottom w:val="nil"/>
-          <w:right w:val="nil"/>
-        </w:pBdr>
-        <w:rPr>
-          <w:rFonts w:ascii="Times New Roman" w:hAnsi="Times New Roman"/>
-          <w:sz w:val="24"/>
-          <w:szCs w:val="24"/>
-        </w:rPr>
-      </w:pPr>
-      <w:r>
-        <w:rPr>
-          <w:rFonts w:ascii="Times New Roman" w:hAnsi="Times New Roman"/>
-          <w:sz w:val="24"/>
-          <w:szCs w:val="24"/>
-        </w:rPr>
-        <w:t>МАНУЛ. Где хорь?</w:t>
-      </w:r>
-    </w:p>
-    <w:p>
-      <w:pPr>
-        <w:pBdr>
-          <w:top w:val="nil"/>
-          <w:left w:val="nil"/>
-          <w:bottom w:val="nil"/>
-          <w:right w:val="nil"/>
-        </w:pBdr>
-        <w:rPr>
-          <w:rFonts w:ascii="Times New Roman" w:hAnsi="Times New Roman"/>
-          <w:sz w:val="24"/>
-          <w:szCs w:val="24"/>
-        </w:rPr>
-      </w:pPr>
-      <w:r>
-        <w:rPr>
-          <w:rFonts w:ascii="Times New Roman" w:hAnsi="Times New Roman"/>
-          <w:sz w:val="24"/>
-          <w:szCs w:val="24"/>
-        </w:rPr>
-        <w:t xml:space="preserve">ШИРОКОУШКА. Помер хорь... Сегодня утром встал, навернул салат </w:t>
-      </w:r>
-      <w:proofErr w:type="spellStart"/>
-      <w:r>
-        <w:rPr>
-          <w:rFonts w:ascii="Times New Roman" w:hAnsi="Times New Roman"/>
-          <w:sz w:val="24"/>
-          <w:szCs w:val="24"/>
-        </w:rPr>
-        <w:t>кобб</w:t>
-      </w:r>
-      <w:proofErr w:type="spellEnd"/>
-      <w:r>
-        <w:rPr>
-          <w:rFonts w:ascii="Times New Roman" w:hAnsi="Times New Roman"/>
-          <w:sz w:val="24"/>
-          <w:szCs w:val="24"/>
-        </w:rPr>
-        <w:t>, поссал кровью и сдох... Теперь я главная.</w:t>
-      </w:r>
-    </w:p>
-    <w:p>
-      <w:pPr>
-        <w:pBdr>
-          <w:top w:val="nil"/>
-          <w:left w:val="nil"/>
-          <w:bottom w:val="nil"/>
-          <w:right w:val="nil"/>
-        </w:pBdr>
-        <w:rPr>
-          <w:rFonts w:ascii="Times New Roman" w:hAnsi="Times New Roman"/>
-          <w:sz w:val="24"/>
-          <w:szCs w:val="24"/>
-        </w:rPr>
-      </w:pPr>
-      <w:r>
-        <w:rPr>
-          <w:rFonts w:ascii="Times New Roman" w:hAnsi="Times New Roman"/>
-          <w:sz w:val="24"/>
-          <w:szCs w:val="24"/>
-        </w:rPr>
-        <w:t xml:space="preserve">МАНУЛ. А, </w:t>
-      </w:r>
-      <w:proofErr w:type="spellStart"/>
-      <w:r>
-        <w:rPr>
-          <w:rFonts w:ascii="Times New Roman" w:hAnsi="Times New Roman"/>
-          <w:sz w:val="24"/>
-          <w:szCs w:val="24"/>
-        </w:rPr>
-        <w:t>ок</w:t>
-      </w:r>
-      <w:proofErr w:type="spellEnd"/>
-      <w:r>
-        <w:rPr>
-          <w:rFonts w:ascii="Times New Roman" w:hAnsi="Times New Roman"/>
-          <w:sz w:val="24"/>
-          <w:szCs w:val="24"/>
-        </w:rPr>
-        <w:t>. Вы убили оленёнка?</w:t>
-      </w:r>
-    </w:p>
-    <w:p>
-      <w:pPr>
-        <w:pBdr>
-          <w:top w:val="nil"/>
-          <w:left w:val="nil"/>
-          <w:bottom w:val="nil"/>
-          <w:right w:val="nil"/>
-        </w:pBdr>
-        <w:rPr>
-          <w:rFonts w:ascii="Times New Roman" w:hAnsi="Times New Roman"/>
-          <w:sz w:val="24"/>
-          <w:szCs w:val="24"/>
-        </w:rPr>
-      </w:pPr>
-      <w:r>
-        <w:rPr>
-          <w:rFonts w:ascii="Times New Roman" w:hAnsi="Times New Roman"/>
-          <w:sz w:val="24"/>
-          <w:szCs w:val="24"/>
-        </w:rPr>
-        <w:t>ШИРОКОУШКА. Ласка, барсук, сюда!</w:t>
-      </w:r>
-    </w:p>
-    <w:p>
-      <w:pPr>
-        <w:pBdr>
-          <w:top w:val="nil"/>
-          <w:left w:val="nil"/>
-          <w:bottom w:val="nil"/>
-          <w:right w:val="nil"/>
-        </w:pBdr>
-        <w:rPr>
-          <w:rFonts w:ascii="Times New Roman" w:hAnsi="Times New Roman"/>
-          <w:sz w:val="24"/>
-          <w:szCs w:val="24"/>
-        </w:rPr>
-      </w:pPr>
-      <w:r>
-        <w:rPr>
-          <w:rFonts w:ascii="Times New Roman" w:hAnsi="Times New Roman"/>
-          <w:sz w:val="24"/>
-          <w:szCs w:val="24"/>
-        </w:rPr>
-        <w:t>Из пещеры вышли ласка и барсук. У обоих в руках по дубинке.</w:t>
-      </w:r>
-    </w:p>
-    <w:p>
-      <w:pPr>
-        <w:pBdr>
-          <w:top w:val="nil"/>
-          <w:left w:val="nil"/>
-          <w:bottom w:val="nil"/>
-          <w:right w:val="nil"/>
-        </w:pBdr>
-        <w:rPr>
-          <w:rFonts w:ascii="Times New Roman" w:hAnsi="Times New Roman"/>
-          <w:sz w:val="24"/>
-          <w:szCs w:val="24"/>
-        </w:rPr>
-      </w:pPr>
-      <w:r>
-        <w:rPr>
-          <w:rFonts w:ascii="Times New Roman" w:hAnsi="Times New Roman"/>
-          <w:sz w:val="24"/>
-          <w:szCs w:val="24"/>
-        </w:rPr>
-        <w:t>ШИРОКОУШКА. Сдать нас решил, сука?!</w:t>
-      </w:r>
-    </w:p>
-    <w:p>
-      <w:pPr>
-        <w:pBdr>
-          <w:top w:val="nil"/>
-          <w:left w:val="nil"/>
-          <w:bottom w:val="nil"/>
-          <w:right w:val="nil"/>
-        </w:pBdr>
-        <w:rPr>
-          <w:rFonts w:ascii="Times New Roman" w:hAnsi="Times New Roman"/>
-          <w:sz w:val="24"/>
-          <w:szCs w:val="24"/>
-        </w:rPr>
-      </w:pPr>
-      <w:proofErr w:type="spellStart"/>
-      <w:r>
-        <w:rPr>
-          <w:rFonts w:ascii="Times New Roman" w:hAnsi="Times New Roman"/>
-          <w:sz w:val="24"/>
-          <w:szCs w:val="24"/>
-        </w:rPr>
-        <w:t>Широкоушка</w:t>
-      </w:r>
-      <w:proofErr w:type="spellEnd"/>
-      <w:r>
-        <w:rPr>
-          <w:rFonts w:ascii="Times New Roman" w:hAnsi="Times New Roman"/>
-          <w:sz w:val="24"/>
-          <w:szCs w:val="24"/>
-        </w:rPr>
-        <w:t xml:space="preserve"> внезапно подлетает к пеньку, за которым прячется калан.</w:t>
-      </w:r>
-    </w:p>
-    <w:p>
-      <w:pPr>
-        <w:pBdr>
-          <w:top w:val="nil"/>
-          <w:left w:val="nil"/>
-          <w:bottom w:val="nil"/>
-          <w:right w:val="nil"/>
-        </w:pBdr>
-        <w:rPr>
-          <w:rFonts w:ascii="Times New Roman" w:hAnsi="Times New Roman"/>
-          <w:sz w:val="24"/>
-          <w:szCs w:val="24"/>
-        </w:rPr>
-      </w:pPr>
-      <w:r>
-        <w:rPr>
-          <w:rFonts w:ascii="Times New Roman" w:hAnsi="Times New Roman"/>
-          <w:sz w:val="24"/>
-          <w:szCs w:val="24"/>
-        </w:rPr>
-        <w:t xml:space="preserve">ШИРОКОУШКА. Ты чё за </w:t>
-      </w:r>
-      <w:r>
-        <w:rPr>
-          <w:rFonts w:ascii="Times New Roman" w:hAnsi="Times New Roman"/>
-          <w:sz w:val="24"/>
-          <w:szCs w:val="24"/>
-        </w:rPr>
-        <w:t>хер</w:t>
-      </w:r>
-      <w:r>
-        <w:rPr>
-          <w:rFonts w:ascii="Times New Roman" w:hAnsi="Times New Roman"/>
-          <w:sz w:val="24"/>
-          <w:szCs w:val="24"/>
-        </w:rPr>
-        <w:t>?!</w:t>
-      </w:r>
-    </w:p>
-    <w:p>
-      <w:pPr>
-        <w:pBdr>
-          <w:top w:val="nil"/>
-          <w:left w:val="nil"/>
-          <w:bottom w:val="nil"/>
-          <w:right w:val="nil"/>
-        </w:pBdr>
-        <w:rPr>
-          <w:rFonts w:ascii="Times New Roman" w:hAnsi="Times New Roman"/>
-          <w:sz w:val="24"/>
-          <w:szCs w:val="24"/>
-        </w:rPr>
-      </w:pPr>
-      <w:r>
-        <w:rPr>
-          <w:rFonts w:ascii="Times New Roman" w:hAnsi="Times New Roman"/>
-          <w:sz w:val="24"/>
-          <w:szCs w:val="24"/>
-        </w:rPr>
-        <w:t>КАЛАН. Я так, чисто поболтать.</w:t>
-      </w:r>
-    </w:p>
-    <w:p>
-      <w:pPr>
-        <w:pBdr>
-          <w:top w:val="nil"/>
-          <w:left w:val="nil"/>
-          <w:bottom w:val="nil"/>
-          <w:right w:val="nil"/>
-        </w:pBdr>
-        <w:rPr>
-          <w:rFonts w:ascii="Times New Roman" w:hAnsi="Times New Roman"/>
-          <w:sz w:val="24"/>
-          <w:szCs w:val="24"/>
-        </w:rPr>
-      </w:pPr>
-      <w:r>
-        <w:rPr>
-          <w:rFonts w:ascii="Times New Roman" w:hAnsi="Times New Roman"/>
-          <w:sz w:val="24"/>
-          <w:szCs w:val="24"/>
-        </w:rPr>
-        <w:t>ШИРОКОУШКА. Хватайте п</w:t>
-      </w:r>
-      <w:r>
-        <w:rPr>
-          <w:rFonts w:ascii="Times New Roman" w:hAnsi="Times New Roman"/>
-          <w:sz w:val="24"/>
-          <w:szCs w:val="24"/>
-        </w:rPr>
-        <w:t>е</w:t>
-      </w:r>
-      <w:r>
-        <w:rPr>
-          <w:rFonts w:ascii="Times New Roman" w:hAnsi="Times New Roman"/>
-          <w:sz w:val="24"/>
-          <w:szCs w:val="24"/>
-        </w:rPr>
-        <w:t>д</w:t>
-      </w:r>
-      <w:r>
-        <w:rPr>
-          <w:rFonts w:ascii="Times New Roman" w:hAnsi="Times New Roman"/>
-          <w:sz w:val="24"/>
-          <w:szCs w:val="24"/>
-        </w:rPr>
-        <w:t>е</w:t>
-      </w:r>
-      <w:r>
-        <w:rPr>
-          <w:rFonts w:ascii="Times New Roman" w:hAnsi="Times New Roman"/>
-          <w:sz w:val="24"/>
-          <w:szCs w:val="24"/>
-        </w:rPr>
-        <w:t>р</w:t>
-      </w:r>
-      <w:r>
-        <w:rPr>
-          <w:rFonts w:ascii="Times New Roman" w:hAnsi="Times New Roman"/>
-          <w:sz w:val="24"/>
-          <w:szCs w:val="24"/>
-        </w:rPr>
-        <w:t>аст</w:t>
-      </w:r>
-      <w:r>
-        <w:rPr>
-          <w:rFonts w:ascii="Times New Roman" w:hAnsi="Times New Roman"/>
-          <w:sz w:val="24"/>
-          <w:szCs w:val="24"/>
-        </w:rPr>
-        <w:t xml:space="preserve">ов! Рвите им яйца! Это черти кролика, я его маму рот </w:t>
-      </w:r>
-      <w:r>
-        <w:rPr>
-          <w:rFonts w:ascii="Times New Roman" w:hAnsi="Times New Roman"/>
-          <w:sz w:val="24"/>
-          <w:szCs w:val="24"/>
-        </w:rPr>
-        <w:t>насру</w:t>
-      </w:r>
-      <w:r>
-        <w:rPr>
-          <w:rFonts w:ascii="Times New Roman" w:hAnsi="Times New Roman"/>
-          <w:sz w:val="24"/>
-          <w:szCs w:val="24"/>
-        </w:rPr>
-        <w:t>!</w:t>
-      </w:r>
-    </w:p>
-    <w:p>
-      <w:pPr>
-        <w:pBdr>
-          <w:top w:val="nil"/>
-          <w:left w:val="nil"/>
-          <w:bottom w:val="nil"/>
-          <w:right w:val="nil"/>
-        </w:pBdr>
-        <w:rPr>
-          <w:rFonts w:ascii="Times New Roman" w:hAnsi="Times New Roman"/>
-          <w:sz w:val="24"/>
-          <w:szCs w:val="24"/>
-        </w:rPr>
-      </w:pPr>
-      <w:r>
-        <w:rPr>
-          <w:rFonts w:ascii="Times New Roman" w:hAnsi="Times New Roman"/>
-          <w:sz w:val="24"/>
-          <w:szCs w:val="24"/>
-        </w:rPr>
-        <w:t xml:space="preserve">Ласка прыгнула на манула. Барсук бежит к калану. </w:t>
-      </w:r>
-      <w:proofErr w:type="spellStart"/>
-      <w:r>
-        <w:rPr>
-          <w:rFonts w:ascii="Times New Roman" w:hAnsi="Times New Roman"/>
-          <w:sz w:val="24"/>
-          <w:szCs w:val="24"/>
-        </w:rPr>
-        <w:t>Широкоушка</w:t>
-      </w:r>
-      <w:proofErr w:type="spellEnd"/>
-      <w:r>
-        <w:rPr>
-          <w:rFonts w:ascii="Times New Roman" w:hAnsi="Times New Roman"/>
-          <w:sz w:val="24"/>
-          <w:szCs w:val="24"/>
-        </w:rPr>
-        <w:t xml:space="preserve"> летит в пещеру.</w:t>
-      </w:r>
-    </w:p>
-    <w:p>
-      <w:pPr>
-        <w:pBdr>
-          <w:top w:val="nil"/>
-          <w:left w:val="nil"/>
-          <w:bottom w:val="nil"/>
-          <w:right w:val="nil"/>
-        </w:pBdr>
-        <w:rPr>
-          <w:rFonts w:ascii="Times New Roman" w:hAnsi="Times New Roman"/>
-          <w:sz w:val="24"/>
-          <w:szCs w:val="24"/>
-        </w:rPr>
-      </w:pPr>
-      <w:r>
-        <w:rPr>
-          <w:rFonts w:ascii="Times New Roman" w:hAnsi="Times New Roman"/>
-          <w:sz w:val="24"/>
-          <w:szCs w:val="24"/>
-        </w:rPr>
-        <w:t>ЛАСКА. Дай я тебя приласкаю!</w:t>
-      </w:r>
-    </w:p>
-    <w:p>
-      <w:pPr>
-        <w:pBdr>
-          <w:top w:val="nil"/>
-          <w:left w:val="nil"/>
-          <w:bottom w:val="nil"/>
-          <w:right w:val="nil"/>
-        </w:pBdr>
-        <w:rPr>
-          <w:rFonts w:ascii="Times New Roman" w:hAnsi="Times New Roman"/>
-          <w:sz w:val="24"/>
-          <w:szCs w:val="24"/>
-        </w:rPr>
-      </w:pPr>
-      <w:r>
-        <w:rPr>
-          <w:rFonts w:ascii="Times New Roman" w:hAnsi="Times New Roman"/>
-          <w:sz w:val="24"/>
-          <w:szCs w:val="24"/>
-        </w:rPr>
-        <w:t xml:space="preserve">МАНУЛ. </w:t>
-      </w:r>
-      <w:r>
-        <w:rPr>
-          <w:rFonts w:ascii="Times New Roman" w:hAnsi="Times New Roman"/>
-          <w:sz w:val="24"/>
-          <w:szCs w:val="24"/>
-        </w:rPr>
-        <w:t>Хер</w:t>
-      </w:r>
-      <w:r>
-        <w:rPr>
-          <w:rFonts w:ascii="Times New Roman" w:hAnsi="Times New Roman"/>
-          <w:sz w:val="24"/>
-          <w:szCs w:val="24"/>
-        </w:rPr>
-        <w:t xml:space="preserve"> тебе, ласка!</w:t>
-      </w:r>
-    </w:p>
-    <w:p>
-      <w:pPr>
-        <w:pBdr>
-          <w:top w:val="nil"/>
-          <w:left w:val="nil"/>
-          <w:bottom w:val="nil"/>
-          <w:right w:val="nil"/>
-        </w:pBdr>
-        <w:rPr>
-          <w:rFonts w:ascii="Times New Roman" w:hAnsi="Times New Roman"/>
-          <w:sz w:val="24"/>
-          <w:szCs w:val="24"/>
-        </w:rPr>
-      </w:pPr>
-      <w:r>
-        <w:rPr>
-          <w:rFonts w:ascii="Times New Roman" w:hAnsi="Times New Roman"/>
-          <w:sz w:val="24"/>
-          <w:szCs w:val="24"/>
-        </w:rPr>
-        <w:t>И свернул этой бешеной твари шею.</w:t>
-      </w:r>
-    </w:p>
-    <w:p>
-      <w:pPr>
-        <w:pBdr>
-          <w:top w:val="nil"/>
-          <w:left w:val="nil"/>
-          <w:bottom w:val="nil"/>
-          <w:right w:val="nil"/>
-        </w:pBdr>
-        <w:rPr>
-          <w:rFonts w:ascii="Times New Roman" w:hAnsi="Times New Roman"/>
-          <w:sz w:val="24"/>
-          <w:szCs w:val="24"/>
-        </w:rPr>
-      </w:pPr>
-      <w:r>
-        <w:rPr>
-          <w:rFonts w:ascii="Times New Roman" w:hAnsi="Times New Roman"/>
-          <w:sz w:val="24"/>
-          <w:szCs w:val="24"/>
-        </w:rPr>
-        <w:t>Барсук размахнулся дубинкой</w:t>
-      </w:r>
-      <w:r>
-        <w:rPr>
-          <w:rFonts w:ascii="Times New Roman" w:hAnsi="Times New Roman"/>
-          <w:sz w:val="24"/>
-          <w:szCs w:val="24"/>
-        </w:rPr>
-        <w:t>,</w:t>
-      </w:r>
-      <w:r>
-        <w:rPr>
-          <w:rFonts w:ascii="Times New Roman" w:hAnsi="Times New Roman"/>
-          <w:sz w:val="24"/>
-          <w:szCs w:val="24"/>
-        </w:rPr>
-        <w:t xml:space="preserve"> но калан поднырнул под его руку, и вывел барсука на болевой.</w:t>
-      </w:r>
-    </w:p>
-    <w:p>
-      <w:pPr>
-        <w:pBdr>
-          <w:top w:val="nil"/>
-          <w:left w:val="nil"/>
-          <w:bottom w:val="nil"/>
-          <w:right w:val="nil"/>
-        </w:pBdr>
-        <w:rPr>
-          <w:rFonts w:ascii="Times New Roman" w:hAnsi="Times New Roman"/>
-          <w:sz w:val="24"/>
-          <w:szCs w:val="24"/>
-        </w:rPr>
-      </w:pPr>
-      <w:r>
-        <w:rPr>
-          <w:rFonts w:ascii="Times New Roman" w:hAnsi="Times New Roman"/>
-          <w:sz w:val="24"/>
-          <w:szCs w:val="24"/>
-        </w:rPr>
-        <w:t xml:space="preserve">БАРСУК. </w:t>
-      </w:r>
-      <w:proofErr w:type="spellStart"/>
-      <w:r>
-        <w:rPr>
-          <w:rFonts w:ascii="Times New Roman" w:hAnsi="Times New Roman"/>
-          <w:sz w:val="24"/>
-          <w:szCs w:val="24"/>
-        </w:rPr>
-        <w:t>Блиииин</w:t>
-      </w:r>
-      <w:proofErr w:type="spellEnd"/>
-      <w:r>
-        <w:rPr>
-          <w:rFonts w:ascii="Times New Roman" w:hAnsi="Times New Roman"/>
-          <w:sz w:val="24"/>
-          <w:szCs w:val="24"/>
-        </w:rPr>
-        <w:t>, больно.</w:t>
-      </w:r>
-    </w:p>
-    <w:p>
-      <w:pPr>
-        <w:pBdr>
-          <w:top w:val="nil"/>
-          <w:left w:val="nil"/>
-          <w:bottom w:val="nil"/>
-          <w:right w:val="nil"/>
-        </w:pBdr>
-        <w:rPr>
-          <w:rFonts w:ascii="Times New Roman" w:hAnsi="Times New Roman"/>
-          <w:sz w:val="24"/>
-          <w:szCs w:val="24"/>
-        </w:rPr>
-      </w:pPr>
-      <w:r>
-        <w:rPr>
-          <w:rFonts w:ascii="Times New Roman" w:hAnsi="Times New Roman"/>
-          <w:sz w:val="24"/>
-          <w:szCs w:val="24"/>
-        </w:rPr>
-        <w:t xml:space="preserve">КАЛАН. </w:t>
-      </w:r>
-      <w:r>
-        <w:rPr>
-          <w:rFonts w:ascii="Times New Roman" w:hAnsi="Times New Roman"/>
-          <w:sz w:val="24"/>
-          <w:szCs w:val="24"/>
-        </w:rPr>
         <w:t>Рот закрой</w:t>
       </w:r>
       <w:r>
@@ -7543,25 +6801,7 @@
           <w:sz w:val="24"/>
           <w:szCs w:val="24"/>
         </w:rPr>
-        <w:t xml:space="preserve">. Эй, </w:t>
-      </w:r>
-      <w:proofErr w:type="spellStart"/>
-      <w:r>
-        <w:rPr>
-          <w:rFonts w:ascii="Times New Roman" w:hAnsi="Times New Roman"/>
-          <w:sz w:val="24"/>
-          <w:szCs w:val="24"/>
-        </w:rPr>
-        <w:t>Широкоушка</w:t>
-      </w:r>
-      <w:proofErr w:type="spellEnd"/>
-      <w:r>
-        <w:rPr>
-          <w:rFonts w:ascii="Times New Roman" w:hAnsi="Times New Roman"/>
-          <w:sz w:val="24"/>
-          <w:szCs w:val="24"/>
-        </w:rPr>
-        <w:t>! Если тебе нужен твой друг барсук, выходи пешком с поднятыми лапами!</w:t>
+        <w:t>. Эй, Широкоушка! Если тебе нужен твой друг барсук, выходи пешком с поднятыми лапами!</w:t>
       </w:r>
     </w:p>
     <w:p>
@@ -7770,66 +7010,30 @@
           <w:sz w:val="24"/>
           <w:szCs w:val="24"/>
         </w:rPr>
-        <w:t xml:space="preserve">В пещере банды хорька. </w:t>
-      </w:r>
-      <w:proofErr w:type="spellStart"/>
-      <w:r>
-        <w:rPr>
-          <w:rFonts w:ascii="Times New Roman" w:hAnsi="Times New Roman"/>
-          <w:sz w:val="24"/>
-          <w:szCs w:val="24"/>
-        </w:rPr>
-        <w:t>Широкоушка</w:t>
-      </w:r>
-      <w:proofErr w:type="spellEnd"/>
-      <w:r>
-        <w:rPr>
-          <w:rFonts w:ascii="Times New Roman" w:hAnsi="Times New Roman"/>
-          <w:sz w:val="24"/>
-          <w:szCs w:val="24"/>
-        </w:rPr>
-        <w:t xml:space="preserve"> лежит в луже крови. В конце пещеры стоит клетка. Калан и Манул заходят в пещеру.</w:t>
-      </w:r>
-    </w:p>
-    <w:p>
-      <w:pPr>
-        <w:pBdr>
-          <w:top w:val="nil"/>
-          <w:left w:val="nil"/>
-          <w:bottom w:val="nil"/>
-          <w:right w:val="nil"/>
-        </w:pBdr>
-        <w:rPr>
-          <w:rFonts w:ascii="Times New Roman" w:hAnsi="Times New Roman"/>
-          <w:sz w:val="24"/>
-          <w:szCs w:val="24"/>
-        </w:rPr>
-      </w:pPr>
-      <w:r>
-        <w:rPr>
-          <w:rFonts w:ascii="Times New Roman" w:hAnsi="Times New Roman"/>
-          <w:sz w:val="24"/>
-          <w:szCs w:val="24"/>
-        </w:rPr>
-        <w:t xml:space="preserve">КАЛАН. </w:t>
-      </w:r>
-      <w:proofErr w:type="spellStart"/>
-      <w:r>
-        <w:rPr>
-          <w:rFonts w:ascii="Times New Roman" w:hAnsi="Times New Roman"/>
-          <w:sz w:val="24"/>
-          <w:szCs w:val="24"/>
-        </w:rPr>
-        <w:t>Крыска</w:t>
-      </w:r>
-      <w:proofErr w:type="spellEnd"/>
-      <w:r>
-        <w:rPr>
-          <w:rFonts w:ascii="Times New Roman" w:hAnsi="Times New Roman"/>
-          <w:sz w:val="24"/>
-          <w:szCs w:val="24"/>
-        </w:rPr>
-        <w:t xml:space="preserve"> мертва.</w:t>
+        <w:t>В пещере банды хорька. Широкоушка лежит в луже крови. В конце пещеры стоит клетка. Калан и Манул заходят в пещеру.</w:t>
+      </w:r>
+    </w:p>
+    <w:p>
+      <w:pPr>
+        <w:pBdr>
+          <w:top w:val="nil"/>
+          <w:left w:val="nil"/>
+          <w:bottom w:val="nil"/>
+          <w:right w:val="nil"/>
+        </w:pBdr>
+        <w:rPr>
+          <w:rFonts w:ascii="Times New Roman" w:hAnsi="Times New Roman"/>
+          <w:sz w:val="24"/>
+          <w:szCs w:val="24"/>
+        </w:rPr>
+      </w:pPr>
+      <w:r>
+        <w:rPr>
+          <w:rFonts w:ascii="Times New Roman" w:hAnsi="Times New Roman"/>
+          <w:sz w:val="24"/>
+          <w:szCs w:val="24"/>
+        </w:rPr>
+        <w:t>КАЛАН. Крыска мертва.</w:t>
       </w:r>
     </w:p>
     <w:p>
@@ -7914,25 +7118,7 @@
           <w:sz w:val="24"/>
           <w:szCs w:val="24"/>
         </w:rPr>
-        <w:t xml:space="preserve">ШИРОКОУШКА. </w:t>
-      </w:r>
-      <w:proofErr w:type="spellStart"/>
-      <w:r>
-        <w:rPr>
-          <w:rFonts w:ascii="Times New Roman" w:hAnsi="Times New Roman"/>
-          <w:sz w:val="24"/>
-          <w:szCs w:val="24"/>
-        </w:rPr>
-        <w:t>Крыска</w:t>
-      </w:r>
-      <w:proofErr w:type="spellEnd"/>
-      <w:r>
-        <w:rPr>
-          <w:rFonts w:ascii="Times New Roman" w:hAnsi="Times New Roman"/>
-          <w:sz w:val="24"/>
-          <w:szCs w:val="24"/>
-        </w:rPr>
-        <w:t xml:space="preserve">... Умерла... Моя подруженька... Это всё из-за сони, ненавижу эту малолетку! Небось </w:t>
+        <w:t xml:space="preserve">ШИРОКОУШКА. Крыска... Умерла... Моя подруженька... Это всё из-за сони, ненавижу эту малолетку! Небось </w:t>
       </w:r>
       <w:r>
         <w:rPr>
@@ -7948,25 +7134,7 @@
           <w:sz w:val="24"/>
           <w:szCs w:val="24"/>
         </w:rPr>
-        <w:t xml:space="preserve"> </w:t>
-      </w:r>
-      <w:proofErr w:type="spellStart"/>
-      <w:r>
-        <w:rPr>
-          <w:rFonts w:ascii="Times New Roman" w:hAnsi="Times New Roman"/>
-          <w:sz w:val="24"/>
-          <w:szCs w:val="24"/>
-        </w:rPr>
-        <w:t>крыске</w:t>
-      </w:r>
-      <w:proofErr w:type="spellEnd"/>
-      <w:r>
-        <w:rPr>
-          <w:rFonts w:ascii="Times New Roman" w:hAnsi="Times New Roman"/>
-          <w:sz w:val="24"/>
-          <w:szCs w:val="24"/>
-        </w:rPr>
-        <w:t xml:space="preserve"> про меня!</w:t>
+        <w:t xml:space="preserve"> крыске про меня!</w:t>
       </w:r>
     </w:p>
     <w:p>
@@ -8029,23 +7197,13 @@
           <w:szCs w:val="24"/>
         </w:rPr>
       </w:pPr>
-      <w:proofErr w:type="spellStart"/>
-      <w:r>
-        <w:rPr>
-          <w:rFonts w:ascii="Times New Roman" w:hAnsi="Times New Roman"/>
-          <w:sz w:val="24"/>
-          <w:szCs w:val="24"/>
-        </w:rPr>
-        <w:t>Широкоушка</w:t>
-      </w:r>
-      <w:proofErr w:type="spellEnd"/>
-      <w:r>
-        <w:rPr>
-          <w:rFonts w:ascii="Times New Roman" w:hAnsi="Times New Roman"/>
-          <w:sz w:val="24"/>
-          <w:szCs w:val="24"/>
-        </w:rPr>
-        <w:t xml:space="preserve"> сдохла. Манул открыл клетку, и вытащил из неё выдру.</w:t>
+      <w:r>
+        <w:rPr>
+          <w:rFonts w:ascii="Times New Roman" w:hAnsi="Times New Roman"/>
+          <w:sz w:val="24"/>
+          <w:szCs w:val="24"/>
+        </w:rPr>
+        <w:t>Широкоушка сдохла. Манул открыл клетку, и вытащил из неё выдру.</w:t>
       </w:r>
     </w:p>
     <w:p>
@@ -8245,25 +7403,7 @@
           <w:sz w:val="24"/>
           <w:szCs w:val="24"/>
         </w:rPr>
-        <w:t xml:space="preserve">ВЫДРА. Да, </w:t>
-      </w:r>
-      <w:proofErr w:type="spellStart"/>
-      <w:r>
-        <w:rPr>
-          <w:rFonts w:ascii="Times New Roman" w:hAnsi="Times New Roman"/>
-          <w:sz w:val="24"/>
-          <w:szCs w:val="24"/>
-        </w:rPr>
-        <w:t>енотик</w:t>
-      </w:r>
-      <w:proofErr w:type="spellEnd"/>
-      <w:r>
-        <w:rPr>
-          <w:rFonts w:ascii="Times New Roman" w:hAnsi="Times New Roman"/>
-          <w:sz w:val="24"/>
-          <w:szCs w:val="24"/>
-        </w:rPr>
-        <w:t xml:space="preserve"> и перевязка... Это они меня похитили! Они хотели получить от моего мужа выкуп, но он умер...</w:t>
+        <w:t>ВЫДРА. Да, енотик и перевязка... Это они меня похитили! Они хотели получить от моего мужа выкуп, но он умер...</w:t>
       </w:r>
     </w:p>
     <w:p>
@@ -8311,7 +7451,6 @@
         </w:rPr>
         <w:t xml:space="preserve">МАНУЛ. Ондатра. Старый </w:t>
       </w:r>
-      <w:proofErr w:type="spellStart"/>
       <w:r>
         <w:rPr>
           <w:rFonts w:ascii="Times New Roman" w:hAnsi="Times New Roman"/>
@@ -8320,7 +7459,6 @@
         </w:rPr>
         <w:t>кишкоблуд</w:t>
       </w:r>
-      <w:proofErr w:type="spellEnd"/>
       <w:r>
         <w:rPr>
           <w:rFonts w:ascii="Times New Roman" w:hAnsi="Times New Roman"/>
@@ -8389,25 +7527,7 @@
           <w:sz w:val="24"/>
           <w:szCs w:val="24"/>
         </w:rPr>
-        <w:t xml:space="preserve">МАНУЛ. </w:t>
-      </w:r>
-      <w:proofErr w:type="spellStart"/>
-      <w:r>
-        <w:rPr>
-          <w:rFonts w:ascii="Times New Roman" w:hAnsi="Times New Roman"/>
-          <w:sz w:val="24"/>
-          <w:szCs w:val="24"/>
-        </w:rPr>
-        <w:t>Енотик</w:t>
-      </w:r>
-      <w:proofErr w:type="spellEnd"/>
-      <w:r>
-        <w:rPr>
-          <w:rFonts w:ascii="Times New Roman" w:hAnsi="Times New Roman"/>
-          <w:sz w:val="24"/>
-          <w:szCs w:val="24"/>
-        </w:rPr>
-        <w:t xml:space="preserve"> и перевязка могут быть там.</w:t>
+        <w:t>МАНУЛ. Енотик и перевязка могут быть там.</w:t>
       </w:r>
     </w:p>
     <w:p>
@@ -8453,16 +7573,7 @@
           <w:sz w:val="24"/>
           <w:szCs w:val="24"/>
         </w:rPr>
-        <w:t xml:space="preserve">МАНУЛ. Ну идём, </w:t>
-      </w:r>
-      <w:proofErr w:type="spellStart"/>
-      <w:r>
-        <w:rPr>
-          <w:rFonts w:ascii="Times New Roman" w:hAnsi="Times New Roman"/>
-          <w:sz w:val="24"/>
-          <w:szCs w:val="24"/>
-        </w:rPr>
-        <w:t>х</w:t>
+        <w:t>МАНУЛ. Ну идём, х</w:t>
       </w:r>
       <w:r>
         <w:rPr>
@@ -8478,16 +7589,7 @@
           <w:sz w:val="24"/>
           <w:szCs w:val="24"/>
         </w:rPr>
-        <w:t>ли</w:t>
-      </w:r>
-      <w:proofErr w:type="spellEnd"/>
-      <w:r>
-        <w:rPr>
-          <w:rFonts w:ascii="Times New Roman" w:hAnsi="Times New Roman"/>
-          <w:sz w:val="24"/>
-          <w:szCs w:val="24"/>
-        </w:rPr>
-        <w:t xml:space="preserve"> встали-то?!</w:t>
+        <w:t>ли встали-то?!</w:t>
       </w:r>
     </w:p>
     <w:p>
@@ -10255,18 +9357,661 @@
           <w:sz w:val="24"/>
           <w:szCs w:val="24"/>
         </w:rPr>
-        <w:t xml:space="preserve">МАНУЛ. Я утром зайду. Только не сдохните за ночь, </w:t>
-      </w:r>
-      <w:proofErr w:type="spellStart"/>
-      <w:r>
-        <w:rPr>
-          <w:rFonts w:ascii="Times New Roman" w:hAnsi="Times New Roman"/>
-          <w:sz w:val="24"/>
-          <w:szCs w:val="24"/>
-        </w:rPr>
-        <w:t>ок</w:t>
-      </w:r>
-      <w:proofErr w:type="spellEnd"/>
+        <w:t>МАНУЛ. Я утром зайду. Только не сдохните за ночь, ок?</w:t>
+      </w:r>
+    </w:p>
+    <w:p>
+      <w:pPr>
+        <w:pBdr>
+          <w:top w:val="nil"/>
+          <w:left w:val="nil"/>
+          <w:bottom w:val="nil"/>
+          <w:right w:val="nil"/>
+        </w:pBdr>
+        <w:rPr>
+          <w:rFonts w:ascii="Times New Roman" w:hAnsi="Times New Roman"/>
+          <w:sz w:val="24"/>
+          <w:szCs w:val="24"/>
+        </w:rPr>
+      </w:pPr>
+      <w:r>
+        <w:rPr>
+          <w:rFonts w:ascii="Times New Roman" w:hAnsi="Times New Roman"/>
+          <w:sz w:val="24"/>
+          <w:szCs w:val="24"/>
+        </w:rPr>
+        <w:t xml:space="preserve">КАЛАН. </w:t>
+      </w:r>
+      <w:r>
+        <w:rPr>
+          <w:rFonts w:ascii="Times New Roman" w:hAnsi="Times New Roman"/>
+          <w:sz w:val="24"/>
+          <w:szCs w:val="24"/>
+        </w:rPr>
+        <w:t>Свали уже</w:t>
+      </w:r>
+      <w:r>
+        <w:rPr>
+          <w:rFonts w:ascii="Times New Roman" w:hAnsi="Times New Roman"/>
+          <w:sz w:val="24"/>
+          <w:szCs w:val="24"/>
+        </w:rPr>
+        <w:t>!</w:t>
+      </w:r>
+    </w:p>
+    <w:p>
+      <w:pPr>
+        <w:pBdr>
+          <w:top w:val="nil"/>
+          <w:left w:val="nil"/>
+          <w:bottom w:val="nil"/>
+          <w:right w:val="nil"/>
+        </w:pBdr>
+        <w:rPr>
+          <w:rFonts w:ascii="Times New Roman" w:hAnsi="Times New Roman"/>
+          <w:sz w:val="24"/>
+          <w:szCs w:val="24"/>
+        </w:rPr>
+      </w:pPr>
+      <w:r>
+        <w:rPr>
+          <w:rFonts w:ascii="Times New Roman" w:hAnsi="Times New Roman"/>
+          <w:sz w:val="24"/>
+          <w:szCs w:val="24"/>
+        </w:rPr>
+        <w:t>ВЫДРА. Ого.</w:t>
+      </w:r>
+    </w:p>
+    <w:p>
+      <w:pPr>
+        <w:pBdr>
+          <w:top w:val="nil"/>
+          <w:left w:val="nil"/>
+          <w:bottom w:val="nil"/>
+          <w:right w:val="nil"/>
+        </w:pBdr>
+        <w:rPr>
+          <w:rFonts w:ascii="Times New Roman" w:hAnsi="Times New Roman"/>
+          <w:sz w:val="24"/>
+          <w:szCs w:val="24"/>
+        </w:rPr>
+      </w:pPr>
+      <w:r>
+        <w:rPr>
+          <w:rFonts w:ascii="Times New Roman" w:hAnsi="Times New Roman"/>
+          <w:sz w:val="24"/>
+          <w:szCs w:val="24"/>
+        </w:rPr>
+        <w:t>КАЛАН. Ой, прости.</w:t>
+      </w:r>
+    </w:p>
+    <w:p>
+      <w:pPr>
+        <w:pBdr>
+          <w:top w:val="nil"/>
+          <w:left w:val="nil"/>
+          <w:bottom w:val="nil"/>
+          <w:right w:val="nil"/>
+        </w:pBdr>
+        <w:rPr>
+          <w:rFonts w:ascii="Times New Roman" w:hAnsi="Times New Roman"/>
+          <w:sz w:val="24"/>
+          <w:szCs w:val="24"/>
+        </w:rPr>
+      </w:pPr>
+      <w:r>
+        <w:rPr>
+          <w:rFonts w:ascii="Times New Roman" w:hAnsi="Times New Roman"/>
+          <w:sz w:val="24"/>
+          <w:szCs w:val="24"/>
+        </w:rPr>
+        <w:t>ВЫДРА. Ничего...</w:t>
+      </w:r>
+    </w:p>
+    <w:p>
+      <w:pPr>
+        <w:pBdr>
+          <w:top w:val="nil"/>
+          <w:left w:val="nil"/>
+          <w:bottom w:val="nil"/>
+          <w:right w:val="nil"/>
+        </w:pBdr>
+        <w:rPr>
+          <w:rFonts w:ascii="Times New Roman" w:hAnsi="Times New Roman"/>
+          <w:sz w:val="24"/>
+          <w:szCs w:val="24"/>
+        </w:rPr>
+      </w:pPr>
+      <w:r>
+        <w:rPr>
+          <w:rFonts w:ascii="Times New Roman" w:hAnsi="Times New Roman"/>
+          <w:sz w:val="24"/>
+          <w:szCs w:val="24"/>
+        </w:rPr>
+        <w:t>КАЛАН. Да уж, в квартире раздрай. Какие</w:t>
+      </w:r>
+      <w:r>
+        <w:rPr>
+          <w:rFonts w:ascii="Times New Roman" w:hAnsi="Times New Roman"/>
+          <w:sz w:val="24"/>
+          <w:szCs w:val="24"/>
+        </w:rPr>
+        <w:t>-</w:t>
+      </w:r>
+      <w:r>
+        <w:rPr>
+          <w:rFonts w:ascii="Times New Roman" w:hAnsi="Times New Roman"/>
+          <w:sz w:val="24"/>
+          <w:szCs w:val="24"/>
+        </w:rPr>
+        <w:t>то баночки, травки, коробочки из</w:t>
+      </w:r>
+      <w:r>
+        <w:rPr>
+          <w:rFonts w:ascii="Times New Roman" w:hAnsi="Times New Roman"/>
+          <w:sz w:val="24"/>
+          <w:szCs w:val="24"/>
+        </w:rPr>
+        <w:t>-</w:t>
+      </w:r>
+      <w:r>
+        <w:rPr>
+          <w:rFonts w:ascii="Times New Roman" w:hAnsi="Times New Roman"/>
+          <w:sz w:val="24"/>
+          <w:szCs w:val="24"/>
+        </w:rPr>
+        <w:t>под гомеопатии... Здесь явно что</w:t>
+      </w:r>
+      <w:r>
+        <w:rPr>
+          <w:rFonts w:ascii="Times New Roman" w:hAnsi="Times New Roman"/>
+          <w:sz w:val="24"/>
+          <w:szCs w:val="24"/>
+        </w:rPr>
+        <w:t>-</w:t>
+      </w:r>
+      <w:r>
+        <w:rPr>
+          <w:rFonts w:ascii="Times New Roman" w:hAnsi="Times New Roman"/>
+          <w:sz w:val="24"/>
+          <w:szCs w:val="24"/>
+        </w:rPr>
+        <w:t>то искали...</w:t>
+      </w:r>
+    </w:p>
+    <w:p>
+      <w:pPr>
+        <w:pBdr>
+          <w:top w:val="nil"/>
+          <w:left w:val="nil"/>
+          <w:bottom w:val="nil"/>
+          <w:right w:val="nil"/>
+        </w:pBdr>
+        <w:rPr>
+          <w:rFonts w:ascii="Times New Roman" w:hAnsi="Times New Roman"/>
+          <w:sz w:val="24"/>
+          <w:szCs w:val="24"/>
+        </w:rPr>
+      </w:pPr>
+      <w:r>
+        <w:rPr>
+          <w:rFonts w:ascii="Times New Roman" w:hAnsi="Times New Roman"/>
+          <w:sz w:val="24"/>
+          <w:szCs w:val="24"/>
+        </w:rPr>
+        <w:t xml:space="preserve">ВЫДРА. Деньги, </w:t>
+      </w:r>
+      <w:r>
+        <w:rPr>
+          <w:rFonts w:ascii="Times New Roman" w:hAnsi="Times New Roman"/>
+          <w:sz w:val="24"/>
+          <w:szCs w:val="24"/>
+        </w:rPr>
+        <w:t>что</w:t>
+      </w:r>
+      <w:r>
+        <w:rPr>
+          <w:rFonts w:ascii="Times New Roman" w:hAnsi="Times New Roman"/>
+          <w:sz w:val="24"/>
+          <w:szCs w:val="24"/>
+        </w:rPr>
+        <w:t xml:space="preserve"> </w:t>
+      </w:r>
+      <w:r>
+        <w:rPr>
+          <w:rFonts w:ascii="Times New Roman" w:hAnsi="Times New Roman"/>
+          <w:sz w:val="24"/>
+          <w:szCs w:val="24"/>
+        </w:rPr>
+        <w:t>ж</w:t>
+      </w:r>
+      <w:r>
+        <w:rPr>
+          <w:rFonts w:ascii="Times New Roman" w:hAnsi="Times New Roman"/>
+          <w:sz w:val="24"/>
+          <w:szCs w:val="24"/>
+        </w:rPr>
+        <w:t xml:space="preserve"> ещё. Енотик и перевязка нас обогнали...</w:t>
+      </w:r>
+    </w:p>
+    <w:p>
+      <w:pPr>
+        <w:pBdr>
+          <w:top w:val="nil"/>
+          <w:left w:val="nil"/>
+          <w:bottom w:val="nil"/>
+          <w:right w:val="nil"/>
+        </w:pBdr>
+        <w:rPr>
+          <w:rFonts w:ascii="Times New Roman" w:hAnsi="Times New Roman"/>
+          <w:sz w:val="24"/>
+          <w:szCs w:val="24"/>
+        </w:rPr>
+      </w:pPr>
+      <w:r>
+        <w:rPr>
+          <w:rFonts w:ascii="Times New Roman" w:hAnsi="Times New Roman"/>
+          <w:sz w:val="24"/>
+          <w:szCs w:val="24"/>
+        </w:rPr>
+        <w:t>КАЛАН. Сволочи... Оставили тебя без мужа, и без состояния, одну</w:t>
+      </w:r>
+      <w:r>
+        <w:rPr>
+          <w:rFonts w:ascii="Times New Roman" w:hAnsi="Times New Roman"/>
+          <w:sz w:val="24"/>
+          <w:szCs w:val="24"/>
+        </w:rPr>
+        <w:t>-</w:t>
+      </w:r>
+      <w:r>
+        <w:rPr>
+          <w:rFonts w:ascii="Times New Roman" w:hAnsi="Times New Roman"/>
+          <w:sz w:val="24"/>
+          <w:szCs w:val="24"/>
+        </w:rPr>
+        <w:t>одинёшеньку...</w:t>
+      </w:r>
+    </w:p>
+    <w:p>
+      <w:pPr>
+        <w:pBdr>
+          <w:top w:val="nil"/>
+          <w:left w:val="nil"/>
+          <w:bottom w:val="nil"/>
+          <w:right w:val="nil"/>
+        </w:pBdr>
+        <w:rPr>
+          <w:rFonts w:ascii="Times New Roman" w:hAnsi="Times New Roman"/>
+          <w:sz w:val="24"/>
+          <w:szCs w:val="24"/>
+        </w:rPr>
+      </w:pPr>
+      <w:r>
+        <w:rPr>
+          <w:rFonts w:ascii="Times New Roman" w:hAnsi="Times New Roman"/>
+          <w:sz w:val="24"/>
+          <w:szCs w:val="24"/>
+        </w:rPr>
+        <w:t xml:space="preserve">ВЫДРА. </w:t>
+      </w:r>
+      <w:r>
+        <w:rPr>
+          <w:rFonts w:ascii="Times New Roman" w:hAnsi="Times New Roman"/>
+          <w:sz w:val="24"/>
+          <w:szCs w:val="24"/>
+        </w:rPr>
+        <w:t>Сучары</w:t>
+      </w:r>
+      <w:r>
+        <w:rPr>
+          <w:rFonts w:ascii="Times New Roman" w:hAnsi="Times New Roman"/>
+          <w:sz w:val="24"/>
+          <w:szCs w:val="24"/>
+        </w:rPr>
+        <w:t>.</w:t>
+      </w:r>
+    </w:p>
+    <w:p>
+      <w:pPr>
+        <w:pBdr>
+          <w:top w:val="nil"/>
+          <w:left w:val="nil"/>
+          <w:bottom w:val="nil"/>
+          <w:right w:val="nil"/>
+        </w:pBdr>
+        <w:rPr>
+          <w:rFonts w:ascii="Times New Roman" w:hAnsi="Times New Roman"/>
+          <w:sz w:val="24"/>
+          <w:szCs w:val="24"/>
+        </w:rPr>
+      </w:pPr>
+      <w:r>
+        <w:rPr>
+          <w:rFonts w:ascii="Times New Roman" w:hAnsi="Times New Roman"/>
+          <w:sz w:val="24"/>
+          <w:szCs w:val="24"/>
+        </w:rPr>
+        <w:t>Пауза.</w:t>
+      </w:r>
+    </w:p>
+    <w:p>
+      <w:pPr>
+        <w:pBdr>
+          <w:top w:val="nil"/>
+          <w:left w:val="nil"/>
+          <w:bottom w:val="nil"/>
+          <w:right w:val="nil"/>
+        </w:pBdr>
+        <w:rPr>
+          <w:rFonts w:ascii="Times New Roman" w:hAnsi="Times New Roman"/>
+          <w:sz w:val="24"/>
+          <w:szCs w:val="24"/>
+        </w:rPr>
+      </w:pPr>
+      <w:r>
+        <w:rPr>
+          <w:rFonts w:ascii="Times New Roman" w:hAnsi="Times New Roman"/>
+          <w:sz w:val="24"/>
+          <w:szCs w:val="24"/>
+        </w:rPr>
+        <w:t>КАЛАН. Гандоны.</w:t>
+      </w:r>
+    </w:p>
+    <w:p>
+      <w:pPr>
+        <w:pBdr>
+          <w:top w:val="nil"/>
+          <w:left w:val="nil"/>
+          <w:bottom w:val="nil"/>
+          <w:right w:val="nil"/>
+        </w:pBdr>
+        <w:rPr>
+          <w:rFonts w:ascii="Times New Roman" w:hAnsi="Times New Roman"/>
+          <w:sz w:val="24"/>
+          <w:szCs w:val="24"/>
+        </w:rPr>
+      </w:pPr>
+      <w:r>
+        <w:rPr>
+          <w:rFonts w:ascii="Times New Roman" w:hAnsi="Times New Roman"/>
+          <w:sz w:val="24"/>
+          <w:szCs w:val="24"/>
+        </w:rPr>
+        <w:t xml:space="preserve">ВЫДРА. </w:t>
+      </w:r>
+      <w:r>
+        <w:rPr>
+          <w:rFonts w:ascii="Times New Roman" w:hAnsi="Times New Roman"/>
+          <w:sz w:val="24"/>
+          <w:szCs w:val="24"/>
+        </w:rPr>
+        <w:t>Шлюхи</w:t>
+      </w:r>
+      <w:r>
+        <w:rPr>
+          <w:rFonts w:ascii="Times New Roman" w:hAnsi="Times New Roman"/>
+          <w:sz w:val="24"/>
+          <w:szCs w:val="24"/>
+        </w:rPr>
+        <w:t>.</w:t>
+      </w:r>
+    </w:p>
+    <w:p>
+      <w:pPr>
+        <w:pBdr>
+          <w:top w:val="nil"/>
+          <w:left w:val="nil"/>
+          <w:bottom w:val="nil"/>
+          <w:right w:val="nil"/>
+        </w:pBdr>
+        <w:rPr>
+          <w:rFonts w:ascii="Times New Roman" w:hAnsi="Times New Roman"/>
+          <w:sz w:val="24"/>
+          <w:szCs w:val="24"/>
+        </w:rPr>
+      </w:pPr>
+      <w:r>
+        <w:rPr>
+          <w:rFonts w:ascii="Times New Roman" w:hAnsi="Times New Roman"/>
+          <w:sz w:val="24"/>
+          <w:szCs w:val="24"/>
+        </w:rPr>
+        <w:t>КАЛАН. Говнюки.</w:t>
+      </w:r>
+    </w:p>
+    <w:p>
+      <w:pPr>
+        <w:pBdr>
+          <w:top w:val="nil"/>
+          <w:left w:val="nil"/>
+          <w:bottom w:val="nil"/>
+          <w:right w:val="nil"/>
+        </w:pBdr>
+        <w:rPr>
+          <w:rFonts w:ascii="Times New Roman" w:hAnsi="Times New Roman"/>
+          <w:sz w:val="24"/>
+          <w:szCs w:val="24"/>
+        </w:rPr>
+      </w:pPr>
+      <w:r>
+        <w:rPr>
+          <w:rFonts w:ascii="Times New Roman" w:hAnsi="Times New Roman"/>
+          <w:sz w:val="24"/>
+          <w:szCs w:val="24"/>
+        </w:rPr>
+        <w:t xml:space="preserve">ВЫДРА. </w:t>
+      </w:r>
+      <w:r>
+        <w:rPr>
+          <w:rFonts w:ascii="Times New Roman" w:hAnsi="Times New Roman"/>
+          <w:sz w:val="24"/>
+          <w:szCs w:val="24"/>
+        </w:rPr>
+        <w:t>Чл</w:t>
+      </w:r>
+      <w:r>
+        <w:rPr>
+          <w:rFonts w:ascii="Times New Roman" w:hAnsi="Times New Roman"/>
+          <w:sz w:val="24"/>
+          <w:szCs w:val="24"/>
+        </w:rPr>
+        <w:t>е</w:t>
+      </w:r>
+      <w:r>
+        <w:rPr>
+          <w:rFonts w:ascii="Times New Roman" w:hAnsi="Times New Roman"/>
+          <w:sz w:val="24"/>
+          <w:szCs w:val="24"/>
+        </w:rPr>
+        <w:t>но</w:t>
+      </w:r>
+      <w:r>
+        <w:rPr>
+          <w:rFonts w:ascii="Times New Roman" w:hAnsi="Times New Roman"/>
+          <w:sz w:val="24"/>
+          <w:szCs w:val="24"/>
+        </w:rPr>
+        <w:t>сосы.</w:t>
+      </w:r>
+    </w:p>
+    <w:p>
+      <w:pPr>
+        <w:pBdr>
+          <w:top w:val="nil"/>
+          <w:left w:val="nil"/>
+          <w:bottom w:val="nil"/>
+          <w:right w:val="nil"/>
+        </w:pBdr>
+        <w:rPr>
+          <w:rFonts w:ascii="Times New Roman" w:hAnsi="Times New Roman"/>
+          <w:sz w:val="24"/>
+          <w:szCs w:val="24"/>
+        </w:rPr>
+      </w:pPr>
+      <w:r>
+        <w:rPr>
+          <w:rFonts w:ascii="Times New Roman" w:hAnsi="Times New Roman"/>
+          <w:sz w:val="24"/>
+          <w:szCs w:val="24"/>
+        </w:rPr>
+        <w:t xml:space="preserve">КАЛАН. </w:t>
+      </w:r>
+      <w:r>
+        <w:rPr>
+          <w:rFonts w:ascii="Times New Roman" w:hAnsi="Times New Roman"/>
+          <w:sz w:val="24"/>
+          <w:szCs w:val="24"/>
+        </w:rPr>
+        <w:t>Сучары</w:t>
+      </w:r>
+      <w:r>
+        <w:rPr>
+          <w:rFonts w:ascii="Times New Roman" w:hAnsi="Times New Roman"/>
+          <w:sz w:val="24"/>
+          <w:szCs w:val="24"/>
+        </w:rPr>
+        <w:t>.</w:t>
+      </w:r>
+    </w:p>
+    <w:p>
+      <w:pPr>
+        <w:pBdr>
+          <w:top w:val="nil"/>
+          <w:left w:val="nil"/>
+          <w:bottom w:val="nil"/>
+          <w:right w:val="nil"/>
+        </w:pBdr>
+        <w:rPr>
+          <w:rFonts w:ascii="Times New Roman" w:hAnsi="Times New Roman"/>
+          <w:sz w:val="24"/>
+          <w:szCs w:val="24"/>
+        </w:rPr>
+      </w:pPr>
+      <w:r>
+        <w:rPr>
+          <w:rFonts w:ascii="Times New Roman" w:hAnsi="Times New Roman"/>
+          <w:sz w:val="24"/>
+          <w:szCs w:val="24"/>
+        </w:rPr>
+        <w:t>ВЫДРА. Ты повторился.</w:t>
+      </w:r>
+    </w:p>
+    <w:p>
+      <w:pPr>
+        <w:pBdr>
+          <w:top w:val="nil"/>
+          <w:left w:val="nil"/>
+          <w:bottom w:val="nil"/>
+          <w:right w:val="nil"/>
+        </w:pBdr>
+        <w:rPr>
+          <w:rFonts w:ascii="Times New Roman" w:hAnsi="Times New Roman"/>
+          <w:sz w:val="24"/>
+          <w:szCs w:val="24"/>
+        </w:rPr>
+      </w:pPr>
+      <w:r>
+        <w:rPr>
+          <w:rFonts w:ascii="Times New Roman" w:hAnsi="Times New Roman"/>
+          <w:sz w:val="24"/>
+          <w:szCs w:val="24"/>
+        </w:rPr>
+        <w:t>КАЛАН. Прости.</w:t>
+      </w:r>
+    </w:p>
+    <w:p>
+      <w:pPr>
+        <w:pBdr>
+          <w:top w:val="nil"/>
+          <w:left w:val="nil"/>
+          <w:bottom w:val="nil"/>
+          <w:right w:val="nil"/>
+        </w:pBdr>
+        <w:rPr>
+          <w:rFonts w:ascii="Times New Roman" w:hAnsi="Times New Roman"/>
+          <w:sz w:val="24"/>
+          <w:szCs w:val="24"/>
+        </w:rPr>
+      </w:pPr>
+      <w:r>
+        <w:rPr>
+          <w:rFonts w:ascii="Times New Roman" w:hAnsi="Times New Roman"/>
+          <w:sz w:val="24"/>
+          <w:szCs w:val="24"/>
+        </w:rPr>
+        <w:t xml:space="preserve">ВЫДРА. </w:t>
+      </w:r>
+      <w:r>
+        <w:rPr>
+          <w:rFonts w:ascii="Times New Roman" w:hAnsi="Times New Roman"/>
+          <w:sz w:val="24"/>
+          <w:szCs w:val="24"/>
+        </w:rPr>
+        <w:t>Чилипиздрик</w:t>
+      </w:r>
+      <w:r>
+        <w:rPr>
+          <w:rFonts w:ascii="Times New Roman" w:hAnsi="Times New Roman"/>
+          <w:sz w:val="24"/>
+          <w:szCs w:val="24"/>
+        </w:rPr>
+        <w:t>.</w:t>
+      </w:r>
+    </w:p>
+    <w:p>
+      <w:pPr>
+        <w:pBdr>
+          <w:top w:val="nil"/>
+          <w:left w:val="nil"/>
+          <w:bottom w:val="nil"/>
+          <w:right w:val="nil"/>
+        </w:pBdr>
+        <w:rPr>
+          <w:rFonts w:ascii="Times New Roman" w:hAnsi="Times New Roman"/>
+          <w:sz w:val="24"/>
+          <w:szCs w:val="24"/>
+        </w:rPr>
+      </w:pPr>
+      <w:r>
+        <w:rPr>
+          <w:rFonts w:ascii="Times New Roman" w:hAnsi="Times New Roman"/>
+          <w:sz w:val="24"/>
+          <w:szCs w:val="24"/>
+        </w:rPr>
+        <w:t>Пауза.</w:t>
+      </w:r>
+    </w:p>
+    <w:p>
+      <w:pPr>
+        <w:pBdr>
+          <w:top w:val="nil"/>
+          <w:left w:val="nil"/>
+          <w:bottom w:val="nil"/>
+          <w:right w:val="nil"/>
+        </w:pBdr>
+        <w:rPr>
+          <w:rFonts w:ascii="Times New Roman" w:hAnsi="Times New Roman"/>
+          <w:sz w:val="24"/>
+          <w:szCs w:val="24"/>
+        </w:rPr>
+      </w:pPr>
+      <w:r>
+        <w:rPr>
+          <w:rFonts w:ascii="Times New Roman" w:hAnsi="Times New Roman"/>
+          <w:sz w:val="24"/>
+          <w:szCs w:val="24"/>
+        </w:rPr>
+        <w:t xml:space="preserve">КАЛАН. </w:t>
+      </w:r>
+      <w:r>
+        <w:rPr>
+          <w:rFonts w:ascii="Times New Roman" w:hAnsi="Times New Roman"/>
+          <w:sz w:val="24"/>
+          <w:szCs w:val="24"/>
+        </w:rPr>
+        <w:t>Чилипиздрик</w:t>
+      </w:r>
       <w:r>
         <w:rPr>
           <w:rFonts w:ascii="Times New Roman" w:hAnsi="Times New Roman"/>
@@ -10296,307 +10041,6 @@
           <w:sz w:val="24"/>
           <w:szCs w:val="24"/>
         </w:rPr>
-        <w:t xml:space="preserve">КАЛАН. </w:t>
-      </w:r>
-      <w:r>
-        <w:rPr>
-          <w:rFonts w:ascii="Times New Roman" w:hAnsi="Times New Roman"/>
-          <w:sz w:val="24"/>
-          <w:szCs w:val="24"/>
-        </w:rPr>
-        <w:t>Свали уже</w:t>
-      </w:r>
-      <w:r>
-        <w:rPr>
-          <w:rFonts w:ascii="Times New Roman" w:hAnsi="Times New Roman"/>
-          <w:sz w:val="24"/>
-          <w:szCs w:val="24"/>
-        </w:rPr>
-        <w:t>!</w:t>
-      </w:r>
-    </w:p>
-    <w:p>
-      <w:pPr>
-        <w:pBdr>
-          <w:top w:val="nil"/>
-          <w:left w:val="nil"/>
-          <w:bottom w:val="nil"/>
-          <w:right w:val="nil"/>
-        </w:pBdr>
-        <w:rPr>
-          <w:rFonts w:ascii="Times New Roman" w:hAnsi="Times New Roman"/>
-          <w:sz w:val="24"/>
-          <w:szCs w:val="24"/>
-        </w:rPr>
-      </w:pPr>
-      <w:r>
-        <w:rPr>
-          <w:rFonts w:ascii="Times New Roman" w:hAnsi="Times New Roman"/>
-          <w:sz w:val="24"/>
-          <w:szCs w:val="24"/>
-        </w:rPr>
-        <w:t>ВЫДРА. Ого.</w:t>
-      </w:r>
-    </w:p>
-    <w:p>
-      <w:pPr>
-        <w:pBdr>
-          <w:top w:val="nil"/>
-          <w:left w:val="nil"/>
-          <w:bottom w:val="nil"/>
-          <w:right w:val="nil"/>
-        </w:pBdr>
-        <w:rPr>
-          <w:rFonts w:ascii="Times New Roman" w:hAnsi="Times New Roman"/>
-          <w:sz w:val="24"/>
-          <w:szCs w:val="24"/>
-        </w:rPr>
-      </w:pPr>
-      <w:r>
-        <w:rPr>
-          <w:rFonts w:ascii="Times New Roman" w:hAnsi="Times New Roman"/>
-          <w:sz w:val="24"/>
-          <w:szCs w:val="24"/>
-        </w:rPr>
-        <w:t>КАЛАН. Ой, прости.</w:t>
-      </w:r>
-    </w:p>
-    <w:p>
-      <w:pPr>
-        <w:pBdr>
-          <w:top w:val="nil"/>
-          <w:left w:val="nil"/>
-          <w:bottom w:val="nil"/>
-          <w:right w:val="nil"/>
-        </w:pBdr>
-        <w:rPr>
-          <w:rFonts w:ascii="Times New Roman" w:hAnsi="Times New Roman"/>
-          <w:sz w:val="24"/>
-          <w:szCs w:val="24"/>
-        </w:rPr>
-      </w:pPr>
-      <w:r>
-        <w:rPr>
-          <w:rFonts w:ascii="Times New Roman" w:hAnsi="Times New Roman"/>
-          <w:sz w:val="24"/>
-          <w:szCs w:val="24"/>
-        </w:rPr>
-        <w:t>ВЫДРА. Ничего...</w:t>
-      </w:r>
-    </w:p>
-    <w:p>
-      <w:pPr>
-        <w:pBdr>
-          <w:top w:val="nil"/>
-          <w:left w:val="nil"/>
-          <w:bottom w:val="nil"/>
-          <w:right w:val="nil"/>
-        </w:pBdr>
-        <w:rPr>
-          <w:rFonts w:ascii="Times New Roman" w:hAnsi="Times New Roman"/>
-          <w:sz w:val="24"/>
-          <w:szCs w:val="24"/>
-        </w:rPr>
-      </w:pPr>
-      <w:r>
-        <w:rPr>
-          <w:rFonts w:ascii="Times New Roman" w:hAnsi="Times New Roman"/>
-          <w:sz w:val="24"/>
-          <w:szCs w:val="24"/>
-        </w:rPr>
-        <w:t>КАЛАН. Да уж, в квартире раздрай. Какие</w:t>
-      </w:r>
-      <w:r>
-        <w:rPr>
-          <w:rFonts w:ascii="Times New Roman" w:hAnsi="Times New Roman"/>
-          <w:sz w:val="24"/>
-          <w:szCs w:val="24"/>
-        </w:rPr>
-        <w:t>-</w:t>
-      </w:r>
-      <w:r>
-        <w:rPr>
-          <w:rFonts w:ascii="Times New Roman" w:hAnsi="Times New Roman"/>
-          <w:sz w:val="24"/>
-          <w:szCs w:val="24"/>
-        </w:rPr>
-        <w:t>то баночки, травки, коробочки из</w:t>
-      </w:r>
-      <w:r>
-        <w:rPr>
-          <w:rFonts w:ascii="Times New Roman" w:hAnsi="Times New Roman"/>
-          <w:sz w:val="24"/>
-          <w:szCs w:val="24"/>
-        </w:rPr>
-        <w:t>-</w:t>
-      </w:r>
-      <w:r>
-        <w:rPr>
-          <w:rFonts w:ascii="Times New Roman" w:hAnsi="Times New Roman"/>
-          <w:sz w:val="24"/>
-          <w:szCs w:val="24"/>
-        </w:rPr>
-        <w:t>под гомеопатии... Здесь явно что</w:t>
-      </w:r>
-      <w:r>
-        <w:rPr>
-          <w:rFonts w:ascii="Times New Roman" w:hAnsi="Times New Roman"/>
-          <w:sz w:val="24"/>
-          <w:szCs w:val="24"/>
-        </w:rPr>
-        <w:t>-</w:t>
-      </w:r>
-      <w:r>
-        <w:rPr>
-          <w:rFonts w:ascii="Times New Roman" w:hAnsi="Times New Roman"/>
-          <w:sz w:val="24"/>
-          <w:szCs w:val="24"/>
-        </w:rPr>
-        <w:t>то искали...</w:t>
-      </w:r>
-    </w:p>
-    <w:p>
-      <w:pPr>
-        <w:pBdr>
-          <w:top w:val="nil"/>
-          <w:left w:val="nil"/>
-          <w:bottom w:val="nil"/>
-          <w:right w:val="nil"/>
-        </w:pBdr>
-        <w:rPr>
-          <w:rFonts w:ascii="Times New Roman" w:hAnsi="Times New Roman"/>
-          <w:sz w:val="24"/>
-          <w:szCs w:val="24"/>
-        </w:rPr>
-      </w:pPr>
-      <w:r>
-        <w:rPr>
-          <w:rFonts w:ascii="Times New Roman" w:hAnsi="Times New Roman"/>
-          <w:sz w:val="24"/>
-          <w:szCs w:val="24"/>
-        </w:rPr>
-        <w:t xml:space="preserve">ВЫДРА. Деньги, </w:t>
-      </w:r>
-      <w:r>
-        <w:rPr>
-          <w:rFonts w:ascii="Times New Roman" w:hAnsi="Times New Roman"/>
-          <w:sz w:val="24"/>
-          <w:szCs w:val="24"/>
-        </w:rPr>
-        <w:t>что</w:t>
-      </w:r>
-      <w:r>
-        <w:rPr>
-          <w:rFonts w:ascii="Times New Roman" w:hAnsi="Times New Roman"/>
-          <w:sz w:val="24"/>
-          <w:szCs w:val="24"/>
-        </w:rPr>
-        <w:t xml:space="preserve"> </w:t>
-      </w:r>
-      <w:r>
-        <w:rPr>
-          <w:rFonts w:ascii="Times New Roman" w:hAnsi="Times New Roman"/>
-          <w:sz w:val="24"/>
-          <w:szCs w:val="24"/>
-        </w:rPr>
-        <w:t>ж</w:t>
-      </w:r>
-      <w:r>
-        <w:rPr>
-          <w:rFonts w:ascii="Times New Roman" w:hAnsi="Times New Roman"/>
-          <w:sz w:val="24"/>
-          <w:szCs w:val="24"/>
-        </w:rPr>
-        <w:t xml:space="preserve"> ещё. </w:t>
-      </w:r>
-      <w:proofErr w:type="spellStart"/>
-      <w:r>
-        <w:rPr>
-          <w:rFonts w:ascii="Times New Roman" w:hAnsi="Times New Roman"/>
-          <w:sz w:val="24"/>
-          <w:szCs w:val="24"/>
-        </w:rPr>
-        <w:t>Енотик</w:t>
-      </w:r>
-      <w:proofErr w:type="spellEnd"/>
-      <w:r>
-        <w:rPr>
-          <w:rFonts w:ascii="Times New Roman" w:hAnsi="Times New Roman"/>
-          <w:sz w:val="24"/>
-          <w:szCs w:val="24"/>
-        </w:rPr>
-        <w:t xml:space="preserve"> и перевязка нас обогнали...</w:t>
-      </w:r>
-    </w:p>
-    <w:p>
-      <w:pPr>
-        <w:pBdr>
-          <w:top w:val="nil"/>
-          <w:left w:val="nil"/>
-          <w:bottom w:val="nil"/>
-          <w:right w:val="nil"/>
-        </w:pBdr>
-        <w:rPr>
-          <w:rFonts w:ascii="Times New Roman" w:hAnsi="Times New Roman"/>
-          <w:sz w:val="24"/>
-          <w:szCs w:val="24"/>
-        </w:rPr>
-      </w:pPr>
-      <w:r>
-        <w:rPr>
-          <w:rFonts w:ascii="Times New Roman" w:hAnsi="Times New Roman"/>
-          <w:sz w:val="24"/>
-          <w:szCs w:val="24"/>
-        </w:rPr>
-        <w:t>КАЛАН. Сволочи... Оставили тебя без мужа, и без состояния, одну</w:t>
-      </w:r>
-      <w:r>
-        <w:rPr>
-          <w:rFonts w:ascii="Times New Roman" w:hAnsi="Times New Roman"/>
-          <w:sz w:val="24"/>
-          <w:szCs w:val="24"/>
-        </w:rPr>
-        <w:t>-</w:t>
-      </w:r>
-      <w:proofErr w:type="spellStart"/>
-      <w:r>
-        <w:rPr>
-          <w:rFonts w:ascii="Times New Roman" w:hAnsi="Times New Roman"/>
-          <w:sz w:val="24"/>
-          <w:szCs w:val="24"/>
-        </w:rPr>
-        <w:t>одинёшеньку</w:t>
-      </w:r>
-      <w:proofErr w:type="spellEnd"/>
-      <w:r>
-        <w:rPr>
-          <w:rFonts w:ascii="Times New Roman" w:hAnsi="Times New Roman"/>
-          <w:sz w:val="24"/>
-          <w:szCs w:val="24"/>
-        </w:rPr>
-        <w:t>...</w:t>
-      </w:r>
-    </w:p>
-    <w:p>
-      <w:pPr>
-        <w:pBdr>
-          <w:top w:val="nil"/>
-          <w:left w:val="nil"/>
-          <w:bottom w:val="nil"/>
-          <w:right w:val="nil"/>
-        </w:pBdr>
-        <w:rPr>
-          <w:rFonts w:ascii="Times New Roman" w:hAnsi="Times New Roman"/>
-          <w:sz w:val="24"/>
-          <w:szCs w:val="24"/>
-        </w:rPr>
-      </w:pPr>
-      <w:r>
-        <w:rPr>
-          <w:rFonts w:ascii="Times New Roman" w:hAnsi="Times New Roman"/>
-          <w:sz w:val="24"/>
-          <w:szCs w:val="24"/>
-        </w:rPr>
         <w:t xml:space="preserve">ВЫДРА. </w:t>
       </w:r>
       <w:r>
@@ -10605,7 +10049,7 @@
           <w:sz w:val="24"/>
           <w:szCs w:val="24"/>
         </w:rPr>
-        <w:t>Сучары</w:t>
+        <w:t>Чилипиздрик</w:t>
       </w:r>
       <w:r>
         <w:rPr>
@@ -10636,403 +10080,8 @@
           <w:sz w:val="24"/>
           <w:szCs w:val="24"/>
         </w:rPr>
-        <w:t>Пауза.</w:t>
-      </w:r>
-    </w:p>
-    <w:p>
-      <w:pPr>
-        <w:pBdr>
-          <w:top w:val="nil"/>
-          <w:left w:val="nil"/>
-          <w:bottom w:val="nil"/>
-          <w:right w:val="nil"/>
-        </w:pBdr>
-        <w:rPr>
-          <w:rFonts w:ascii="Times New Roman" w:hAnsi="Times New Roman"/>
-          <w:sz w:val="24"/>
-          <w:szCs w:val="24"/>
-        </w:rPr>
-      </w:pPr>
-      <w:r>
-        <w:rPr>
-          <w:rFonts w:ascii="Times New Roman" w:hAnsi="Times New Roman"/>
-          <w:sz w:val="24"/>
-          <w:szCs w:val="24"/>
-        </w:rPr>
-        <w:t>КАЛАН. Гандоны.</w:t>
-      </w:r>
-    </w:p>
-    <w:p>
-      <w:pPr>
-        <w:pBdr>
-          <w:top w:val="nil"/>
-          <w:left w:val="nil"/>
-          <w:bottom w:val="nil"/>
-          <w:right w:val="nil"/>
-        </w:pBdr>
-        <w:rPr>
-          <w:rFonts w:ascii="Times New Roman" w:hAnsi="Times New Roman"/>
-          <w:sz w:val="24"/>
-          <w:szCs w:val="24"/>
-        </w:rPr>
-      </w:pPr>
-      <w:r>
-        <w:rPr>
-          <w:rFonts w:ascii="Times New Roman" w:hAnsi="Times New Roman"/>
-          <w:sz w:val="24"/>
-          <w:szCs w:val="24"/>
-        </w:rPr>
-        <w:t xml:space="preserve">ВЫДРА. </w:t>
-      </w:r>
-      <w:r>
-        <w:rPr>
-          <w:rFonts w:ascii="Times New Roman" w:hAnsi="Times New Roman"/>
-          <w:sz w:val="24"/>
-          <w:szCs w:val="24"/>
-        </w:rPr>
-        <w:t>Шлюхи</w:t>
-      </w:r>
-      <w:r>
-        <w:rPr>
-          <w:rFonts w:ascii="Times New Roman" w:hAnsi="Times New Roman"/>
-          <w:sz w:val="24"/>
-          <w:szCs w:val="24"/>
-        </w:rPr>
-        <w:t>.</w:t>
-      </w:r>
-    </w:p>
-    <w:p>
-      <w:pPr>
-        <w:pBdr>
-          <w:top w:val="nil"/>
-          <w:left w:val="nil"/>
-          <w:bottom w:val="nil"/>
-          <w:right w:val="nil"/>
-        </w:pBdr>
-        <w:rPr>
-          <w:rFonts w:ascii="Times New Roman" w:hAnsi="Times New Roman"/>
-          <w:sz w:val="24"/>
-          <w:szCs w:val="24"/>
-        </w:rPr>
-      </w:pPr>
-      <w:r>
-        <w:rPr>
-          <w:rFonts w:ascii="Times New Roman" w:hAnsi="Times New Roman"/>
-          <w:sz w:val="24"/>
-          <w:szCs w:val="24"/>
-        </w:rPr>
-        <w:t>КАЛАН. Говнюки.</w:t>
-      </w:r>
-    </w:p>
-    <w:p>
-      <w:pPr>
-        <w:pBdr>
-          <w:top w:val="nil"/>
-          <w:left w:val="nil"/>
-          <w:bottom w:val="nil"/>
-          <w:right w:val="nil"/>
-        </w:pBdr>
-        <w:rPr>
-          <w:rFonts w:ascii="Times New Roman" w:hAnsi="Times New Roman"/>
-          <w:sz w:val="24"/>
-          <w:szCs w:val="24"/>
-        </w:rPr>
-      </w:pPr>
-      <w:r>
-        <w:rPr>
-          <w:rFonts w:ascii="Times New Roman" w:hAnsi="Times New Roman"/>
-          <w:sz w:val="24"/>
-          <w:szCs w:val="24"/>
-        </w:rPr>
-        <w:t xml:space="preserve">ВЫДРА. </w:t>
-      </w:r>
-      <w:r>
-        <w:rPr>
-          <w:rFonts w:ascii="Times New Roman" w:hAnsi="Times New Roman"/>
-          <w:sz w:val="24"/>
-          <w:szCs w:val="24"/>
-        </w:rPr>
-        <w:t>Чл</w:t>
-      </w:r>
-      <w:r>
-        <w:rPr>
-          <w:rFonts w:ascii="Times New Roman" w:hAnsi="Times New Roman"/>
-          <w:sz w:val="24"/>
-          <w:szCs w:val="24"/>
-        </w:rPr>
-        <w:t>е</w:t>
-      </w:r>
-      <w:r>
-        <w:rPr>
-          <w:rFonts w:ascii="Times New Roman" w:hAnsi="Times New Roman"/>
-          <w:sz w:val="24"/>
-          <w:szCs w:val="24"/>
-        </w:rPr>
-        <w:t>но</w:t>
-      </w:r>
-      <w:r>
-        <w:rPr>
-          <w:rFonts w:ascii="Times New Roman" w:hAnsi="Times New Roman"/>
-          <w:sz w:val="24"/>
-          <w:szCs w:val="24"/>
-        </w:rPr>
-        <w:t>сосы.</w:t>
-      </w:r>
-    </w:p>
-    <w:p>
-      <w:pPr>
-        <w:pBdr>
-          <w:top w:val="nil"/>
-          <w:left w:val="nil"/>
-          <w:bottom w:val="nil"/>
-          <w:right w:val="nil"/>
-        </w:pBdr>
-        <w:rPr>
-          <w:rFonts w:ascii="Times New Roman" w:hAnsi="Times New Roman"/>
-          <w:sz w:val="24"/>
-          <w:szCs w:val="24"/>
-        </w:rPr>
-      </w:pPr>
-      <w:r>
-        <w:rPr>
-          <w:rFonts w:ascii="Times New Roman" w:hAnsi="Times New Roman"/>
-          <w:sz w:val="24"/>
-          <w:szCs w:val="24"/>
-        </w:rPr>
-        <w:t xml:space="preserve">КАЛАН. </w:t>
-      </w:r>
-      <w:r>
-        <w:rPr>
-          <w:rFonts w:ascii="Times New Roman" w:hAnsi="Times New Roman"/>
-          <w:sz w:val="24"/>
-          <w:szCs w:val="24"/>
-        </w:rPr>
-        <w:t>Сучары</w:t>
-      </w:r>
-      <w:r>
-        <w:rPr>
-          <w:rFonts w:ascii="Times New Roman" w:hAnsi="Times New Roman"/>
-          <w:sz w:val="24"/>
-          <w:szCs w:val="24"/>
-        </w:rPr>
-        <w:t>.</w:t>
-      </w:r>
-    </w:p>
-    <w:p>
-      <w:pPr>
-        <w:pBdr>
-          <w:top w:val="nil"/>
-          <w:left w:val="nil"/>
-          <w:bottom w:val="nil"/>
-          <w:right w:val="nil"/>
-        </w:pBdr>
-        <w:rPr>
-          <w:rFonts w:ascii="Times New Roman" w:hAnsi="Times New Roman"/>
-          <w:sz w:val="24"/>
-          <w:szCs w:val="24"/>
-        </w:rPr>
-      </w:pPr>
-      <w:r>
-        <w:rPr>
-          <w:rFonts w:ascii="Times New Roman" w:hAnsi="Times New Roman"/>
-          <w:sz w:val="24"/>
-          <w:szCs w:val="24"/>
-        </w:rPr>
-        <w:t>ВЫДРА. Ты повторился.</w:t>
-      </w:r>
-    </w:p>
-    <w:p>
-      <w:pPr>
-        <w:pBdr>
-          <w:top w:val="nil"/>
-          <w:left w:val="nil"/>
-          <w:bottom w:val="nil"/>
-          <w:right w:val="nil"/>
-        </w:pBdr>
-        <w:rPr>
-          <w:rFonts w:ascii="Times New Roman" w:hAnsi="Times New Roman"/>
-          <w:sz w:val="24"/>
-          <w:szCs w:val="24"/>
-        </w:rPr>
-      </w:pPr>
-      <w:r>
-        <w:rPr>
-          <w:rFonts w:ascii="Times New Roman" w:hAnsi="Times New Roman"/>
-          <w:sz w:val="24"/>
-          <w:szCs w:val="24"/>
-        </w:rPr>
-        <w:t>КАЛАН. Прости.</w:t>
-      </w:r>
-    </w:p>
-    <w:p>
-      <w:pPr>
-        <w:pBdr>
-          <w:top w:val="nil"/>
-          <w:left w:val="nil"/>
-          <w:bottom w:val="nil"/>
-          <w:right w:val="nil"/>
-        </w:pBdr>
-        <w:rPr>
-          <w:rFonts w:ascii="Times New Roman" w:hAnsi="Times New Roman"/>
-          <w:sz w:val="24"/>
-          <w:szCs w:val="24"/>
-        </w:rPr>
-      </w:pPr>
-      <w:r>
-        <w:rPr>
-          <w:rFonts w:ascii="Times New Roman" w:hAnsi="Times New Roman"/>
-          <w:sz w:val="24"/>
-          <w:szCs w:val="24"/>
-        </w:rPr>
-        <w:t xml:space="preserve">ВЫДРА. </w:t>
-      </w:r>
-      <w:proofErr w:type="spellStart"/>
-      <w:r>
-        <w:rPr>
-          <w:rFonts w:ascii="Times New Roman" w:hAnsi="Times New Roman"/>
-          <w:sz w:val="24"/>
-          <w:szCs w:val="24"/>
-        </w:rPr>
-        <w:t>Чилипиздрик</w:t>
-      </w:r>
-      <w:proofErr w:type="spellEnd"/>
-      <w:r>
-        <w:rPr>
-          <w:rFonts w:ascii="Times New Roman" w:hAnsi="Times New Roman"/>
-          <w:sz w:val="24"/>
-          <w:szCs w:val="24"/>
-        </w:rPr>
-        <w:t>.</w:t>
-      </w:r>
-    </w:p>
-    <w:p>
-      <w:pPr>
-        <w:pBdr>
-          <w:top w:val="nil"/>
-          <w:left w:val="nil"/>
-          <w:bottom w:val="nil"/>
-          <w:right w:val="nil"/>
-        </w:pBdr>
-        <w:rPr>
-          <w:rFonts w:ascii="Times New Roman" w:hAnsi="Times New Roman"/>
-          <w:sz w:val="24"/>
-          <w:szCs w:val="24"/>
-        </w:rPr>
-      </w:pPr>
-      <w:r>
-        <w:rPr>
-          <w:rFonts w:ascii="Times New Roman" w:hAnsi="Times New Roman"/>
-          <w:sz w:val="24"/>
-          <w:szCs w:val="24"/>
-        </w:rPr>
-        <w:t>Пауза.</w:t>
-      </w:r>
-    </w:p>
-    <w:p>
-      <w:pPr>
-        <w:pBdr>
-          <w:top w:val="nil"/>
-          <w:left w:val="nil"/>
-          <w:bottom w:val="nil"/>
-          <w:right w:val="nil"/>
-        </w:pBdr>
-        <w:rPr>
-          <w:rFonts w:ascii="Times New Roman" w:hAnsi="Times New Roman"/>
-          <w:sz w:val="24"/>
-          <w:szCs w:val="24"/>
-        </w:rPr>
-      </w:pPr>
-      <w:r>
-        <w:rPr>
-          <w:rFonts w:ascii="Times New Roman" w:hAnsi="Times New Roman"/>
-          <w:sz w:val="24"/>
-          <w:szCs w:val="24"/>
-        </w:rPr>
-        <w:t xml:space="preserve">КАЛАН. </w:t>
-      </w:r>
-      <w:proofErr w:type="spellStart"/>
-      <w:r>
-        <w:rPr>
-          <w:rFonts w:ascii="Times New Roman" w:hAnsi="Times New Roman"/>
-          <w:sz w:val="24"/>
-          <w:szCs w:val="24"/>
-        </w:rPr>
-        <w:t>Чилипиздрик</w:t>
-      </w:r>
-      <w:proofErr w:type="spellEnd"/>
-      <w:r>
-        <w:rPr>
-          <w:rFonts w:ascii="Times New Roman" w:hAnsi="Times New Roman"/>
-          <w:sz w:val="24"/>
-          <w:szCs w:val="24"/>
-        </w:rPr>
-        <w:t>?</w:t>
-      </w:r>
-    </w:p>
-    <w:p>
-      <w:pPr>
-        <w:pBdr>
-          <w:top w:val="nil"/>
-          <w:left w:val="nil"/>
-          <w:bottom w:val="nil"/>
-          <w:right w:val="nil"/>
-        </w:pBdr>
-        <w:rPr>
-          <w:rFonts w:ascii="Times New Roman" w:hAnsi="Times New Roman"/>
-          <w:sz w:val="24"/>
-          <w:szCs w:val="24"/>
-        </w:rPr>
-      </w:pPr>
-      <w:r>
-        <w:rPr>
-          <w:rFonts w:ascii="Times New Roman" w:hAnsi="Times New Roman"/>
-          <w:sz w:val="24"/>
-          <w:szCs w:val="24"/>
-        </w:rPr>
-        <w:t xml:space="preserve">ВЫДРА. </w:t>
-      </w:r>
-      <w:proofErr w:type="spellStart"/>
-      <w:r>
-        <w:rPr>
-          <w:rFonts w:ascii="Times New Roman" w:hAnsi="Times New Roman"/>
-          <w:sz w:val="24"/>
-          <w:szCs w:val="24"/>
-        </w:rPr>
-        <w:t>Чилипиздрик</w:t>
-      </w:r>
-      <w:proofErr w:type="spellEnd"/>
-      <w:r>
-        <w:rPr>
-          <w:rFonts w:ascii="Times New Roman" w:hAnsi="Times New Roman"/>
-          <w:sz w:val="24"/>
-          <w:szCs w:val="24"/>
-        </w:rPr>
-        <w:t>.</w:t>
-      </w:r>
-    </w:p>
-    <w:p>
-      <w:pPr>
-        <w:pBdr>
-          <w:top w:val="nil"/>
-          <w:left w:val="nil"/>
-          <w:bottom w:val="nil"/>
-          <w:right w:val="nil"/>
-        </w:pBdr>
-        <w:rPr>
-          <w:rFonts w:ascii="Times New Roman" w:hAnsi="Times New Roman"/>
-          <w:sz w:val="24"/>
-          <w:szCs w:val="24"/>
-        </w:rPr>
-      </w:pPr>
-      <w:r>
-        <w:rPr>
-          <w:rFonts w:ascii="Times New Roman" w:hAnsi="Times New Roman"/>
-          <w:sz w:val="24"/>
-          <w:szCs w:val="24"/>
-        </w:rPr>
         <w:t xml:space="preserve">КАЛАН. Так, </w:t>
       </w:r>
-      <w:proofErr w:type="spellStart"/>
       <w:r>
         <w:rPr>
           <w:rFonts w:ascii="Times New Roman" w:hAnsi="Times New Roman"/>
@@ -11041,7 +10090,6 @@
         </w:rPr>
         <w:t>нахер</w:t>
       </w:r>
-      <w:proofErr w:type="spellEnd"/>
       <w:r>
         <w:rPr>
           <w:rFonts w:ascii="Times New Roman" w:hAnsi="Times New Roman"/>
@@ -11428,7 +10476,6 @@
         </w:rPr>
         <w:t xml:space="preserve">ВЫДРА. </w:t>
       </w:r>
-      <w:proofErr w:type="spellStart"/>
       <w:r>
         <w:rPr>
           <w:rFonts w:ascii="Times New Roman" w:hAnsi="Times New Roman"/>
@@ -11437,7 +10484,6 @@
         </w:rPr>
         <w:t>Охереть</w:t>
       </w:r>
-      <w:proofErr w:type="spellEnd"/>
       <w:r>
         <w:rPr>
           <w:rFonts w:ascii="Times New Roman" w:hAnsi="Times New Roman"/>
@@ -11568,25 +10614,7 @@
           <w:sz w:val="24"/>
           <w:szCs w:val="24"/>
         </w:rPr>
-        <w:t xml:space="preserve">ГУСЬ. Вы арестованы за нарушение законов </w:t>
-      </w:r>
-      <w:proofErr w:type="spellStart"/>
-      <w:r>
-        <w:rPr>
-          <w:rFonts w:ascii="Times New Roman" w:hAnsi="Times New Roman"/>
-          <w:sz w:val="24"/>
-          <w:szCs w:val="24"/>
-        </w:rPr>
-        <w:t>Кукляндии</w:t>
-      </w:r>
-      <w:proofErr w:type="spellEnd"/>
-      <w:r>
-        <w:rPr>
-          <w:rFonts w:ascii="Times New Roman" w:hAnsi="Times New Roman"/>
-          <w:sz w:val="24"/>
-          <w:szCs w:val="24"/>
-        </w:rPr>
-        <w:t xml:space="preserve"> касающихся харассмента.</w:t>
+        <w:t>ГУСЬ. Вы арестованы за нарушение законов Кукляндии касающихся харассмента.</w:t>
       </w:r>
     </w:p>
     <w:p>
@@ -11632,166 +10660,76 @@
           <w:sz w:val="24"/>
           <w:szCs w:val="24"/>
         </w:rPr>
-        <w:t xml:space="preserve">ЩЕНОЧЕК. Ты её </w:t>
-      </w:r>
-      <w:proofErr w:type="spellStart"/>
-      <w:r>
-        <w:rPr>
-          <w:rFonts w:ascii="Times New Roman" w:hAnsi="Times New Roman"/>
-          <w:sz w:val="24"/>
-          <w:szCs w:val="24"/>
-        </w:rPr>
-        <w:t>харасил</w:t>
-      </w:r>
-      <w:proofErr w:type="spellEnd"/>
-      <w:r>
-        <w:rPr>
-          <w:rFonts w:ascii="Times New Roman" w:hAnsi="Times New Roman"/>
-          <w:sz w:val="24"/>
-          <w:szCs w:val="24"/>
-        </w:rPr>
-        <w:t>! Мы были в засаде и всё слышали!</w:t>
-      </w:r>
-    </w:p>
-    <w:p>
-      <w:pPr>
-        <w:pBdr>
-          <w:top w:val="nil"/>
-          <w:left w:val="nil"/>
-          <w:bottom w:val="nil"/>
-          <w:right w:val="nil"/>
-        </w:pBdr>
-        <w:rPr>
-          <w:rFonts w:ascii="Times New Roman" w:hAnsi="Times New Roman"/>
-          <w:sz w:val="24"/>
-          <w:szCs w:val="24"/>
-        </w:rPr>
-      </w:pPr>
-      <w:r>
-        <w:rPr>
-          <w:rFonts w:ascii="Times New Roman" w:hAnsi="Times New Roman"/>
-          <w:sz w:val="24"/>
-          <w:szCs w:val="24"/>
-        </w:rPr>
-        <w:t xml:space="preserve">ВЫДРА. Да, да, он меня </w:t>
-      </w:r>
-      <w:proofErr w:type="spellStart"/>
-      <w:r>
-        <w:rPr>
-          <w:rFonts w:ascii="Times New Roman" w:hAnsi="Times New Roman"/>
-          <w:sz w:val="24"/>
-          <w:szCs w:val="24"/>
-        </w:rPr>
-        <w:t>харасил</w:t>
-      </w:r>
-      <w:proofErr w:type="spellEnd"/>
-      <w:r>
-        <w:rPr>
-          <w:rFonts w:ascii="Times New Roman" w:hAnsi="Times New Roman"/>
-          <w:sz w:val="24"/>
-          <w:szCs w:val="24"/>
-        </w:rPr>
-        <w:t xml:space="preserve">, и мне понравилось, идите вон отсюда! Калан, </w:t>
-      </w:r>
-      <w:proofErr w:type="spellStart"/>
-      <w:r>
-        <w:rPr>
-          <w:rFonts w:ascii="Times New Roman" w:hAnsi="Times New Roman"/>
-          <w:sz w:val="24"/>
-          <w:szCs w:val="24"/>
-        </w:rPr>
-        <w:t>харась</w:t>
-      </w:r>
-      <w:proofErr w:type="spellEnd"/>
-      <w:r>
-        <w:rPr>
-          <w:rFonts w:ascii="Times New Roman" w:hAnsi="Times New Roman"/>
-          <w:sz w:val="24"/>
-          <w:szCs w:val="24"/>
-        </w:rPr>
-        <w:t xml:space="preserve"> меня ещё!</w:t>
-      </w:r>
-    </w:p>
-    <w:p>
-      <w:pPr>
-        <w:pBdr>
-          <w:top w:val="nil"/>
-          <w:left w:val="nil"/>
-          <w:bottom w:val="nil"/>
-          <w:right w:val="nil"/>
-        </w:pBdr>
-        <w:rPr>
-          <w:rFonts w:ascii="Times New Roman" w:hAnsi="Times New Roman"/>
-          <w:sz w:val="24"/>
-          <w:szCs w:val="24"/>
-        </w:rPr>
-      </w:pPr>
-      <w:r>
-        <w:rPr>
-          <w:rFonts w:ascii="Times New Roman" w:hAnsi="Times New Roman"/>
-          <w:sz w:val="24"/>
-          <w:szCs w:val="24"/>
-        </w:rPr>
-        <w:t xml:space="preserve">ГУСЬ. Не сметь </w:t>
-      </w:r>
-      <w:proofErr w:type="spellStart"/>
-      <w:r>
-        <w:rPr>
-          <w:rFonts w:ascii="Times New Roman" w:hAnsi="Times New Roman"/>
-          <w:sz w:val="24"/>
-          <w:szCs w:val="24"/>
-        </w:rPr>
-        <w:t>харасить</w:t>
-      </w:r>
-      <w:proofErr w:type="spellEnd"/>
-      <w:r>
-        <w:rPr>
-          <w:rFonts w:ascii="Times New Roman" w:hAnsi="Times New Roman"/>
-          <w:sz w:val="24"/>
-          <w:szCs w:val="24"/>
-        </w:rPr>
-        <w:t>!</w:t>
-      </w:r>
-    </w:p>
-    <w:p>
-      <w:pPr>
-        <w:pBdr>
-          <w:top w:val="nil"/>
-          <w:left w:val="nil"/>
-          <w:bottom w:val="nil"/>
-          <w:right w:val="nil"/>
-        </w:pBdr>
-        <w:rPr>
-          <w:rFonts w:ascii="Times New Roman" w:hAnsi="Times New Roman"/>
-          <w:sz w:val="24"/>
-          <w:szCs w:val="24"/>
-        </w:rPr>
-      </w:pPr>
-      <w:r>
-        <w:rPr>
-          <w:rFonts w:ascii="Times New Roman" w:hAnsi="Times New Roman"/>
-          <w:sz w:val="24"/>
-          <w:szCs w:val="24"/>
-        </w:rPr>
-        <w:t xml:space="preserve">ВЫДРА. Я протестую, господин полицейский, ну я же не против! Он меня совсем немножко </w:t>
-      </w:r>
-      <w:proofErr w:type="spellStart"/>
-      <w:r>
-        <w:rPr>
-          <w:rFonts w:ascii="Times New Roman" w:hAnsi="Times New Roman"/>
-          <w:sz w:val="24"/>
-          <w:szCs w:val="24"/>
-        </w:rPr>
-        <w:t>похарасил</w:t>
-      </w:r>
-      <w:proofErr w:type="spellEnd"/>
-      <w:r>
-        <w:rPr>
-          <w:rFonts w:ascii="Times New Roman" w:hAnsi="Times New Roman"/>
-          <w:sz w:val="24"/>
-          <w:szCs w:val="24"/>
-        </w:rPr>
-        <w:t>! Давайте вы уйдёте</w:t>
+        <w:t>ЩЕНОЧЕК. Ты её харасил! Мы были в засаде и всё слышали!</w:t>
+      </w:r>
+    </w:p>
+    <w:p>
+      <w:pPr>
+        <w:pBdr>
+          <w:top w:val="nil"/>
+          <w:left w:val="nil"/>
+          <w:bottom w:val="nil"/>
+          <w:right w:val="nil"/>
+        </w:pBdr>
+        <w:rPr>
+          <w:rFonts w:ascii="Times New Roman" w:hAnsi="Times New Roman"/>
+          <w:sz w:val="24"/>
+          <w:szCs w:val="24"/>
+        </w:rPr>
+      </w:pPr>
+      <w:r>
+        <w:rPr>
+          <w:rFonts w:ascii="Times New Roman" w:hAnsi="Times New Roman"/>
+          <w:sz w:val="24"/>
+          <w:szCs w:val="24"/>
+        </w:rPr>
+        <w:t>ВЫДРА. Да, да, он меня харасил, и мне понравилось, идите вон отсюда! Калан, харась меня ещё!</w:t>
+      </w:r>
+    </w:p>
+    <w:p>
+      <w:pPr>
+        <w:pBdr>
+          <w:top w:val="nil"/>
+          <w:left w:val="nil"/>
+          <w:bottom w:val="nil"/>
+          <w:right w:val="nil"/>
+        </w:pBdr>
+        <w:rPr>
+          <w:rFonts w:ascii="Times New Roman" w:hAnsi="Times New Roman"/>
+          <w:sz w:val="24"/>
+          <w:szCs w:val="24"/>
+        </w:rPr>
+      </w:pPr>
+      <w:r>
+        <w:rPr>
+          <w:rFonts w:ascii="Times New Roman" w:hAnsi="Times New Roman"/>
+          <w:sz w:val="24"/>
+          <w:szCs w:val="24"/>
+        </w:rPr>
+        <w:t>ГУСЬ. Не сметь харасить!</w:t>
+      </w:r>
+    </w:p>
+    <w:p>
+      <w:pPr>
+        <w:pBdr>
+          <w:top w:val="nil"/>
+          <w:left w:val="nil"/>
+          <w:bottom w:val="nil"/>
+          <w:right w:val="nil"/>
+        </w:pBdr>
+        <w:rPr>
+          <w:rFonts w:ascii="Times New Roman" w:hAnsi="Times New Roman"/>
+          <w:sz w:val="24"/>
+          <w:szCs w:val="24"/>
+        </w:rPr>
+      </w:pPr>
+      <w:r>
+        <w:rPr>
+          <w:rFonts w:ascii="Times New Roman" w:hAnsi="Times New Roman"/>
+          <w:sz w:val="24"/>
+          <w:szCs w:val="24"/>
+        </w:rPr>
+        <w:t>ВЫДРА. Я протестую, господин полицейский, ну я же не против! Он меня совсем немножко похарасил! Давайте вы уйдёте</w:t>
       </w:r>
       <w:r>
         <w:rPr>
@@ -11945,43 +10883,7 @@
           <w:sz w:val="24"/>
           <w:szCs w:val="24"/>
         </w:rPr>
-        <w:t xml:space="preserve">Камера в тюрьме </w:t>
-      </w:r>
-      <w:proofErr w:type="spellStart"/>
-      <w:r>
-        <w:rPr>
-          <w:rFonts w:ascii="Times New Roman" w:hAnsi="Times New Roman"/>
-          <w:sz w:val="24"/>
-          <w:szCs w:val="24"/>
-        </w:rPr>
-        <w:t>Кукляндии</w:t>
-      </w:r>
-      <w:proofErr w:type="spellEnd"/>
-      <w:r>
-        <w:rPr>
-          <w:rFonts w:ascii="Times New Roman" w:hAnsi="Times New Roman"/>
-          <w:sz w:val="24"/>
-          <w:szCs w:val="24"/>
-        </w:rPr>
-        <w:t xml:space="preserve">. Длинная скамья. Калан без плаща кобуры и </w:t>
-      </w:r>
-      <w:proofErr w:type="spellStart"/>
-      <w:r>
-        <w:rPr>
-          <w:rFonts w:ascii="Times New Roman" w:hAnsi="Times New Roman"/>
-          <w:sz w:val="24"/>
-          <w:szCs w:val="24"/>
-        </w:rPr>
-        <w:t>пояснухи</w:t>
-      </w:r>
-      <w:proofErr w:type="spellEnd"/>
-      <w:r>
-        <w:rPr>
-          <w:rFonts w:ascii="Times New Roman" w:hAnsi="Times New Roman"/>
-          <w:sz w:val="24"/>
-          <w:szCs w:val="24"/>
-        </w:rPr>
-        <w:t>. Рядом с ним сидит слепыш.</w:t>
+        <w:t>Камера в тюрьме Кукляндии. Длинная скамья. Калан без плаща кобуры и пояснухи. Рядом с ним сидит слепыш.</w:t>
       </w:r>
     </w:p>
     <w:p>
@@ -12679,25 +11581,7 @@
           <w:sz w:val="24"/>
           <w:szCs w:val="24"/>
         </w:rPr>
-        <w:t xml:space="preserve">КАЛАН. В </w:t>
-      </w:r>
-      <w:proofErr w:type="spellStart"/>
-      <w:r>
-        <w:rPr>
-          <w:rFonts w:ascii="Times New Roman" w:hAnsi="Times New Roman"/>
-          <w:sz w:val="24"/>
-          <w:szCs w:val="24"/>
-        </w:rPr>
-        <w:t>Кукляндии</w:t>
-      </w:r>
-      <w:proofErr w:type="spellEnd"/>
-      <w:r>
-        <w:rPr>
-          <w:rFonts w:ascii="Times New Roman" w:hAnsi="Times New Roman"/>
-          <w:sz w:val="24"/>
-          <w:szCs w:val="24"/>
-        </w:rPr>
-        <w:t xml:space="preserve"> есть стрип</w:t>
+        <w:t>КАЛАН. В Кукляндии есть стрип</w:t>
       </w:r>
       <w:r>
         <w:rPr>
@@ -13056,25 +11940,7 @@
           <w:sz w:val="24"/>
           <w:szCs w:val="24"/>
         </w:rPr>
-        <w:t xml:space="preserve">Выдра бросила калану его кобуру, плащ и </w:t>
-      </w:r>
-      <w:proofErr w:type="spellStart"/>
-      <w:r>
-        <w:rPr>
-          <w:rFonts w:ascii="Times New Roman" w:hAnsi="Times New Roman"/>
-          <w:sz w:val="24"/>
-          <w:szCs w:val="24"/>
-        </w:rPr>
-        <w:t>пояснуху</w:t>
-      </w:r>
-      <w:proofErr w:type="spellEnd"/>
-      <w:r>
-        <w:rPr>
-          <w:rFonts w:ascii="Times New Roman" w:hAnsi="Times New Roman"/>
-          <w:sz w:val="24"/>
-          <w:szCs w:val="24"/>
-        </w:rPr>
-        <w:t>.</w:t>
+        <w:t>Выдра бросила калану его кобуру, плащ и пояснуху.</w:t>
       </w:r>
     </w:p>
     <w:p>
@@ -13258,25 +12124,7 @@
           <w:sz w:val="24"/>
           <w:szCs w:val="24"/>
         </w:rPr>
-        <w:t xml:space="preserve">КАБАРГА. Ага, ещё чего. Все идут пешком, мы договаривались, что напугаем </w:t>
-      </w:r>
-      <w:proofErr w:type="spellStart"/>
-      <w:r>
-        <w:rPr>
-          <w:rFonts w:ascii="Times New Roman" w:hAnsi="Times New Roman"/>
-          <w:sz w:val="24"/>
-          <w:szCs w:val="24"/>
-        </w:rPr>
-        <w:t>мусоров</w:t>
-      </w:r>
-      <w:proofErr w:type="spellEnd"/>
-      <w:r>
-        <w:rPr>
-          <w:rFonts w:ascii="Times New Roman" w:hAnsi="Times New Roman"/>
-          <w:sz w:val="24"/>
-          <w:szCs w:val="24"/>
-        </w:rPr>
-        <w:t xml:space="preserve"> и всё, дальше я никого на себе не таскаю.</w:t>
+        <w:t>КАБАРГА. Ага, ещё чего. Все идут пешком, мы договаривались, что напугаем мусоров и всё, дальше я никого на себе не таскаю.</w:t>
       </w:r>
     </w:p>
     <w:p>
@@ -13475,25 +12323,7 @@
           <w:sz w:val="24"/>
           <w:szCs w:val="24"/>
         </w:rPr>
-        <w:t xml:space="preserve">МАНУЛ. </w:t>
-      </w:r>
-      <w:proofErr w:type="spellStart"/>
-      <w:r>
-        <w:rPr>
-          <w:rFonts w:ascii="Times New Roman" w:hAnsi="Times New Roman"/>
-          <w:sz w:val="24"/>
-          <w:szCs w:val="24"/>
-        </w:rPr>
-        <w:t>Кукляндия</w:t>
-      </w:r>
-      <w:proofErr w:type="spellEnd"/>
-      <w:r>
-        <w:rPr>
-          <w:rFonts w:ascii="Times New Roman" w:hAnsi="Times New Roman"/>
-          <w:sz w:val="24"/>
-          <w:szCs w:val="24"/>
-        </w:rPr>
-        <w:t>, брат.</w:t>
+        <w:t>МАНУЛ. Кукляндия, брат.</w:t>
       </w:r>
     </w:p>
     <w:p>
@@ -13816,25 +12646,7 @@
           <w:sz w:val="24"/>
           <w:szCs w:val="24"/>
         </w:rPr>
-        <w:t xml:space="preserve">МАНУЛ. Ума не приложу, у кого в </w:t>
-      </w:r>
-      <w:proofErr w:type="spellStart"/>
-      <w:r>
-        <w:rPr>
-          <w:rFonts w:ascii="Times New Roman" w:hAnsi="Times New Roman"/>
-          <w:sz w:val="24"/>
-          <w:szCs w:val="24"/>
-        </w:rPr>
-        <w:t>Кукляндии</w:t>
-      </w:r>
-      <w:proofErr w:type="spellEnd"/>
-      <w:r>
-        <w:rPr>
-          <w:rFonts w:ascii="Times New Roman" w:hAnsi="Times New Roman"/>
-          <w:sz w:val="24"/>
-          <w:szCs w:val="24"/>
-        </w:rPr>
-        <w:t xml:space="preserve"> хватило бы денег на такое злое дерьмо?</w:t>
+        <w:t>МАНУЛ. Ума не приложу, у кого в Кукляндии хватило бы денег на такое злое дерьмо?</w:t>
       </w:r>
     </w:p>
     <w:p>
@@ -13974,25 +12786,7 @@
           <w:sz w:val="24"/>
           <w:szCs w:val="24"/>
         </w:rPr>
-        <w:t xml:space="preserve"> в рядочек стоят </w:t>
-      </w:r>
-      <w:proofErr w:type="spellStart"/>
-      <w:r>
-        <w:rPr>
-          <w:rFonts w:ascii="Times New Roman" w:hAnsi="Times New Roman"/>
-          <w:sz w:val="24"/>
-          <w:szCs w:val="24"/>
-        </w:rPr>
-        <w:t>кукушечка</w:t>
-      </w:r>
-      <w:proofErr w:type="spellEnd"/>
-      <w:r>
-        <w:rPr>
-          <w:rFonts w:ascii="Times New Roman" w:hAnsi="Times New Roman"/>
-          <w:sz w:val="24"/>
-          <w:szCs w:val="24"/>
-        </w:rPr>
-        <w:t>, сизый голубь, совёнок и ц</w:t>
+        <w:t xml:space="preserve"> в рядочек стоят кукушечка, сизый голубь, совёнок и ц</w:t>
       </w:r>
       <w:r>
         <w:rPr>
@@ -14031,25 +12825,7 @@
           <w:sz w:val="24"/>
           <w:szCs w:val="24"/>
         </w:rPr>
-        <w:t xml:space="preserve">МАНУЛ. Это </w:t>
-      </w:r>
-      <w:proofErr w:type="spellStart"/>
-      <w:r>
-        <w:rPr>
-          <w:rFonts w:ascii="Times New Roman" w:hAnsi="Times New Roman"/>
-          <w:sz w:val="24"/>
-          <w:szCs w:val="24"/>
-        </w:rPr>
-        <w:t>кукушечка</w:t>
-      </w:r>
-      <w:proofErr w:type="spellEnd"/>
-      <w:r>
-        <w:rPr>
-          <w:rFonts w:ascii="Times New Roman" w:hAnsi="Times New Roman"/>
-          <w:sz w:val="24"/>
-          <w:szCs w:val="24"/>
-        </w:rPr>
-        <w:t xml:space="preserve">, сизый голубь, совёнок и цыплёнок </w:t>
+        <w:t xml:space="preserve">МАНУЛ. Это кукушечка, сизый голубь, совёнок и цыплёнок </w:t>
       </w:r>
       <w:r>
         <w:rPr>
@@ -14227,16 +13003,7 @@
           <w:sz w:val="24"/>
           <w:szCs w:val="24"/>
         </w:rPr>
-        <w:t xml:space="preserve">ЦЫПЛЁНОК. Он говорит не </w:t>
-      </w:r>
-      <w:proofErr w:type="spellStart"/>
-      <w:r>
-        <w:rPr>
-          <w:rFonts w:ascii="Times New Roman" w:hAnsi="Times New Roman"/>
-          <w:sz w:val="24"/>
-          <w:szCs w:val="24"/>
-        </w:rPr>
-        <w:t>по</w:t>
+        <w:t>ЦЫПЛЁНОК. Он говорит не по</w:t>
       </w:r>
       <w:r>
         <w:rPr>
@@ -14252,9 +13019,85 @@
           <w:sz w:val="24"/>
           <w:szCs w:val="24"/>
         </w:rPr>
-        <w:t>кукляндски</w:t>
-      </w:r>
-      <w:proofErr w:type="spellEnd"/>
+        <w:t>кукляндски.</w:t>
+      </w:r>
+    </w:p>
+    <w:p>
+      <w:pPr>
+        <w:pBdr>
+          <w:top w:val="nil"/>
+          <w:left w:val="nil"/>
+          <w:bottom w:val="nil"/>
+          <w:right w:val="nil"/>
+        </w:pBdr>
+        <w:rPr>
+          <w:rFonts w:ascii="Times New Roman" w:hAnsi="Times New Roman"/>
+          <w:sz w:val="24"/>
+          <w:szCs w:val="24"/>
+        </w:rPr>
+      </w:pPr>
+      <w:r>
+        <w:rPr>
+          <w:rFonts w:ascii="Times New Roman" w:hAnsi="Times New Roman"/>
+          <w:sz w:val="24"/>
+          <w:szCs w:val="24"/>
+        </w:rPr>
+        <w:t>СИЗЫЙ ГОЛУБЬ. Это чужак, который мутит воду!</w:t>
+      </w:r>
+    </w:p>
+    <w:p>
+      <w:pPr>
+        <w:pBdr>
+          <w:top w:val="nil"/>
+          <w:left w:val="nil"/>
+          <w:bottom w:val="nil"/>
+          <w:right w:val="nil"/>
+        </w:pBdr>
+        <w:rPr>
+          <w:rFonts w:ascii="Times New Roman" w:hAnsi="Times New Roman"/>
+          <w:sz w:val="24"/>
+          <w:szCs w:val="24"/>
+        </w:rPr>
+      </w:pPr>
+      <w:r>
+        <w:rPr>
+          <w:rFonts w:ascii="Times New Roman" w:hAnsi="Times New Roman"/>
+          <w:sz w:val="24"/>
+          <w:szCs w:val="24"/>
+        </w:rPr>
+        <w:t>СОВЁНОК. Это его шайка оппозиционеров, о которых говорил шеф.</w:t>
+      </w:r>
+    </w:p>
+    <w:p>
+      <w:pPr>
+        <w:pBdr>
+          <w:top w:val="nil"/>
+          <w:left w:val="nil"/>
+          <w:bottom w:val="nil"/>
+          <w:right w:val="nil"/>
+        </w:pBdr>
+        <w:rPr>
+          <w:rFonts w:ascii="Times New Roman" w:hAnsi="Times New Roman"/>
+          <w:sz w:val="24"/>
+          <w:szCs w:val="24"/>
+        </w:rPr>
+      </w:pPr>
+      <w:r>
+        <w:rPr>
+          <w:rFonts w:ascii="Times New Roman" w:hAnsi="Times New Roman"/>
+          <w:sz w:val="24"/>
+          <w:szCs w:val="24"/>
+        </w:rPr>
+        <w:t xml:space="preserve">КУКУШЕЧКА. Ку-ку. С 29-ым вас мая. Ку-ку. Поздравляю. Ку-ку. </w:t>
+      </w:r>
+      <w:r>
+        <w:rPr>
+          <w:rFonts w:ascii="Times New Roman" w:hAnsi="Times New Roman"/>
+          <w:sz w:val="24"/>
+          <w:szCs w:val="24"/>
+        </w:rPr>
+        <w:t>Вы в жопе</w:t>
+      </w:r>
       <w:r>
         <w:rPr>
           <w:rFonts w:ascii="Times New Roman" w:hAnsi="Times New Roman"/>
@@ -14284,61 +13127,15 @@
           <w:sz w:val="24"/>
           <w:szCs w:val="24"/>
         </w:rPr>
-        <w:t>СИЗЫЙ ГОЛУБЬ. Это чужак, который мутит воду!</w:t>
-      </w:r>
-    </w:p>
-    <w:p>
-      <w:pPr>
-        <w:pBdr>
-          <w:top w:val="nil"/>
-          <w:left w:val="nil"/>
-          <w:bottom w:val="nil"/>
-          <w:right w:val="nil"/>
-        </w:pBdr>
-        <w:rPr>
-          <w:rFonts w:ascii="Times New Roman" w:hAnsi="Times New Roman"/>
-          <w:sz w:val="24"/>
-          <w:szCs w:val="24"/>
-        </w:rPr>
-      </w:pPr>
-      <w:r>
-        <w:rPr>
-          <w:rFonts w:ascii="Times New Roman" w:hAnsi="Times New Roman"/>
-          <w:sz w:val="24"/>
-          <w:szCs w:val="24"/>
-        </w:rPr>
-        <w:t>СОВЁНОК. Это его шайка оппозиционеров, о которых говорил шеф.</w:t>
-      </w:r>
-    </w:p>
-    <w:p>
-      <w:pPr>
-        <w:pBdr>
-          <w:top w:val="nil"/>
-          <w:left w:val="nil"/>
-          <w:bottom w:val="nil"/>
-          <w:right w:val="nil"/>
-        </w:pBdr>
-        <w:rPr>
-          <w:rFonts w:ascii="Times New Roman" w:hAnsi="Times New Roman"/>
-          <w:sz w:val="24"/>
-          <w:szCs w:val="24"/>
-        </w:rPr>
-      </w:pPr>
-      <w:r>
-        <w:rPr>
-          <w:rFonts w:ascii="Times New Roman" w:hAnsi="Times New Roman"/>
-          <w:sz w:val="24"/>
-          <w:szCs w:val="24"/>
-        </w:rPr>
-        <w:t xml:space="preserve">КУКУШЕЧКА. Ку-ку. С 29-ым вас мая. Ку-ку. Поздравляю. Ку-ку. </w:t>
-      </w:r>
-      <w:r>
-        <w:rPr>
-          <w:rFonts w:ascii="Times New Roman" w:hAnsi="Times New Roman"/>
-          <w:sz w:val="24"/>
-          <w:szCs w:val="24"/>
-        </w:rPr>
-        <w:t>Вы в жопе</w:t>
+        <w:t xml:space="preserve">МАНУЛ. </w:t>
+      </w:r>
+      <w:r>
+        <w:rPr>
+          <w:rFonts w:ascii="Times New Roman" w:hAnsi="Times New Roman"/>
+          <w:sz w:val="24"/>
+          <w:szCs w:val="24"/>
+        </w:rPr>
+        <w:t>Мы в жопе</w:t>
       </w:r>
       <w:r>
         <w:rPr>
@@ -14369,45 +13166,6 @@
           <w:sz w:val="24"/>
           <w:szCs w:val="24"/>
         </w:rPr>
-        <w:t xml:space="preserve">МАНУЛ. </w:t>
-      </w:r>
-      <w:r>
-        <w:rPr>
-          <w:rFonts w:ascii="Times New Roman" w:hAnsi="Times New Roman"/>
-          <w:sz w:val="24"/>
-          <w:szCs w:val="24"/>
-        </w:rPr>
-        <w:t>Мы в жопе</w:t>
-      </w:r>
-      <w:r>
-        <w:rPr>
-          <w:rFonts w:ascii="Times New Roman" w:hAnsi="Times New Roman"/>
-          <w:sz w:val="24"/>
-          <w:szCs w:val="24"/>
-        </w:rPr>
-        <w:t>.</w:t>
-      </w:r>
-    </w:p>
-    <w:p>
-      <w:pPr>
-        <w:pBdr>
-          <w:top w:val="nil"/>
-          <w:left w:val="nil"/>
-          <w:bottom w:val="nil"/>
-          <w:right w:val="nil"/>
-        </w:pBdr>
-        <w:rPr>
-          <w:rFonts w:ascii="Times New Roman" w:hAnsi="Times New Roman"/>
-          <w:sz w:val="24"/>
-          <w:szCs w:val="24"/>
-        </w:rPr>
-      </w:pPr>
-      <w:r>
-        <w:rPr>
-          <w:rFonts w:ascii="Times New Roman" w:hAnsi="Times New Roman"/>
-          <w:sz w:val="24"/>
-          <w:szCs w:val="24"/>
-        </w:rPr>
         <w:t>И тут что началось! Остроклювая гвардия вцепилась клювами и когтями в манула, лисичек сестричек, и кабаргу. Калан же схватил выдру в охапку и отбежал с ней в сторону, затем достал табельное и открыл огонь.</w:t>
       </w:r>
     </w:p>
@@ -14500,25 +13258,7 @@
           <w:sz w:val="24"/>
           <w:szCs w:val="24"/>
         </w:rPr>
-        <w:t xml:space="preserve">Калан и выдра подбежали к мёртвым </w:t>
-      </w:r>
-      <w:proofErr w:type="spellStart"/>
-      <w:r>
-        <w:rPr>
-          <w:rFonts w:ascii="Times New Roman" w:hAnsi="Times New Roman"/>
-          <w:sz w:val="24"/>
-          <w:szCs w:val="24"/>
-        </w:rPr>
-        <w:t>кукушечке</w:t>
-      </w:r>
-      <w:proofErr w:type="spellEnd"/>
-      <w:r>
-        <w:rPr>
-          <w:rFonts w:ascii="Times New Roman" w:hAnsi="Times New Roman"/>
-          <w:sz w:val="24"/>
-          <w:szCs w:val="24"/>
-        </w:rPr>
-        <w:t>, сизому голубю, совёнку, ц</w:t>
+        <w:t>Калан и выдра подбежали к мёртвым кукушечке, сизому голубю, совёнку, ц</w:t>
       </w:r>
       <w:r>
         <w:rPr>
@@ -14615,7 +13355,6 @@
         </w:rPr>
         <w:t xml:space="preserve"> пиздёж...</w:t>
       </w:r>
-      <w:proofErr w:type="spellStart"/>
       <w:r>
         <w:rPr>
           <w:rFonts w:ascii="Times New Roman" w:hAnsi="Times New Roman"/>
@@ -14624,7 +13363,6 @@
         </w:rPr>
         <w:t>гонево</w:t>
       </w:r>
-      <w:proofErr w:type="spellEnd"/>
     </w:p>
     <w:p>
       <w:pPr>
@@ -14669,18 +13407,8 @@
           <w:sz w:val="24"/>
           <w:szCs w:val="24"/>
         </w:rPr>
-        <w:t xml:space="preserve">МАНУЛ. Да забей. Вы главное сами того... Не позвольте себе... Сдохнуть в </w:t>
-      </w:r>
-      <w:proofErr w:type="spellStart"/>
-      <w:r>
-        <w:rPr>
-          <w:rFonts w:ascii="Times New Roman" w:hAnsi="Times New Roman"/>
-          <w:sz w:val="24"/>
-          <w:szCs w:val="24"/>
-        </w:rPr>
-        <w:t>Кукляндии</w:t>
-      </w:r>
-      <w:proofErr w:type="spellEnd"/>
+        <w:t>МАНУЛ. Да забей. Вы главное сами того... Не позвольте себе... Сдохнуть в Кукляндии</w:t>
+      </w:r>
       <w:r>
         <w:rPr>
           <w:rFonts w:ascii="Times New Roman" w:hAnsi="Times New Roman"/>
@@ -14710,43 +13438,7 @@
           <w:sz w:val="24"/>
           <w:szCs w:val="24"/>
         </w:rPr>
-        <w:t xml:space="preserve">Манул погиб. Выдра плачет. Калан закурил сигарету. Достал из лапки </w:t>
-      </w:r>
-      <w:proofErr w:type="spellStart"/>
-      <w:r>
-        <w:rPr>
-          <w:rFonts w:ascii="Times New Roman" w:hAnsi="Times New Roman"/>
-          <w:sz w:val="24"/>
-          <w:szCs w:val="24"/>
-        </w:rPr>
-        <w:t>кукушечки</w:t>
-      </w:r>
-      <w:proofErr w:type="spellEnd"/>
-      <w:r>
-        <w:rPr>
-          <w:rFonts w:ascii="Times New Roman" w:hAnsi="Times New Roman"/>
-          <w:sz w:val="24"/>
-          <w:szCs w:val="24"/>
-        </w:rPr>
-        <w:t xml:space="preserve"> связку ключей, и </w:t>
-      </w:r>
-      <w:proofErr w:type="spellStart"/>
-      <w:r>
-        <w:rPr>
-          <w:rFonts w:ascii="Times New Roman" w:hAnsi="Times New Roman"/>
-          <w:sz w:val="24"/>
-          <w:szCs w:val="24"/>
-        </w:rPr>
-        <w:t>отпер</w:t>
-      </w:r>
-      <w:proofErr w:type="spellEnd"/>
-      <w:r>
-        <w:rPr>
-          <w:rFonts w:ascii="Times New Roman" w:hAnsi="Times New Roman"/>
-          <w:sz w:val="24"/>
-          <w:szCs w:val="24"/>
-        </w:rPr>
-        <w:t xml:space="preserve"> дверь. Потом он крепко обнял выдру.</w:t>
+        <w:t>Манул погиб. Выдра плачет. Калан закурил сигарету. Достал из лапки кукушечки связку ключей, и отпер дверь. Потом он крепко обнял выдру.</w:t>
       </w:r>
     </w:p>
     <w:p>
@@ -14955,7 +13647,6 @@
         </w:rPr>
         <w:t xml:space="preserve">ВЫДРА. </w:t>
       </w:r>
-      <w:proofErr w:type="spellStart"/>
       <w:r>
         <w:rPr>
           <w:rFonts w:ascii="Times New Roman" w:hAnsi="Times New Roman"/>
@@ -14964,7 +13655,6 @@
         </w:rPr>
         <w:t>Чилипиздрик</w:t>
       </w:r>
-      <w:proofErr w:type="spellEnd"/>
       <w:r>
         <w:rPr>
           <w:rFonts w:ascii="Times New Roman" w:hAnsi="Times New Roman"/>
@@ -15032,25 +13722,7 @@
           <w:sz w:val="24"/>
           <w:szCs w:val="24"/>
         </w:rPr>
-        <w:t xml:space="preserve">Пыточная зала кролика. Здесь на дыбе вздёрнуты </w:t>
-      </w:r>
-      <w:proofErr w:type="spellStart"/>
-      <w:r>
-        <w:rPr>
-          <w:rFonts w:ascii="Times New Roman" w:hAnsi="Times New Roman"/>
-          <w:sz w:val="24"/>
-          <w:szCs w:val="24"/>
-        </w:rPr>
-        <w:t>енотик</w:t>
-      </w:r>
-      <w:proofErr w:type="spellEnd"/>
-      <w:r>
-        <w:rPr>
-          <w:rFonts w:ascii="Times New Roman" w:hAnsi="Times New Roman"/>
-          <w:sz w:val="24"/>
-          <w:szCs w:val="24"/>
-        </w:rPr>
-        <w:t xml:space="preserve"> и перевязка.</w:t>
+        <w:t>Пыточная зала кролика. Здесь на дыбе вздёрнуты енотик и перевязка.</w:t>
       </w:r>
       <w:r>
         <w:rPr>
@@ -15066,25 +13738,7 @@
           <w:sz w:val="24"/>
           <w:szCs w:val="24"/>
         </w:rPr>
-        <w:t xml:space="preserve">Жабка их пытает. </w:t>
-      </w:r>
-      <w:proofErr w:type="spellStart"/>
-      <w:r>
-        <w:rPr>
-          <w:rFonts w:ascii="Times New Roman" w:hAnsi="Times New Roman"/>
-          <w:sz w:val="24"/>
-          <w:szCs w:val="24"/>
-        </w:rPr>
-        <w:t>Енотик</w:t>
-      </w:r>
-      <w:proofErr w:type="spellEnd"/>
-      <w:r>
-        <w:rPr>
-          <w:rFonts w:ascii="Times New Roman" w:hAnsi="Times New Roman"/>
-          <w:sz w:val="24"/>
-          <w:szCs w:val="24"/>
-        </w:rPr>
-        <w:t xml:space="preserve"> и перевязка кричат от боли. Калан спрятался за ящиком.</w:t>
+        <w:t>Жабка их пытает. Енотик и перевязка кричат от боли. Калан спрятался за ящиком.</w:t>
       </w:r>
     </w:p>
     <w:p>
@@ -15315,25 +13969,7 @@
           <w:sz w:val="24"/>
           <w:szCs w:val="24"/>
         </w:rPr>
-        <w:t xml:space="preserve">ЕНОТИК. Перевязка! </w:t>
-      </w:r>
-      <w:proofErr w:type="spellStart"/>
-      <w:r>
-        <w:rPr>
-          <w:rFonts w:ascii="Times New Roman" w:hAnsi="Times New Roman"/>
-          <w:sz w:val="24"/>
-          <w:szCs w:val="24"/>
-        </w:rPr>
-        <w:t>Нееееет</w:t>
-      </w:r>
-      <w:proofErr w:type="spellEnd"/>
-      <w:r>
-        <w:rPr>
-          <w:rFonts w:ascii="Times New Roman" w:hAnsi="Times New Roman"/>
-          <w:sz w:val="24"/>
-          <w:szCs w:val="24"/>
-        </w:rPr>
-        <w:t>! Остановись, жабка, я всё скажу, я всё скажу...</w:t>
+        <w:t>ЕНОТИК. Перевязка! Нееееет! Остановись, жабка, я всё скажу, я всё скажу...</w:t>
       </w:r>
     </w:p>
     <w:p>
@@ -15586,25 +14222,7 @@
           <w:sz w:val="24"/>
           <w:szCs w:val="24"/>
         </w:rPr>
-        <w:t xml:space="preserve">Раздался хруст, это порвался позвоночник </w:t>
-      </w:r>
-      <w:proofErr w:type="spellStart"/>
-      <w:r>
-        <w:rPr>
-          <w:rFonts w:ascii="Times New Roman" w:hAnsi="Times New Roman"/>
-          <w:sz w:val="24"/>
-          <w:szCs w:val="24"/>
-        </w:rPr>
-        <w:t>енотика</w:t>
-      </w:r>
-      <w:proofErr w:type="spellEnd"/>
-      <w:r>
-        <w:rPr>
-          <w:rFonts w:ascii="Times New Roman" w:hAnsi="Times New Roman"/>
-          <w:sz w:val="24"/>
-          <w:szCs w:val="24"/>
-        </w:rPr>
-        <w:t>.</w:t>
+        <w:t>Раздался хруст, это порвался позвоночник енотика.</w:t>
       </w:r>
     </w:p>
     <w:p>
@@ -15643,25 +14261,7 @@
           <w:sz w:val="24"/>
           <w:szCs w:val="24"/>
         </w:rPr>
-        <w:t xml:space="preserve">, эти рули абсолютно одинаковые! Прости </w:t>
-      </w:r>
-      <w:proofErr w:type="spellStart"/>
-      <w:r>
-        <w:rPr>
-          <w:rFonts w:ascii="Times New Roman" w:hAnsi="Times New Roman"/>
-          <w:sz w:val="24"/>
-          <w:szCs w:val="24"/>
-        </w:rPr>
-        <w:t>Енотик</w:t>
-      </w:r>
-      <w:proofErr w:type="spellEnd"/>
-      <w:r>
-        <w:rPr>
-          <w:rFonts w:ascii="Times New Roman" w:hAnsi="Times New Roman"/>
-          <w:sz w:val="24"/>
-          <w:szCs w:val="24"/>
-        </w:rPr>
-        <w:t>, сейчас я её зажмурю!</w:t>
+        <w:t>, эти рули абсолютно одинаковые! Прости Енотик, сейчас я её зажмурю!</w:t>
       </w:r>
     </w:p>
     <w:p>
@@ -15937,16 +14537,7 @@
           <w:sz w:val="24"/>
           <w:szCs w:val="24"/>
         </w:rPr>
-        <w:t xml:space="preserve">ЖАБКА. На здоровье. </w:t>
-      </w:r>
-      <w:proofErr w:type="spellStart"/>
-      <w:r>
-        <w:rPr>
-          <w:rFonts w:ascii="Times New Roman" w:hAnsi="Times New Roman"/>
-          <w:sz w:val="24"/>
-          <w:szCs w:val="24"/>
-        </w:rPr>
-        <w:t>Ням</w:t>
+        <w:t>ЖАБКА. На здоровье. Ням</w:t>
       </w:r>
       <w:r>
         <w:rPr>
@@ -15962,16 +14553,7 @@
           <w:sz w:val="24"/>
           <w:szCs w:val="24"/>
         </w:rPr>
-        <w:t>ям</w:t>
-      </w:r>
-      <w:proofErr w:type="spellEnd"/>
-      <w:r>
-        <w:rPr>
-          <w:rFonts w:ascii="Times New Roman" w:hAnsi="Times New Roman"/>
-          <w:sz w:val="24"/>
-          <w:szCs w:val="24"/>
-        </w:rPr>
-        <w:t>.</w:t>
+        <w:t>ям.</w:t>
       </w:r>
     </w:p>
     <w:p>
@@ -16416,7 +14998,6 @@
         </w:rPr>
         <w:t xml:space="preserve"> заткнул так много ртов в </w:t>
       </w:r>
-      <w:proofErr w:type="spellStart"/>
       <w:r>
         <w:rPr>
           <w:rFonts w:ascii="Times New Roman" w:hAnsi="Times New Roman"/>
@@ -16431,16 +15012,7 @@
           <w:sz w:val="24"/>
           <w:szCs w:val="24"/>
         </w:rPr>
-        <w:t>укляндии</w:t>
-      </w:r>
-      <w:proofErr w:type="spellEnd"/>
-      <w:r>
-        <w:rPr>
-          <w:rFonts w:ascii="Times New Roman" w:hAnsi="Times New Roman"/>
-          <w:sz w:val="24"/>
-          <w:szCs w:val="24"/>
-        </w:rPr>
-        <w:t>, что некому тебя поздравить.</w:t>
+        <w:t>укляндии, что некому тебя поздравить.</w:t>
       </w:r>
     </w:p>
     <w:p>
@@ -16680,36 +15252,8 @@
           <w:sz w:val="24"/>
           <w:szCs w:val="24"/>
         </w:rPr>
-        <w:t xml:space="preserve"> твоя </w:t>
-      </w:r>
-      <w:proofErr w:type="spellStart"/>
-      <w:r>
-        <w:rPr>
-          <w:rFonts w:ascii="Times New Roman" w:hAnsi="Times New Roman"/>
-          <w:sz w:val="24"/>
-          <w:szCs w:val="24"/>
-        </w:rPr>
-        <w:t>кукушечка</w:t>
-      </w:r>
-      <w:proofErr w:type="spellEnd"/>
-      <w:r>
-        <w:rPr>
-          <w:rFonts w:ascii="Times New Roman" w:hAnsi="Times New Roman"/>
-          <w:sz w:val="24"/>
-          <w:szCs w:val="24"/>
-        </w:rPr>
-        <w:t xml:space="preserve"> тебе не докладывает, </w:t>
-      </w:r>
-      <w:proofErr w:type="spellStart"/>
-      <w:r>
-        <w:rPr>
-          <w:rFonts w:ascii="Times New Roman" w:hAnsi="Times New Roman"/>
-          <w:sz w:val="24"/>
-          <w:szCs w:val="24"/>
-        </w:rPr>
-        <w:t>удавочник</w:t>
-      </w:r>
-      <w:proofErr w:type="spellEnd"/>
+        <w:t xml:space="preserve"> твоя кукушечка тебе не докладывает, удавочник</w:t>
+      </w:r>
       <w:r>
         <w:rPr>
           <w:rFonts w:ascii="Times New Roman" w:hAnsi="Times New Roman"/>
@@ -16747,75 +15291,30 @@
           <w:sz w:val="24"/>
           <w:szCs w:val="24"/>
         </w:rPr>
-        <w:t xml:space="preserve">Как так получилось? ... Переплатил, а, кролик? Как заплачено, так и </w:t>
-      </w:r>
-      <w:proofErr w:type="spellStart"/>
-      <w:r>
-        <w:rPr>
-          <w:rFonts w:ascii="Times New Roman" w:hAnsi="Times New Roman"/>
-          <w:sz w:val="24"/>
-          <w:szCs w:val="24"/>
-        </w:rPr>
-        <w:t>зафигачено</w:t>
-      </w:r>
-      <w:proofErr w:type="spellEnd"/>
-      <w:r>
-        <w:rPr>
-          <w:rFonts w:ascii="Times New Roman" w:hAnsi="Times New Roman"/>
-          <w:sz w:val="24"/>
-          <w:szCs w:val="24"/>
-        </w:rPr>
-        <w:t>! Я удивляюсь, такой богатый мужик, живёшь в башне, а денег даёшь мало и всем подряд. А я что? На мне что, шапка невидимка?!</w:t>
-      </w:r>
-    </w:p>
-    <w:p>
-      <w:pPr>
-        <w:pBdr>
-          <w:top w:val="nil"/>
-          <w:left w:val="nil"/>
-          <w:bottom w:val="nil"/>
-          <w:right w:val="nil"/>
-        </w:pBdr>
-        <w:rPr>
-          <w:rFonts w:ascii="Times New Roman" w:hAnsi="Times New Roman"/>
-          <w:sz w:val="24"/>
-          <w:szCs w:val="24"/>
-        </w:rPr>
-      </w:pPr>
-      <w:r>
-        <w:rPr>
-          <w:rFonts w:ascii="Times New Roman" w:hAnsi="Times New Roman"/>
-          <w:sz w:val="24"/>
-          <w:szCs w:val="24"/>
-        </w:rPr>
-        <w:t xml:space="preserve">КРОЛИК. Ишь, чего захотел! Да я крутой, да, я богатый мужик в башне! Я мэр </w:t>
-      </w:r>
-      <w:proofErr w:type="spellStart"/>
-      <w:r>
-        <w:rPr>
-          <w:rFonts w:ascii="Times New Roman" w:hAnsi="Times New Roman"/>
-          <w:sz w:val="24"/>
-          <w:szCs w:val="24"/>
-        </w:rPr>
-        <w:t>Кукляндии</w:t>
-      </w:r>
-      <w:proofErr w:type="spellEnd"/>
-      <w:r>
-        <w:rPr>
-          <w:rFonts w:ascii="Times New Roman" w:hAnsi="Times New Roman"/>
-          <w:sz w:val="24"/>
-          <w:szCs w:val="24"/>
-        </w:rPr>
-        <w:t xml:space="preserve">, </w:t>
-      </w:r>
-      <w:proofErr w:type="spellStart"/>
-      <w:r>
-        <w:rPr>
-          <w:rFonts w:ascii="Times New Roman" w:hAnsi="Times New Roman"/>
-          <w:sz w:val="24"/>
-          <w:szCs w:val="24"/>
-        </w:rPr>
-        <w:t>нах</w:t>
+        <w:t>Как так получилось? ... Переплатил, а, кролик? Как заплачено, так и зафигачено! Я удивляюсь, такой богатый мужик, живёшь в башне, а денег даёшь мало и всем подряд. А я что? На мне что, шапка невидимка?!</w:t>
+      </w:r>
+    </w:p>
+    <w:p>
+      <w:pPr>
+        <w:pBdr>
+          <w:top w:val="nil"/>
+          <w:left w:val="nil"/>
+          <w:bottom w:val="nil"/>
+          <w:right w:val="nil"/>
+        </w:pBdr>
+        <w:rPr>
+          <w:rFonts w:ascii="Times New Roman" w:hAnsi="Times New Roman"/>
+          <w:sz w:val="24"/>
+          <w:szCs w:val="24"/>
+        </w:rPr>
+      </w:pPr>
+      <w:r>
+        <w:rPr>
+          <w:rFonts w:ascii="Times New Roman" w:hAnsi="Times New Roman"/>
+          <w:sz w:val="24"/>
+          <w:szCs w:val="24"/>
+        </w:rPr>
+        <w:t>КРОЛИК. Ишь, чего захотел! Да я крутой, да, я богатый мужик в башне! Я мэр Кукляндии, нах</w:t>
       </w:r>
       <w:r>
         <w:rPr>
@@ -16825,7 +15324,6 @@
         </w:rPr>
         <w:t>ер</w:t>
       </w:r>
-      <w:proofErr w:type="spellEnd"/>
       <w:r>
         <w:rPr>
           <w:rFonts w:ascii="Times New Roman" w:hAnsi="Times New Roman"/>
@@ -16848,75 +15346,30 @@
           <w:sz w:val="24"/>
           <w:szCs w:val="24"/>
         </w:rPr>
-        <w:t xml:space="preserve"> эту </w:t>
-      </w:r>
-      <w:proofErr w:type="spellStart"/>
-      <w:r>
-        <w:rPr>
-          <w:rFonts w:ascii="Times New Roman" w:hAnsi="Times New Roman"/>
-          <w:sz w:val="24"/>
-          <w:szCs w:val="24"/>
-        </w:rPr>
-        <w:t>Кукляндию</w:t>
-      </w:r>
-      <w:proofErr w:type="spellEnd"/>
-      <w:r>
-        <w:rPr>
-          <w:rFonts w:ascii="Times New Roman" w:hAnsi="Times New Roman"/>
-          <w:sz w:val="24"/>
-          <w:szCs w:val="24"/>
-        </w:rPr>
-        <w:t xml:space="preserve"> как хочу, понял?! А ты расслабься, твой приговор уже подписан. Можешь даже не бояться! Как говорится у проглоченного куска, нет вкуса. Я знаю про всё, про каждый твой шаг! Вы все в этой моей </w:t>
-      </w:r>
-      <w:proofErr w:type="spellStart"/>
-      <w:r>
-        <w:rPr>
-          <w:rFonts w:ascii="Times New Roman" w:hAnsi="Times New Roman"/>
-          <w:sz w:val="24"/>
-          <w:szCs w:val="24"/>
-        </w:rPr>
-        <w:t>Кукляндии</w:t>
-      </w:r>
-      <w:proofErr w:type="spellEnd"/>
-      <w:r>
-        <w:rPr>
-          <w:rFonts w:ascii="Times New Roman" w:hAnsi="Times New Roman"/>
-          <w:sz w:val="24"/>
-          <w:szCs w:val="24"/>
-        </w:rPr>
-        <w:t xml:space="preserve"> просто марионетки!</w:t>
-      </w:r>
-    </w:p>
-    <w:p>
-      <w:pPr>
-        <w:pBdr>
-          <w:top w:val="nil"/>
-          <w:left w:val="nil"/>
-          <w:bottom w:val="nil"/>
-          <w:right w:val="nil"/>
-        </w:pBdr>
-        <w:rPr>
-          <w:rFonts w:ascii="Times New Roman" w:hAnsi="Times New Roman"/>
-          <w:sz w:val="24"/>
-          <w:szCs w:val="24"/>
-        </w:rPr>
-      </w:pPr>
-      <w:r>
-        <w:rPr>
-          <w:rFonts w:ascii="Times New Roman" w:hAnsi="Times New Roman"/>
-          <w:sz w:val="24"/>
-          <w:szCs w:val="24"/>
-        </w:rPr>
-        <w:t xml:space="preserve">КАЛАН. </w:t>
-      </w:r>
-      <w:proofErr w:type="spellStart"/>
-      <w:r>
-        <w:rPr>
-          <w:rFonts w:ascii="Times New Roman" w:hAnsi="Times New Roman"/>
-          <w:sz w:val="24"/>
-          <w:szCs w:val="24"/>
-        </w:rPr>
-        <w:t>Х</w:t>
+        <w:t xml:space="preserve"> эту Кукляндию как хочу, понял?! А ты расслабься, твой приговор уже подписан. Можешь даже не бояться! Как говорится у проглоченного куска, нет вкуса. Я знаю про всё, про каждый твой шаг! Вы все в этой моей Кукляндии просто марионетки!</w:t>
+      </w:r>
+    </w:p>
+    <w:p>
+      <w:pPr>
+        <w:pBdr>
+          <w:top w:val="nil"/>
+          <w:left w:val="nil"/>
+          <w:bottom w:val="nil"/>
+          <w:right w:val="nil"/>
+        </w:pBdr>
+        <w:rPr>
+          <w:rFonts w:ascii="Times New Roman" w:hAnsi="Times New Roman"/>
+          <w:sz w:val="24"/>
+          <w:szCs w:val="24"/>
+        </w:rPr>
+      </w:pPr>
+      <w:r>
+        <w:rPr>
+          <w:rFonts w:ascii="Times New Roman" w:hAnsi="Times New Roman"/>
+          <w:sz w:val="24"/>
+          <w:szCs w:val="24"/>
+        </w:rPr>
+        <w:t>КАЛАН. Х</w:t>
       </w:r>
       <w:r>
         <w:rPr>
@@ -16932,16 +15385,7 @@
           <w:sz w:val="24"/>
           <w:szCs w:val="24"/>
         </w:rPr>
-        <w:t>ли</w:t>
-      </w:r>
-      <w:proofErr w:type="spellEnd"/>
-      <w:r>
-        <w:rPr>
-          <w:rFonts w:ascii="Times New Roman" w:hAnsi="Times New Roman"/>
-          <w:sz w:val="24"/>
-          <w:szCs w:val="24"/>
-        </w:rPr>
-        <w:t xml:space="preserve"> ты орёшь? Мы вообще</w:t>
+        <w:t>ли ты орёшь? Мы вообще</w:t>
       </w:r>
       <w:r>
         <w:rPr>
@@ -16959,7 +15403,6 @@
         </w:rPr>
         <w:t xml:space="preserve">то перчаточные, </w:t>
       </w:r>
-      <w:proofErr w:type="spellStart"/>
       <w:r>
         <w:rPr>
           <w:rFonts w:ascii="Times New Roman" w:hAnsi="Times New Roman"/>
@@ -16968,32 +15411,13 @@
         </w:rPr>
         <w:t>чепуш</w:t>
       </w:r>
-      <w:proofErr w:type="spellEnd"/>
-      <w:r>
-        <w:rPr>
-          <w:rFonts w:ascii="Times New Roman" w:hAnsi="Times New Roman"/>
-          <w:sz w:val="24"/>
-          <w:szCs w:val="24"/>
-        </w:rPr>
-        <w:t xml:space="preserve">. </w:t>
-      </w:r>
-      <w:proofErr w:type="gramStart"/>
-      <w:r>
-        <w:rPr>
-          <w:rFonts w:ascii="Times New Roman" w:hAnsi="Times New Roman"/>
-          <w:sz w:val="24"/>
-          <w:szCs w:val="24"/>
-        </w:rPr>
-        <w:t>Это</w:t>
-      </w:r>
-      <w:proofErr w:type="gramEnd"/>
-      <w:r>
-        <w:rPr>
-          <w:rFonts w:ascii="Times New Roman" w:hAnsi="Times New Roman"/>
-          <w:sz w:val="24"/>
-          <w:szCs w:val="24"/>
-        </w:rPr>
-        <w:t xml:space="preserve"> во</w:t>
+      <w:r>
+        <w:rPr>
+          <w:rFonts w:ascii="Times New Roman" w:hAnsi="Times New Roman"/>
+          <w:sz w:val="24"/>
+          <w:szCs w:val="24"/>
+        </w:rPr>
+        <w:t>. Это во</w:t>
       </w:r>
       <w:r>
         <w:rPr>
@@ -17041,16 +15465,7 @@
           <w:sz w:val="24"/>
           <w:szCs w:val="24"/>
         </w:rPr>
-        <w:t xml:space="preserve"> нет у тебя </w:t>
-      </w:r>
-      <w:proofErr w:type="spellStart"/>
-      <w:r>
-        <w:rPr>
-          <w:rFonts w:ascii="Times New Roman" w:hAnsi="Times New Roman"/>
-          <w:sz w:val="24"/>
-          <w:szCs w:val="24"/>
-        </w:rPr>
-        <w:t>них</w:t>
+        <w:t xml:space="preserve"> нет у тебя них</w:t>
       </w:r>
       <w:r>
         <w:rPr>
@@ -17060,32 +15475,13 @@
         </w:rPr>
         <w:t>ера</w:t>
       </w:r>
-      <w:proofErr w:type="spellEnd"/>
-      <w:r>
-        <w:rPr>
-          <w:rFonts w:ascii="Times New Roman" w:hAnsi="Times New Roman"/>
-          <w:sz w:val="24"/>
-          <w:szCs w:val="24"/>
-        </w:rPr>
-        <w:t xml:space="preserve">. Все твои бабки </w:t>
-      </w:r>
-      <w:proofErr w:type="spellStart"/>
-      <w:r>
-        <w:rPr>
-          <w:rFonts w:ascii="Times New Roman" w:hAnsi="Times New Roman"/>
-          <w:sz w:val="24"/>
-          <w:szCs w:val="24"/>
-        </w:rPr>
-        <w:t>енотик</w:t>
-      </w:r>
-      <w:proofErr w:type="spellEnd"/>
-      <w:r>
-        <w:rPr>
-          <w:rFonts w:ascii="Times New Roman" w:hAnsi="Times New Roman"/>
-          <w:sz w:val="24"/>
-          <w:szCs w:val="24"/>
-        </w:rPr>
-        <w:t xml:space="preserve"> отдал белочке.</w:t>
+      <w:r>
+        <w:rPr>
+          <w:rFonts w:ascii="Times New Roman" w:hAnsi="Times New Roman"/>
+          <w:sz w:val="24"/>
+          <w:szCs w:val="24"/>
+        </w:rPr>
+        <w:t>. Все твои бабки енотик отдал белочке.</w:t>
       </w:r>
     </w:p>
     <w:p>
@@ -17154,25 +15550,7 @@
           <w:sz w:val="24"/>
           <w:szCs w:val="24"/>
         </w:rPr>
-        <w:t xml:space="preserve">КАЛАН. </w:t>
-      </w:r>
-      <w:proofErr w:type="spellStart"/>
-      <w:r>
-        <w:rPr>
-          <w:rFonts w:ascii="Times New Roman" w:hAnsi="Times New Roman"/>
-          <w:sz w:val="24"/>
-          <w:szCs w:val="24"/>
-        </w:rPr>
-        <w:t>Енотик</w:t>
-      </w:r>
-      <w:proofErr w:type="spellEnd"/>
-      <w:r>
-        <w:rPr>
-          <w:rFonts w:ascii="Times New Roman" w:hAnsi="Times New Roman"/>
-          <w:sz w:val="24"/>
-          <w:szCs w:val="24"/>
-        </w:rPr>
-        <w:t>. Он сначала молчал, но ты же знаешь</w:t>
+        <w:t>КАЛАН. Енотик. Он сначала молчал, но ты же знаешь</w:t>
       </w:r>
       <w:r>
         <w:rPr>
@@ -17328,25 +15706,7 @@
           <w:sz w:val="24"/>
           <w:szCs w:val="24"/>
         </w:rPr>
-        <w:t xml:space="preserve">КРОЛИК. Да... Ну всё, я </w:t>
-      </w:r>
-      <w:proofErr w:type="spellStart"/>
-      <w:r>
-        <w:rPr>
-          <w:rFonts w:ascii="Times New Roman" w:hAnsi="Times New Roman"/>
-          <w:sz w:val="24"/>
-          <w:szCs w:val="24"/>
-        </w:rPr>
-        <w:t>почапал</w:t>
-      </w:r>
-      <w:proofErr w:type="spellEnd"/>
-      <w:r>
-        <w:rPr>
-          <w:rFonts w:ascii="Times New Roman" w:hAnsi="Times New Roman"/>
-          <w:sz w:val="24"/>
-          <w:szCs w:val="24"/>
-        </w:rPr>
-        <w:t>.</w:t>
+        <w:t>КРОЛИК. Да... Ну всё, я почапал.</w:t>
       </w:r>
     </w:p>
     <w:p>
@@ -17538,25 +15898,7 @@
           <w:sz w:val="24"/>
           <w:szCs w:val="24"/>
         </w:rPr>
-        <w:t xml:space="preserve">Река на краю </w:t>
-      </w:r>
-      <w:proofErr w:type="spellStart"/>
-      <w:r>
-        <w:rPr>
-          <w:rFonts w:ascii="Times New Roman" w:hAnsi="Times New Roman"/>
-          <w:sz w:val="24"/>
-          <w:szCs w:val="24"/>
-        </w:rPr>
-        <w:t>Кукляндии</w:t>
-      </w:r>
-      <w:proofErr w:type="spellEnd"/>
-      <w:r>
-        <w:rPr>
-          <w:rFonts w:ascii="Times New Roman" w:hAnsi="Times New Roman"/>
-          <w:sz w:val="24"/>
-          <w:szCs w:val="24"/>
-        </w:rPr>
-        <w:t>. К берегу из лесу вышли ёжик, калан и выдра.</w:t>
+        <w:t>Река на краю Кукляндии. К берегу из лесу вышли ёжик, калан и выдра.</w:t>
       </w:r>
     </w:p>
     <w:p>
@@ -17841,25 +16183,7 @@
           <w:sz w:val="24"/>
           <w:szCs w:val="24"/>
         </w:rPr>
-        <w:t xml:space="preserve"> слишком многим нерадивым </w:t>
-      </w:r>
-      <w:proofErr w:type="spellStart"/>
-      <w:r>
-        <w:rPr>
-          <w:rFonts w:ascii="Times New Roman" w:hAnsi="Times New Roman"/>
-          <w:sz w:val="24"/>
-          <w:szCs w:val="24"/>
-        </w:rPr>
-        <w:t>кукляндцам</w:t>
-      </w:r>
-      <w:proofErr w:type="spellEnd"/>
-      <w:r>
-        <w:rPr>
-          <w:rFonts w:ascii="Times New Roman" w:hAnsi="Times New Roman"/>
-          <w:sz w:val="24"/>
-          <w:szCs w:val="24"/>
-        </w:rPr>
-        <w:t xml:space="preserve"> он давал себя покормить. Волк умер от ан</w:t>
+        <w:t xml:space="preserve"> слишком многим нерадивым кукляндцам он давал себя покормить. Волк умер от ан</w:t>
       </w:r>
       <w:r>
         <w:rPr>
@@ -17891,25 +16215,7 @@
           <w:sz w:val="24"/>
           <w:szCs w:val="24"/>
         </w:rPr>
-        <w:t xml:space="preserve"> сильно отличающегося от его хищнического прошлого. </w:t>
-      </w:r>
-      <w:proofErr w:type="spellStart"/>
-      <w:r>
-        <w:rPr>
-          <w:rFonts w:ascii="Times New Roman" w:hAnsi="Times New Roman"/>
-          <w:sz w:val="24"/>
-          <w:szCs w:val="24"/>
-        </w:rPr>
-        <w:t>Крыска</w:t>
-      </w:r>
-      <w:proofErr w:type="spellEnd"/>
-      <w:r>
-        <w:rPr>
-          <w:rFonts w:ascii="Times New Roman" w:hAnsi="Times New Roman"/>
-          <w:sz w:val="24"/>
-          <w:szCs w:val="24"/>
-        </w:rPr>
-        <w:t xml:space="preserve"> повесилась, когда узнала от сони</w:t>
+        <w:t xml:space="preserve"> сильно отличающегося от его хищнического прошлого. Крыска повесилась, когда узнала от сони</w:t>
       </w:r>
       <w:r>
         <w:rPr>
@@ -17965,18 +16271,8 @@
           <w:sz w:val="24"/>
           <w:szCs w:val="24"/>
         </w:rPr>
-        <w:t xml:space="preserve">нерка </w:t>
-      </w:r>
-      <w:proofErr w:type="spellStart"/>
-      <w:r>
-        <w:rPr>
-          <w:rFonts w:ascii="Times New Roman" w:hAnsi="Times New Roman"/>
-          <w:sz w:val="24"/>
-          <w:szCs w:val="24"/>
-        </w:rPr>
-        <w:t>широкоушка</w:t>
-      </w:r>
-      <w:proofErr w:type="spellEnd"/>
+        <w:t>нерка широкоушка</w:t>
+      </w:r>
       <w:r>
         <w:rPr>
           <w:rFonts w:ascii="Times New Roman" w:hAnsi="Times New Roman"/>
@@ -17991,25 +16287,7 @@
           <w:sz w:val="24"/>
           <w:szCs w:val="24"/>
         </w:rPr>
-        <w:t xml:space="preserve"> ушла в банду хорька, оставив </w:t>
-      </w:r>
-      <w:proofErr w:type="spellStart"/>
-      <w:r>
-        <w:rPr>
-          <w:rFonts w:ascii="Times New Roman" w:hAnsi="Times New Roman"/>
-          <w:sz w:val="24"/>
-          <w:szCs w:val="24"/>
-        </w:rPr>
-        <w:t>крыску</w:t>
-      </w:r>
-      <w:proofErr w:type="spellEnd"/>
-      <w:r>
-        <w:rPr>
-          <w:rFonts w:ascii="Times New Roman" w:hAnsi="Times New Roman"/>
-          <w:sz w:val="24"/>
-          <w:szCs w:val="24"/>
-        </w:rPr>
-        <w:t xml:space="preserve"> в одиночестве на тернистом пути революционного движения оппозиции. Хорь умер от мочекаменной болезни, в результате неправильного питания при </w:t>
+        <w:t xml:space="preserve"> ушла в банду хорька, оставив крыску в одиночестве на тернистом пути революционного движения оппозиции. Хорь умер от мочекаменной болезни, в результате неправильного питания при </w:t>
       </w:r>
       <w:r>
         <w:rPr>
@@ -18018,25 +16296,7 @@
           <w:szCs w:val="24"/>
         </w:rPr>
         <w:lastRenderedPageBreak/>
-        <w:t xml:space="preserve">обилии растительных компонентов в пище. </w:t>
-      </w:r>
-      <w:proofErr w:type="spellStart"/>
-      <w:r>
-        <w:rPr>
-          <w:rFonts w:ascii="Times New Roman" w:hAnsi="Times New Roman"/>
-          <w:sz w:val="24"/>
-          <w:szCs w:val="24"/>
-        </w:rPr>
-        <w:t>Широкоушка</w:t>
-      </w:r>
-      <w:proofErr w:type="spellEnd"/>
-      <w:r>
-        <w:rPr>
-          <w:rFonts w:ascii="Times New Roman" w:hAnsi="Times New Roman"/>
-          <w:sz w:val="24"/>
-          <w:szCs w:val="24"/>
-        </w:rPr>
-        <w:t>, ласка и барсук полегли в перестрелке, когда решили, что их хотят посадить в тюрьму за похищение выдры с целью получить выкуп от ондатры. Ондатра умер от запущенных ран после операции по смене пола, потому что не послушался советов доктора дятла, а закупился в аптеке кролика гомеопатическими средствами и принялся за самолечение. Кабанчик умер от несовместимого с жизнью количества земли и пыли в желудке и лёгких, которое он получил, когда рыл носом могилу для своего врага медвежонка. Пчёлка умерла после неудачной попытки убить медвежонка в больнице, точнее попытка была удачной, ведь медвежонок тоже умер в результате этой стычки. Умер и не успел рассказать про план мышки полёвки по устранению его как конкурента по поеданию мёда, посредством закапывания заживо. Полицейские гусь и щенок умерли один от разрыва сердца, второй от кровоизлияния в мозг, когда впервые в жизни увидели саблезубого оленя кабаргу. Арабский песчаный удавчик умер, потому что согласился выполнить убийство в кредит</w:t>
+        <w:t>обилии растительных компонентов в пище. Широкоушка, ласка и барсук полегли в перестрелке, когда решили, что их хотят посадить в тюрьму за похищение выдры с целью получить выкуп от ондатры. Ондатра умер от запущенных ран после операции по смене пола, потому что не послушался советов доктора дятла, а закупился в аптеке кролика гомеопатическими средствами и принялся за самолечение. Кабанчик умер от несовместимого с жизнью количества земли и пыли в желудке и лёгких, которое он получил, когда рыл носом могилу для своего врага медвежонка. Пчёлка умерла после неудачной попытки убить медвежонка в больнице, точнее попытка была удачной, ведь медвежонок тоже умер в результате этой стычки. Умер и не успел рассказать про план мышки полёвки по устранению его как конкурента по поеданию мёда, посредством закапывания заживо. Полицейские гусь и щенок умерли один от разрыва сердца, второй от кровоизлияния в мозг, когда впервые в жизни увидели саблезубого оленя кабаргу. Арабский песчаный удавчик умер, потому что согласился выполнить убийство в кредит</w:t>
       </w:r>
       <w:r>
         <w:rPr>
@@ -18068,25 +16328,7 @@
           <w:sz w:val="24"/>
           <w:szCs w:val="24"/>
         </w:rPr>
-        <w:t xml:space="preserve"> что на зло не станет стараться, за что и поплатился. </w:t>
-      </w:r>
-      <w:proofErr w:type="spellStart"/>
-      <w:r>
-        <w:rPr>
-          <w:rFonts w:ascii="Times New Roman" w:hAnsi="Times New Roman"/>
-          <w:sz w:val="24"/>
-          <w:szCs w:val="24"/>
-        </w:rPr>
-        <w:t>Кукушечка</w:t>
-      </w:r>
-      <w:proofErr w:type="spellEnd"/>
-      <w:r>
-        <w:rPr>
-          <w:rFonts w:ascii="Times New Roman" w:hAnsi="Times New Roman"/>
-          <w:sz w:val="24"/>
-          <w:szCs w:val="24"/>
-        </w:rPr>
-        <w:t>, сизый голубь, совёнок и ц</w:t>
+        <w:t xml:space="preserve"> что на зло не станет стараться, за что и поплатился. Кукушечка, сизый голубь, совёнок и ц</w:t>
       </w:r>
       <w:r>
         <w:rPr>
@@ -18102,151 +16344,7 @@
           <w:sz w:val="24"/>
           <w:szCs w:val="24"/>
         </w:rPr>
-        <w:t xml:space="preserve">плёнок погибли, потому что дали кролику себя обмануть, и вступили в бой с неравными силами. Зайка - любовник кролика умер от передозировки наркотиками, но после этого ещё пол ночи служил кролику верой и правдой, как живой. Кролик сбросился со своей башни, когда узнал, что поставил всё на зеро и проиграл. Он предложил свою травку соседям из могущественной сказочной страны под клятву, что на праздник победы проведёт качественную пропаганду сказочников, про это прознала оппозиция, в лице нашей любительницы мёда мышки полёвки, сони, </w:t>
-      </w:r>
-      <w:proofErr w:type="spellStart"/>
-      <w:r>
-        <w:rPr>
-          <w:rFonts w:ascii="Times New Roman" w:hAnsi="Times New Roman"/>
-          <w:sz w:val="24"/>
-          <w:szCs w:val="24"/>
-        </w:rPr>
-        <w:t>крыски</w:t>
-      </w:r>
-      <w:proofErr w:type="spellEnd"/>
-      <w:r>
-        <w:rPr>
-          <w:rFonts w:ascii="Times New Roman" w:hAnsi="Times New Roman"/>
-          <w:sz w:val="24"/>
-          <w:szCs w:val="24"/>
-        </w:rPr>
-        <w:t xml:space="preserve"> и </w:t>
-      </w:r>
-      <w:proofErr w:type="spellStart"/>
-      <w:r>
-        <w:rPr>
-          <w:rFonts w:ascii="Times New Roman" w:hAnsi="Times New Roman"/>
-          <w:sz w:val="24"/>
-          <w:szCs w:val="24"/>
-        </w:rPr>
-        <w:t>широкоушки</w:t>
-      </w:r>
-      <w:proofErr w:type="spellEnd"/>
-      <w:r>
-        <w:rPr>
-          <w:rFonts w:ascii="Times New Roman" w:hAnsi="Times New Roman"/>
-          <w:sz w:val="24"/>
-          <w:szCs w:val="24"/>
-        </w:rPr>
-        <w:t xml:space="preserve">. Мышка и соня запланировали мирную демонстрацию с плакатами. </w:t>
-      </w:r>
-      <w:proofErr w:type="spellStart"/>
-      <w:r>
-        <w:rPr>
-          <w:rFonts w:ascii="Times New Roman" w:hAnsi="Times New Roman"/>
-          <w:sz w:val="24"/>
-          <w:szCs w:val="24"/>
-        </w:rPr>
-        <w:t>Крыска</w:t>
-      </w:r>
-      <w:proofErr w:type="spellEnd"/>
-      <w:r>
-        <w:rPr>
-          <w:rFonts w:ascii="Times New Roman" w:hAnsi="Times New Roman"/>
-          <w:sz w:val="24"/>
-          <w:szCs w:val="24"/>
-        </w:rPr>
-        <w:t xml:space="preserve"> заготовила покушение, а </w:t>
-      </w:r>
-      <w:proofErr w:type="spellStart"/>
-      <w:r>
-        <w:rPr>
-          <w:rFonts w:ascii="Times New Roman" w:hAnsi="Times New Roman"/>
-          <w:sz w:val="24"/>
-          <w:szCs w:val="24"/>
-        </w:rPr>
-        <w:t>широкоушка</w:t>
-      </w:r>
-      <w:proofErr w:type="spellEnd"/>
-      <w:r>
-        <w:rPr>
-          <w:rFonts w:ascii="Times New Roman" w:hAnsi="Times New Roman"/>
-          <w:sz w:val="24"/>
-          <w:szCs w:val="24"/>
-        </w:rPr>
-        <w:t xml:space="preserve"> решила подтянуть для этого опытных в этом деле бандитов, для чего внедрилась в банду хорька, не предупредив </w:t>
-      </w:r>
-      <w:proofErr w:type="spellStart"/>
-      <w:r>
-        <w:rPr>
-          <w:rFonts w:ascii="Times New Roman" w:hAnsi="Times New Roman"/>
-          <w:sz w:val="24"/>
-          <w:szCs w:val="24"/>
-        </w:rPr>
-        <w:t>крыску</w:t>
-      </w:r>
-      <w:proofErr w:type="spellEnd"/>
-      <w:r>
-        <w:rPr>
-          <w:rFonts w:ascii="Times New Roman" w:hAnsi="Times New Roman"/>
-          <w:sz w:val="24"/>
-          <w:szCs w:val="24"/>
-        </w:rPr>
-        <w:t xml:space="preserve">. Узнав от недалёкой сони, что </w:t>
-      </w:r>
-      <w:proofErr w:type="spellStart"/>
-      <w:r>
-        <w:rPr>
-          <w:rFonts w:ascii="Times New Roman" w:hAnsi="Times New Roman"/>
-          <w:sz w:val="24"/>
-          <w:szCs w:val="24"/>
-        </w:rPr>
-        <w:t>широкоушка</w:t>
-      </w:r>
-      <w:proofErr w:type="spellEnd"/>
-      <w:r>
-        <w:rPr>
-          <w:rFonts w:ascii="Times New Roman" w:hAnsi="Times New Roman"/>
-          <w:sz w:val="24"/>
-          <w:szCs w:val="24"/>
-        </w:rPr>
-        <w:t xml:space="preserve"> оставила её одну, оценив свои силы как недостаточные в борьбе с режимом, </w:t>
-      </w:r>
-      <w:proofErr w:type="spellStart"/>
-      <w:r>
-        <w:rPr>
-          <w:rFonts w:ascii="Times New Roman" w:hAnsi="Times New Roman"/>
-          <w:sz w:val="24"/>
-          <w:szCs w:val="24"/>
-        </w:rPr>
-        <w:t>крыска</w:t>
-      </w:r>
-      <w:proofErr w:type="spellEnd"/>
-      <w:r>
-        <w:rPr>
-          <w:rFonts w:ascii="Times New Roman" w:hAnsi="Times New Roman"/>
-          <w:sz w:val="24"/>
-          <w:szCs w:val="24"/>
-        </w:rPr>
-        <w:t xml:space="preserve"> впала в отчаянье и повесилась. Ну да я о кролике. Кролик внезапно теряет все свои деньги, его банкир умирает, и из его дома пропадают все деньги из сказочной страны и весь кроличий теневой бюджет. Бандит </w:t>
-      </w:r>
-      <w:proofErr w:type="spellStart"/>
-      <w:r>
-        <w:rPr>
-          <w:rFonts w:ascii="Times New Roman" w:hAnsi="Times New Roman"/>
-          <w:sz w:val="24"/>
-          <w:szCs w:val="24"/>
-        </w:rPr>
-        <w:t>енотик</w:t>
-      </w:r>
-      <w:proofErr w:type="spellEnd"/>
-      <w:r>
-        <w:rPr>
-          <w:rFonts w:ascii="Times New Roman" w:hAnsi="Times New Roman"/>
-          <w:sz w:val="24"/>
-          <w:szCs w:val="24"/>
-        </w:rPr>
-        <w:t xml:space="preserve"> передаёт эти деньги белочке. Самой плохой работнице кроличьего бизнеса. Она умудрилась не вспомнить ни одной спрятан</w:t>
+        <w:t>плёнок погибли, потому что дали кролику себя обмануть, и вступили в бой с неравными силами. Зайка - любовник кролика умер от передозировки наркотиками, но после этого ещё пол ночи служил кролику верой и правдой, как живой. Кролик сбросился со своей башни, когда узнал, что поставил всё на зеро и проиграл. Он предложил свою травку соседям из могущественной сказочной страны под клятву, что на праздник победы проведёт качественную пропаганду сказочников, про это прознала оппозиция, в лице нашей любительницы мёда мышки полёвки, сони, крыски и широкоушки. Мышка и соня запланировали мирную демонстрацию с плакатами. Крыска заготовила покушение, а широкоушка решила подтянуть для этого опытных в этом деле бандитов, для чего внедрилась в банду хорька, не предупредив крыску. Узнав от недалёкой сони, что широкоушка оставила её одну, оценив свои силы как недостаточные в борьбе с режимом, крыска впала в отчаянье и повесилась. Ну да я о кролике. Кролик внезапно теряет все свои деньги, его банкир умирает, и из его дома пропадают все деньги из сказочной страны и весь кроличий теневой бюджет. Бандит енотик передаёт эти деньги белочке. Самой плохой работнице кроличьего бизнеса. Она умудрилась не вспомнить ни одной спрятан</w:t>
       </w:r>
       <w:r>
         <w:rPr>
@@ -18386,43 +16484,7 @@
           <w:sz w:val="24"/>
           <w:szCs w:val="24"/>
         </w:rPr>
-        <w:t xml:space="preserve"> когда она проснётся и выйдет и своей норки, которую она всё это время даже не покидала, то обнаружит, что она оказалась единственной </w:t>
-      </w:r>
-      <w:proofErr w:type="spellStart"/>
-      <w:r>
-        <w:rPr>
-          <w:rFonts w:ascii="Times New Roman" w:hAnsi="Times New Roman"/>
-          <w:sz w:val="24"/>
-          <w:szCs w:val="24"/>
-        </w:rPr>
-        <w:t>кукляндкой</w:t>
-      </w:r>
-      <w:proofErr w:type="spellEnd"/>
-      <w:r>
-        <w:rPr>
-          <w:rFonts w:ascii="Times New Roman" w:hAnsi="Times New Roman"/>
-          <w:sz w:val="24"/>
-          <w:szCs w:val="24"/>
-        </w:rPr>
-        <w:t xml:space="preserve"> во всей </w:t>
-      </w:r>
-      <w:proofErr w:type="spellStart"/>
-      <w:r>
-        <w:rPr>
-          <w:rFonts w:ascii="Times New Roman" w:hAnsi="Times New Roman"/>
-          <w:sz w:val="24"/>
-          <w:szCs w:val="24"/>
-        </w:rPr>
-        <w:t>Кукляндии</w:t>
-      </w:r>
-      <w:proofErr w:type="spellEnd"/>
-      <w:r>
-        <w:rPr>
-          <w:rFonts w:ascii="Times New Roman" w:hAnsi="Times New Roman"/>
-          <w:sz w:val="24"/>
-          <w:szCs w:val="24"/>
-        </w:rPr>
-        <w:t>. Нет, понятно, за исключением жабки, малыша цокора, старого крота, бобрёнка, да доктора дятла. Только я вот не поручусь, что они всё ещё живы.</w:t>
+        <w:t xml:space="preserve"> когда она проснётся и выйдет и своей норки, которую она всё это время даже не покидала, то обнаружит, что она оказалась единственной кукляндкой во всей Кукляндии. Нет, понятно, за исключением жабки, малыша цокора, старого крота, бобрёнка, да доктора дятла. Только я вот не поручусь, что они всё ещё живы.</w:t>
       </w:r>
     </w:p>
     <w:p>
@@ -18468,25 +16530,7 @@
           <w:sz w:val="24"/>
           <w:szCs w:val="24"/>
         </w:rPr>
-        <w:t xml:space="preserve">КАЛАН. А получается так, ёжик, что вас убивает не эпидемия, а ваша </w:t>
-      </w:r>
-      <w:proofErr w:type="spellStart"/>
-      <w:r>
-        <w:rPr>
-          <w:rFonts w:ascii="Times New Roman" w:hAnsi="Times New Roman"/>
-          <w:sz w:val="24"/>
-          <w:szCs w:val="24"/>
-        </w:rPr>
-        <w:t>ванильно</w:t>
-      </w:r>
-      <w:proofErr w:type="spellEnd"/>
-      <w:r>
-        <w:rPr>
-          <w:rFonts w:ascii="Times New Roman" w:hAnsi="Times New Roman"/>
-          <w:sz w:val="24"/>
-          <w:szCs w:val="24"/>
-        </w:rPr>
-        <w:t>-инфантильная тупость. И ведь дело даже не в празднике, и не в этой аф</w:t>
+        <w:t>КАЛАН. А получается так, ёжик, что вас убивает не эпидемия, а ваша ванильно-инфантильная тупость. И ведь дело даже не в празднике, и не в этой аф</w:t>
       </w:r>
       <w:r>
         <w:rPr>
@@ -18687,66 +16731,30 @@
           <w:sz w:val="24"/>
           <w:szCs w:val="24"/>
         </w:rPr>
-        <w:t xml:space="preserve">КАЛАН. И точку зрения </w:t>
-      </w:r>
-      <w:proofErr w:type="spellStart"/>
-      <w:r>
-        <w:rPr>
-          <w:rFonts w:ascii="Times New Roman" w:hAnsi="Times New Roman"/>
-          <w:sz w:val="24"/>
-          <w:szCs w:val="24"/>
-        </w:rPr>
-        <w:t>некукляндцев</w:t>
-      </w:r>
-      <w:proofErr w:type="spellEnd"/>
-      <w:r>
-        <w:rPr>
-          <w:rFonts w:ascii="Times New Roman" w:hAnsi="Times New Roman"/>
-          <w:sz w:val="24"/>
-          <w:szCs w:val="24"/>
-        </w:rPr>
-        <w:t>?</w:t>
-      </w:r>
-    </w:p>
-    <w:p>
-      <w:pPr>
-        <w:pBdr>
-          <w:top w:val="nil"/>
-          <w:left w:val="nil"/>
-          <w:bottom w:val="nil"/>
-          <w:right w:val="nil"/>
-        </w:pBdr>
-        <w:rPr>
-          <w:rFonts w:ascii="Times New Roman" w:hAnsi="Times New Roman"/>
-          <w:sz w:val="24"/>
-          <w:szCs w:val="24"/>
-        </w:rPr>
-      </w:pPr>
-      <w:r>
-        <w:rPr>
-          <w:rFonts w:ascii="Times New Roman" w:hAnsi="Times New Roman"/>
-          <w:sz w:val="24"/>
-          <w:szCs w:val="24"/>
-        </w:rPr>
-        <w:t xml:space="preserve">ЁЖИК. Ты про </w:t>
-      </w:r>
-      <w:proofErr w:type="spellStart"/>
-      <w:r>
-        <w:rPr>
-          <w:rFonts w:ascii="Times New Roman" w:hAnsi="Times New Roman"/>
-          <w:sz w:val="24"/>
-          <w:szCs w:val="24"/>
-        </w:rPr>
-        <w:t>мясоедение</w:t>
-      </w:r>
-      <w:proofErr w:type="spellEnd"/>
-      <w:r>
-        <w:rPr>
-          <w:rFonts w:ascii="Times New Roman" w:hAnsi="Times New Roman"/>
-          <w:sz w:val="24"/>
-          <w:szCs w:val="24"/>
-        </w:rPr>
-        <w:t>?</w:t>
+        <w:t>КАЛАН. И точку зрения некукляндцев?</w:t>
+      </w:r>
+    </w:p>
+    <w:p>
+      <w:pPr>
+        <w:pBdr>
+          <w:top w:val="nil"/>
+          <w:left w:val="nil"/>
+          <w:bottom w:val="nil"/>
+          <w:right w:val="nil"/>
+        </w:pBdr>
+        <w:rPr>
+          <w:rFonts w:ascii="Times New Roman" w:hAnsi="Times New Roman"/>
+          <w:sz w:val="24"/>
+          <w:szCs w:val="24"/>
+        </w:rPr>
+      </w:pPr>
+      <w:r>
+        <w:rPr>
+          <w:rFonts w:ascii="Times New Roman" w:hAnsi="Times New Roman"/>
+          <w:sz w:val="24"/>
+          <w:szCs w:val="24"/>
+        </w:rPr>
+        <w:t>ЁЖИК. Ты про мясоедение?</w:t>
       </w:r>
     </w:p>
     <w:p>
@@ -18838,84 +16846,30 @@
           <w:sz w:val="24"/>
           <w:szCs w:val="24"/>
         </w:rPr>
-        <w:t xml:space="preserve">ЁЖИК. Напротив! Мы </w:t>
-      </w:r>
-      <w:proofErr w:type="spellStart"/>
-      <w:r>
-        <w:rPr>
-          <w:rFonts w:ascii="Times New Roman" w:hAnsi="Times New Roman"/>
-          <w:sz w:val="24"/>
-          <w:szCs w:val="24"/>
-        </w:rPr>
-        <w:t>кукляндцы</w:t>
-      </w:r>
-      <w:proofErr w:type="spellEnd"/>
-      <w:r>
-        <w:rPr>
-          <w:rFonts w:ascii="Times New Roman" w:hAnsi="Times New Roman"/>
-          <w:sz w:val="24"/>
-          <w:szCs w:val="24"/>
-        </w:rPr>
-        <w:t xml:space="preserve"> - яркие индивидуальности!</w:t>
-      </w:r>
-    </w:p>
-    <w:p>
-      <w:pPr>
-        <w:pBdr>
-          <w:top w:val="nil"/>
-          <w:left w:val="nil"/>
-          <w:bottom w:val="nil"/>
-          <w:right w:val="nil"/>
-        </w:pBdr>
-        <w:rPr>
-          <w:rFonts w:ascii="Times New Roman" w:hAnsi="Times New Roman"/>
-          <w:sz w:val="24"/>
-          <w:szCs w:val="24"/>
-        </w:rPr>
-      </w:pPr>
-      <w:r>
-        <w:rPr>
-          <w:rFonts w:ascii="Times New Roman" w:hAnsi="Times New Roman"/>
-          <w:sz w:val="24"/>
-          <w:szCs w:val="24"/>
-        </w:rPr>
-        <w:t xml:space="preserve">КАЛАН. Враньё. Вы одинаковы в своей индивидуальности. Как воробьи - видел одного </w:t>
-      </w:r>
-      <w:proofErr w:type="spellStart"/>
-      <w:r>
-        <w:rPr>
-          <w:rFonts w:ascii="Times New Roman" w:hAnsi="Times New Roman"/>
-          <w:sz w:val="24"/>
-          <w:szCs w:val="24"/>
-        </w:rPr>
-        <w:t>кукляндца</w:t>
-      </w:r>
-      <w:proofErr w:type="spellEnd"/>
-      <w:r>
-        <w:rPr>
-          <w:rFonts w:ascii="Times New Roman" w:hAnsi="Times New Roman"/>
-          <w:sz w:val="24"/>
-          <w:szCs w:val="24"/>
-        </w:rPr>
-        <w:t xml:space="preserve"> - видел их всех. Тебе сказали чествовать кота в сапогах - ты его чествуешь, тебе сказали забыть Рики Тики </w:t>
-      </w:r>
-      <w:proofErr w:type="spellStart"/>
-      <w:r>
-        <w:rPr>
-          <w:rFonts w:ascii="Times New Roman" w:hAnsi="Times New Roman"/>
-          <w:sz w:val="24"/>
-          <w:szCs w:val="24"/>
-        </w:rPr>
-        <w:t>Тави</w:t>
-      </w:r>
-      <w:proofErr w:type="spellEnd"/>
-      <w:r>
-        <w:rPr>
-          <w:rFonts w:ascii="Times New Roman" w:hAnsi="Times New Roman"/>
-          <w:sz w:val="24"/>
-          <w:szCs w:val="24"/>
-        </w:rPr>
-        <w:t>, и ты его забыл, Ёжик.</w:t>
+        <w:t>ЁЖИК. Напротив! Мы кукляндцы - яркие индивидуальности!</w:t>
+      </w:r>
+    </w:p>
+    <w:p>
+      <w:pPr>
+        <w:pBdr>
+          <w:top w:val="nil"/>
+          <w:left w:val="nil"/>
+          <w:bottom w:val="nil"/>
+          <w:right w:val="nil"/>
+        </w:pBdr>
+        <w:rPr>
+          <w:rFonts w:ascii="Times New Roman" w:hAnsi="Times New Roman"/>
+          <w:sz w:val="24"/>
+          <w:szCs w:val="24"/>
+        </w:rPr>
+      </w:pPr>
+      <w:r>
+        <w:rPr>
+          <w:rFonts w:ascii="Times New Roman" w:hAnsi="Times New Roman"/>
+          <w:sz w:val="24"/>
+          <w:szCs w:val="24"/>
+        </w:rPr>
+        <w:t>КАЛАН. Враньё. Вы одинаковы в своей индивидуальности. Как воробьи - видел одного кукляндца - видел их всех. Тебе сказали чествовать кота в сапогах - ты его чествуешь, тебе сказали забыть Рики Тики Тави, и ты его забыл, Ёжик.</w:t>
       </w:r>
     </w:p>
     <w:p>
@@ -19030,25 +16984,7 @@
           <w:sz w:val="24"/>
           <w:szCs w:val="24"/>
         </w:rPr>
-        <w:t xml:space="preserve">ЁЖИК. А у нас </w:t>
-      </w:r>
-      <w:proofErr w:type="spellStart"/>
-      <w:r>
-        <w:rPr>
-          <w:rFonts w:ascii="Times New Roman" w:hAnsi="Times New Roman"/>
-          <w:sz w:val="24"/>
-          <w:szCs w:val="24"/>
-        </w:rPr>
-        <w:t>лигалайз</w:t>
-      </w:r>
-      <w:proofErr w:type="spellEnd"/>
-      <w:r>
-        <w:rPr>
-          <w:rFonts w:ascii="Times New Roman" w:hAnsi="Times New Roman"/>
-          <w:sz w:val="24"/>
-          <w:szCs w:val="24"/>
-        </w:rPr>
-        <w:t>!</w:t>
+        <w:t>ЁЖИК. А у нас лигалайз!</w:t>
       </w:r>
     </w:p>
     <w:p>
@@ -19386,25 +17322,7 @@
           <w:sz w:val="24"/>
           <w:szCs w:val="24"/>
         </w:rPr>
-        <w:t xml:space="preserve">ВЫДРА. </w:t>
-      </w:r>
-      <w:proofErr w:type="spellStart"/>
-      <w:r>
-        <w:rPr>
-          <w:rFonts w:ascii="Times New Roman" w:hAnsi="Times New Roman"/>
-          <w:sz w:val="24"/>
-          <w:szCs w:val="24"/>
-        </w:rPr>
-        <w:t>Мммм</w:t>
-      </w:r>
-      <w:proofErr w:type="spellEnd"/>
-      <w:r>
-        <w:rPr>
-          <w:rFonts w:ascii="Times New Roman" w:hAnsi="Times New Roman"/>
-          <w:sz w:val="24"/>
-          <w:szCs w:val="24"/>
-        </w:rPr>
-        <w:t>... Иногда мне хочется</w:t>
+        <w:t>ВЫДРА. Мммм... Иногда мне хочется</w:t>
       </w:r>
       <w:r>
         <w:rPr>
@@ -19791,61 +17709,7 @@
           <w:szCs w:val="24"/>
         </w:rPr>
         <w:lastRenderedPageBreak/>
-        <w:t xml:space="preserve">БАБОЧКА. </w:t>
-      </w:r>
-      <w:proofErr w:type="spellStart"/>
-      <w:r>
-        <w:rPr>
-          <w:rFonts w:ascii="Times New Roman" w:hAnsi="Times New Roman"/>
-          <w:sz w:val="24"/>
-          <w:szCs w:val="24"/>
-        </w:rPr>
-        <w:t>Ммм</w:t>
-      </w:r>
-      <w:proofErr w:type="spellEnd"/>
-      <w:r>
-        <w:rPr>
-          <w:rFonts w:ascii="Times New Roman" w:hAnsi="Times New Roman"/>
-          <w:sz w:val="24"/>
-          <w:szCs w:val="24"/>
-        </w:rPr>
-        <w:t xml:space="preserve">... </w:t>
-      </w:r>
-      <w:proofErr w:type="spellStart"/>
-      <w:r>
-        <w:rPr>
-          <w:rFonts w:ascii="Times New Roman" w:hAnsi="Times New Roman"/>
-          <w:sz w:val="24"/>
-          <w:szCs w:val="24"/>
-        </w:rPr>
-        <w:t>Ням-ням-ням</w:t>
-      </w:r>
-      <w:proofErr w:type="spellEnd"/>
-      <w:r>
-        <w:rPr>
-          <w:rFonts w:ascii="Times New Roman" w:hAnsi="Times New Roman"/>
-          <w:sz w:val="24"/>
-          <w:szCs w:val="24"/>
-        </w:rPr>
-        <w:t xml:space="preserve">. Какой </w:t>
-      </w:r>
-      <w:proofErr w:type="spellStart"/>
-      <w:r>
-        <w:rPr>
-          <w:rFonts w:ascii="Times New Roman" w:hAnsi="Times New Roman"/>
-          <w:sz w:val="24"/>
-          <w:szCs w:val="24"/>
-        </w:rPr>
-        <w:t>вкуснющий</w:t>
-      </w:r>
-      <w:proofErr w:type="spellEnd"/>
-      <w:r>
-        <w:rPr>
-          <w:rFonts w:ascii="Times New Roman" w:hAnsi="Times New Roman"/>
-          <w:sz w:val="24"/>
-          <w:szCs w:val="24"/>
-        </w:rPr>
-        <w:t xml:space="preserve"> нектар, прямо сказка!</w:t>
+        <w:t>БАБОЧКА. Ммм... Ням-ням-ням. Какой вкуснющий нектар, прямо сказка!</w:t>
       </w:r>
     </w:p>
     <w:p>
@@ -19946,7 +17810,6 @@
           <w:szCs w:val="24"/>
         </w:rPr>
       </w:pPr>
-      <w:proofErr w:type="spellStart"/>
       <w:r>
         <w:rPr>
           <w:rFonts w:ascii="Times New Roman" w:hAnsi="Times New Roman"/>
@@ -19955,7 +17818,6 @@
         </w:rPr>
         <w:t>Конец.</w:t>
       </w:r>
-      <w:proofErr w:type="spellEnd"/>
     </w:p>
     <w:sectPr>
       <w:pgSz w:w="12240" w:h="15840"/>
